--- a/docs/versions-financement/lettres-soutien/lettre-engagement-porteur-bpifrance.docx
+++ b/docs/versions-financement/lettres-soutien/lettre-engagement-porteur-bpifrance.docx
@@ -1,14 +1,14 @@
 
 <file path=word/document.xml><?xml version="1.0" encoding="utf-8"?>
-<w:document xmlns:w="http://schemas.openxmlformats.org/wordprocessingml/2006/main" xmlns:m="http://schemas.openxmlformats.org/officeDocument/2006/math" xmlns:r="http://schemas.openxmlformats.org/officeDocument/2006/relationships" xmlns:o="urn:schemas-microsoft-com:office:office" xmlns:v="urn:schemas-microsoft-com:vml" xmlns:w10="urn:schemas-microsoft-com:office:word" xmlns:a="http://schemas.openxmlformats.org/drawingml/2006/main" xmlns:pic="http://schemas.openxmlformats.org/drawingml/2006/picture" xmlns:wp="http://schemas.openxmlformats.org/drawingml/2006/wordprocessingDrawing">
+<w:document xmlns:wpc="http://schemas.microsoft.com/office/word/2010/wordprocessingCanvas" xmlns:cx="http://schemas.microsoft.com/office/drawing/2014/chartex" xmlns:cx1="http://schemas.microsoft.com/office/drawing/2015/9/8/chartex" xmlns:cx2="http://schemas.microsoft.com/office/drawing/2015/10/21/chartex" xmlns:cx3="http://schemas.microsoft.com/office/drawing/2016/5/9/chartex" xmlns:cx4="http://schemas.microsoft.com/office/drawing/2016/5/10/chartex" xmlns:cx5="http://schemas.microsoft.com/office/drawing/2016/5/11/chartex" xmlns:cx6="http://schemas.microsoft.com/office/drawing/2016/5/12/chartex" xmlns:cx7="http://schemas.microsoft.com/office/drawing/2016/5/13/chartex" xmlns:cx8="http://schemas.microsoft.com/office/drawing/2016/5/14/chartex" xmlns:mc="http://schemas.openxmlformats.org/markup-compatibility/2006" xmlns:aink="http://schemas.microsoft.com/office/drawing/2016/ink" xmlns:am3d="http://schemas.microsoft.com/office/drawing/2017/model3d" xmlns:o="urn:schemas-microsoft-com:office:office" xmlns:oel="http://schemas.microsoft.com/office/2019/extlst" xmlns:r="http://schemas.openxmlformats.org/officeDocument/2006/relationships" xmlns:m="http://schemas.openxmlformats.org/officeDocument/2006/math" xmlns:v="urn:schemas-microsoft-com:vml" xmlns:wp14="http://schemas.microsoft.com/office/word/2010/wordprocessingDrawing" xmlns:wp="http://schemas.openxmlformats.org/drawingml/2006/wordprocessingDrawing" xmlns:w10="urn:schemas-microsoft-com:office:word" xmlns:w="http://schemas.openxmlformats.org/wordprocessingml/2006/main" xmlns:w14="http://schemas.microsoft.com/office/word/2010/wordml" xmlns:w15="http://schemas.microsoft.com/office/word/2012/wordml" xmlns:w16cex="http://schemas.microsoft.com/office/word/2018/wordml/cex" xmlns:w16cid="http://schemas.microsoft.com/office/word/2016/wordml/cid" xmlns:w16="http://schemas.microsoft.com/office/word/2018/wordml" xmlns:w16du="http://schemas.microsoft.com/office/word/2023/wordml/word16du" xmlns:w16sdtdh="http://schemas.microsoft.com/office/word/2020/wordml/sdtdatahash" xmlns:w16sdtfl="http://schemas.microsoft.com/office/word/2024/wordml/sdtformatlock" xmlns:w16se="http://schemas.microsoft.com/office/word/2015/wordml/symex" xmlns:wpg="http://schemas.microsoft.com/office/word/2010/wordprocessingGroup" xmlns:wpi="http://schemas.microsoft.com/office/word/2010/wordprocessingInk" xmlns:wne="http://schemas.microsoft.com/office/word/2006/wordml" xmlns:wps="http://schemas.microsoft.com/office/word/2010/wordprocessingShape" mc:Ignorable="w14 w15 w16se w16cid w16 w16cex w16sdtdh w16sdtfl w16du wp14">
   <w:body>
-    <w:bookmarkStart w:id="9" w:name="X8e2de45ca55012874263a984e6b51e57a487453"/>
     <w:p>
       <w:pPr>
-        <w:pStyle w:val="Heading1"/>
-      </w:pPr>
-      <w:r>
-        <w:t xml:space="preserve">Lettre de soutien — Bpifrance (complément porteur)</w:t>
+        <w:pStyle w:val="Titre1"/>
+      </w:pPr>
+      <w:bookmarkStart w:id="0" w:name="X8e2de45ca55012874263a984e6b51e57a487453"/>
+      <w:r>
+        <w:t>Lettre de soutien — Bpifrance (complément porteur)</w:t>
       </w:r>
     </w:p>
     <w:p>
@@ -20,13 +20,45 @@
           <w:i/>
           <w:iCs/>
         </w:rPr>
-        <w:t xml:space="preserve">Courte lettre d’engagement du porteur pour dossier Bourse French Tech — à joindre si le formulaire le demande.</w:t>
+        <w:t xml:space="preserve">Courte </w:t>
+      </w:r>
+      <w:proofErr w:type="spellStart"/>
+      <w:r>
+        <w:rPr>
+          <w:i/>
+          <w:iCs/>
+        </w:rPr>
+        <w:t>lettre</w:t>
+      </w:r>
+      <w:proofErr w:type="spellEnd"/>
+      <w:r>
+        <w:rPr>
+          <w:i/>
+          <w:iCs/>
+        </w:rPr>
+        <w:t xml:space="preserve"> </w:t>
+      </w:r>
+      <w:proofErr w:type="spellStart"/>
+      <w:r>
+        <w:rPr>
+          <w:i/>
+          <w:iCs/>
+        </w:rPr>
+        <w:t>d’engagement</w:t>
+      </w:r>
+      <w:proofErr w:type="spellEnd"/>
+      <w:r>
+        <w:rPr>
+          <w:i/>
+          <w:iCs/>
+        </w:rPr>
+        <w:t xml:space="preserve"> du porteur pour dossier Bourse French Tech — à joindre si le formulaire le demande.</w:t>
       </w:r>
     </w:p>
     <w:p>
       <w:r>
-        <w:pict>
-          <v:rect style="width:0;height:1.5pt" o:hralign="center" o:hrstd="t" o:hr="t"/>
+        <w:pict w14:anchorId="14E8444F">
+          <v:rect id="_x0000_i1025" style="width:0;height:1.5pt" o:hralign="center" o:hrstd="t" o:hr="t"/>
         </w:pict>
       </w:r>
     </w:p>
@@ -39,39 +71,69 @@
           <w:b/>
           <w:bCs/>
         </w:rPr>
-        <w:t xml:space="preserve">Fabien DUPONT</w:t>
+        <w:t>Fabien DUPONT</w:t>
       </w:r>
       <w:r>
         <w:br/>
-      </w:r>
-      <w:r>
-        <w:t xml:space="preserve">Porteur du projet AIMEDIArt</w:t>
+        <w:t>Porteur du projet AIMEDIArt</w:t>
       </w:r>
       <w:r>
         <w:br/>
-      </w:r>
-      <w:r>
-        <w:t xml:space="preserve">🟦 [Adresse]</w:t>
+        <w:t xml:space="preserve">🟦 </w:t>
+      </w:r>
+      <w:r>
+        <w:t>9 rue des Bagrasses – 57420 VERNY</w:t>
       </w:r>
       <w:r>
         <w:br/>
-      </w:r>
-      <w:r>
-        <w:t xml:space="preserve">🟦 [Courriel] · 🟦 [Téléphone]</w:t>
+        <w:t xml:space="preserve">🟦 </w:t>
+      </w:r>
+      <w:r>
+        <w:t>fadu57@gmail.com</w:t>
+      </w:r>
+      <w:r>
+        <w:t xml:space="preserve"> 🟦 </w:t>
+      </w:r>
+      <w:r>
+        <w:t>06 62 22 73 12</w:t>
       </w:r>
     </w:p>
     <w:p>
       <w:pPr>
-        <w:pStyle w:val="BodyText"/>
-      </w:pPr>
-      <w:r>
-        <w:t xml:space="preserve">🟦 [Ville], le 🟦 [date]</w:t>
+        <w:pStyle w:val="Corpsdetexte"/>
+      </w:pPr>
+      <w:r>
+        <w:t>🟦</w:t>
+      </w:r>
+      <w:r>
+        <w:t>Verny</w:t>
+      </w:r>
+      <w:r>
+        <w:t xml:space="preserve">, le </w:t>
+      </w:r>
+      <w:r>
+        <w:fldChar w:fldCharType="begin"/>
+      </w:r>
+      <w:r>
+        <w:instrText xml:space="preserve"> PRINTDATE  \@ "d MMMM yyyy" \* MERGEFORMAT </w:instrText>
+      </w:r>
+      <w:r>
+        <w:fldChar w:fldCharType="separate"/>
+      </w:r>
+      <w:r>
+        <w:rPr>
+          <w:noProof/>
+        </w:rPr>
+        <w:t>0 XXX 0000</w:t>
+      </w:r>
+      <w:r>
+        <w:fldChar w:fldCharType="end"/>
       </w:r>
     </w:p>
     <w:p>
       <w:r>
-        <w:pict>
-          <v:rect style="width:0;height:1.5pt" o:hralign="center" o:hrstd="t" o:hr="t"/>
+        <w:pict w14:anchorId="2D913675">
+          <v:rect id="_x0000_i1026" style="width:0;height:1.5pt" o:hralign="center" o:hrstd="t" o:hr="t"/>
         </w:pict>
       </w:r>
     </w:p>
@@ -84,59 +146,46 @@
           <w:b/>
           <w:bCs/>
         </w:rPr>
-        <w:t xml:space="preserve">À l’attention de</w:t>
+        <w:t>À l’attention de</w:t>
       </w:r>
       <w:r>
         <w:br/>
-      </w:r>
-      <w:r>
-        <w:t xml:space="preserve">Bpifrance — Bourse French Tech</w:t>
+        <w:t>Bpifrance — Bourse French Tech</w:t>
       </w:r>
       <w:r>
         <w:br/>
-      </w:r>
-      <w:r>
-        <w:t xml:space="preserve">🟦 [Antenne régionale si connue]</w:t>
+        <w:t>🟦 [Antenne régionale si connue]</w:t>
       </w:r>
     </w:p>
     <w:p>
       <w:pPr>
-        <w:pStyle w:val="BodyText"/>
+        <w:pStyle w:val="Corpsdetexte"/>
       </w:pPr>
       <w:r>
         <w:rPr>
           <w:b/>
           <w:bCs/>
         </w:rPr>
-        <w:t xml:space="preserve">Objet :</w:t>
-      </w:r>
-      <w:r>
-        <w:t xml:space="preserve"> </w:t>
-      </w:r>
-      <w:r>
-        <w:t xml:space="preserve">Projet AIMEDIArt — demande de</w:t>
-      </w:r>
-      <w:r>
-        <w:t xml:space="preserve"> </w:t>
+        <w:t>Objet :</w:t>
+      </w:r>
+      <w:r>
+        <w:t xml:space="preserve"> Projet AIMEDIArt — demande de </w:t>
       </w:r>
       <w:r>
         <w:rPr>
           <w:b/>
           <w:bCs/>
         </w:rPr>
-        <w:t xml:space="preserve">25 000 €</w:t>
-      </w:r>
-      <w:r>
-        <w:t xml:space="preserve"> </w:t>
-      </w:r>
-      <w:r>
-        <w:t xml:space="preserve">(Bourse French Tech)</w:t>
+        <w:t>25 000 €</w:t>
+      </w:r>
+      <w:r>
+        <w:t xml:space="preserve"> (Bourse French Tech)</w:t>
       </w:r>
     </w:p>
     <w:p>
       <w:r>
-        <w:pict>
-          <v:rect style="width:0;height:1.5pt" o:hralign="center" o:hrstd="t" o:hr="t"/>
+        <w:pict w14:anchorId="36E30357">
+          <v:rect id="_x0000_i1027" style="width:0;height:1.5pt" o:hralign="center" o:hrstd="t" o:hr="t"/>
         </w:pict>
       </w:r>
     </w:p>
@@ -145,252 +194,327 @@
         <w:pStyle w:val="FirstParagraph"/>
       </w:pPr>
       <w:r>
-        <w:t xml:space="preserve">Madame, Monsieur,</w:t>
+        <w:t>Madame, Monsieur,</w:t>
       </w:r>
     </w:p>
     <w:p>
       <w:pPr>
-        <w:pStyle w:val="BodyText"/>
-      </w:pPr>
-      <w:r>
-        <w:t xml:space="preserve">Je soussigné</w:t>
-      </w:r>
-      <w:r>
-        <w:t xml:space="preserve"> </w:t>
+        <w:pStyle w:val="Corpsdetexte"/>
+      </w:pPr>
+      <w:r>
+        <w:t xml:space="preserve">Je soussigné </w:t>
       </w:r>
       <w:r>
         <w:rPr>
           <w:b/>
           <w:bCs/>
         </w:rPr>
-        <w:t xml:space="preserve">Fabien Dupont</w:t>
-      </w:r>
-      <w:r>
-        <w:t xml:space="preserve">, porteur du projet</w:t>
-      </w:r>
-      <w:r>
-        <w:t xml:space="preserve"> </w:t>
+        <w:t>Fabien Dupont</w:t>
+      </w:r>
+      <w:r>
+        <w:t xml:space="preserve">, porteur du projet </w:t>
       </w:r>
       <w:r>
         <w:rPr>
           <w:b/>
           <w:bCs/>
         </w:rPr>
-        <w:t xml:space="preserve">AIMEDIArt</w:t>
-      </w:r>
-      <w:r>
-        <w:t xml:space="preserve">, sollicite une</w:t>
-      </w:r>
-      <w:r>
-        <w:t xml:space="preserve"> </w:t>
+        <w:t>AIMEDIArt</w:t>
+      </w:r>
+      <w:r>
+        <w:t xml:space="preserve">, sollicite une </w:t>
       </w:r>
       <w:r>
         <w:rPr>
           <w:b/>
           <w:bCs/>
         </w:rPr>
-        <w:t xml:space="preserve">Bourse French Tech de 25 000 €</w:t>
-      </w:r>
-      <w:r>
-        <w:t xml:space="preserve"> </w:t>
-      </w:r>
-      <w:r>
-        <w:t xml:space="preserve">pour accélérer la montée en charge d’un</w:t>
-      </w:r>
-      <w:r>
-        <w:t xml:space="preserve"> </w:t>
+        <w:t>Bourse French Tech de 25 000 €</w:t>
+      </w:r>
+      <w:r>
+        <w:t xml:space="preserve"> pour accélérer la montée en charge d’un </w:t>
       </w:r>
       <w:r>
         <w:rPr>
           <w:b/>
           <w:bCs/>
         </w:rPr>
-        <w:t xml:space="preserve">SaaS B2B</w:t>
-      </w:r>
-      <w:r>
-        <w:t xml:space="preserve"> </w:t>
-      </w:r>
-      <w:r>
-        <w:t xml:space="preserve">déjà opérationnel au service de la médiation des arts visuels.</w:t>
+        <w:t>SaaS B2B</w:t>
+      </w:r>
+      <w:r>
+        <w:t xml:space="preserve"> déjà opérationnel au service de la médiation des arts visuels.</w:t>
       </w:r>
     </w:p>
     <w:p>
       <w:pPr>
-        <w:pStyle w:val="BodyText"/>
+        <w:pStyle w:val="Corpsdetexte"/>
       </w:pPr>
       <w:r>
         <w:rPr>
           <w:b/>
           <w:bCs/>
         </w:rPr>
-        <w:t xml:space="preserve">État d’avancement :</w:t>
-      </w:r>
-      <w:r>
-        <w:t xml:space="preserve"> </w:t>
-      </w:r>
-      <w:r>
-        <w:t xml:space="preserve">plateforme live · abonnements · génération IA · statistiques · dépôt e-Soleau INPI (juin 2026).</w:t>
+        <w:t>État d’avancement :</w:t>
+      </w:r>
+      <w:r>
+        <w:t xml:space="preserve"> plateforme live · abonnements · génération IA · statistiques · dépôt e-Soleau INPI (juin 2026).</w:t>
       </w:r>
     </w:p>
     <w:p>
       <w:pPr>
-        <w:pStyle w:val="BodyText"/>
+        <w:pStyle w:val="Corpsdetexte"/>
       </w:pPr>
       <w:r>
         <w:rPr>
           <w:b/>
           <w:bCs/>
         </w:rPr>
-        <w:t xml:space="preserve">Usage des fonds :</w:t>
-      </w:r>
-      <w:r>
-        <w:t xml:space="preserve"> </w:t>
-      </w:r>
-      <w:r>
-        <w:t xml:space="preserve">- intégration paiement Stripe et facturation récurrente automatisée ;</w:t>
-      </w:r>
-      <w:r>
-        <w:t xml:space="preserve"> </w:t>
-      </w:r>
-      <w:r>
-        <w:t xml:space="preserve">- accélération développement (1 dev sous-traité, M7–M13) ;</w:t>
-      </w:r>
-      <w:r>
-        <w:t xml:space="preserve"> </w:t>
-      </w:r>
-      <w:r>
-        <w:t xml:space="preserve">- actions d’acquisition clients B2B (institutions culturelles).</w:t>
-      </w:r>
-    </w:p>
-    <w:p>
-      <w:pPr>
-        <w:pStyle w:val="BodyText"/>
-      </w:pPr>
+        <w:t xml:space="preserve">Usage des </w:t>
+      </w:r>
+      <w:proofErr w:type="gramStart"/>
       <w:r>
         <w:rPr>
           <w:b/>
           <w:bCs/>
         </w:rPr>
-        <w:t xml:space="preserve">Marché :</w:t>
-      </w:r>
+        <w:t>fonds :</w:t>
+      </w:r>
+      <w:proofErr w:type="gramEnd"/>
       <w:r>
         <w:t xml:space="preserve"> </w:t>
-      </w:r>
-      <w:r>
-        <w:t xml:space="preserve">~3 750 structures adressables en France · extension UE (5 langues). Prévisionnel 36 mois joint (</w:t>
-      </w:r>
-      <w:r>
-        <w:rPr>
-          <w:rStyle w:val="VerbatimChar"/>
-        </w:rPr>
-        <w:t xml:space="preserve">business-plan-previsionnel-36m.xlsx</w:t>
-      </w:r>
-      <w:r>
-        <w:t xml:space="preserve">).</w:t>
       </w:r>
     </w:p>
     <w:p>
       <w:pPr>
-        <w:pStyle w:val="BodyText"/>
-      </w:pPr>
+        <w:pStyle w:val="Corpsdetexte"/>
+        <w:numPr>
+          <w:ilvl w:val="0"/>
+          <w:numId w:val="2"/>
+        </w:numPr>
+        <w:ind w:left="714" w:hanging="357"/>
+        <w:contextualSpacing/>
+      </w:pPr>
+      <w:proofErr w:type="spellStart"/>
+      <w:r>
+        <w:t>intégration</w:t>
+      </w:r>
+      <w:proofErr w:type="spellEnd"/>
+      <w:r>
+        <w:t xml:space="preserve"> </w:t>
+      </w:r>
+      <w:proofErr w:type="spellStart"/>
+      <w:r>
+        <w:t>paiement</w:t>
+      </w:r>
+      <w:proofErr w:type="spellEnd"/>
+      <w:r>
+        <w:t xml:space="preserve"> Stripe et </w:t>
+      </w:r>
+      <w:proofErr w:type="spellStart"/>
+      <w:r>
+        <w:t>facturation</w:t>
+      </w:r>
+      <w:proofErr w:type="spellEnd"/>
+      <w:r>
+        <w:t xml:space="preserve"> </w:t>
+      </w:r>
+      <w:proofErr w:type="spellStart"/>
+      <w:r>
+        <w:t>récurrente</w:t>
+      </w:r>
+      <w:proofErr w:type="spellEnd"/>
+      <w:r>
+        <w:t xml:space="preserve"> </w:t>
+      </w:r>
+      <w:proofErr w:type="gramStart"/>
+      <w:r>
+        <w:t>automatisée ;</w:t>
+      </w:r>
+      <w:proofErr w:type="gramEnd"/>
+      <w:r>
+        <w:t xml:space="preserve"> </w:t>
+      </w:r>
+    </w:p>
+    <w:p>
+      <w:pPr>
+        <w:pStyle w:val="Corpsdetexte"/>
+        <w:numPr>
+          <w:ilvl w:val="0"/>
+          <w:numId w:val="2"/>
+        </w:numPr>
+        <w:ind w:left="714" w:hanging="357"/>
+        <w:contextualSpacing/>
+      </w:pPr>
+      <w:proofErr w:type="spellStart"/>
+      <w:r>
+        <w:t>accélération</w:t>
+      </w:r>
+      <w:proofErr w:type="spellEnd"/>
+      <w:r>
+        <w:t xml:space="preserve"> </w:t>
+      </w:r>
+      <w:proofErr w:type="spellStart"/>
+      <w:r>
+        <w:t>développement</w:t>
+      </w:r>
+      <w:proofErr w:type="spellEnd"/>
+      <w:r>
+        <w:t xml:space="preserve"> (1 dev sous-traité, M7–M13</w:t>
+      </w:r>
+      <w:proofErr w:type="gramStart"/>
+      <w:r>
+        <w:t>) ;</w:t>
+      </w:r>
+      <w:proofErr w:type="gramEnd"/>
+      <w:r>
+        <w:t xml:space="preserve"> </w:t>
+      </w:r>
+    </w:p>
+    <w:p>
+      <w:pPr>
+        <w:pStyle w:val="Corpsdetexte"/>
+        <w:numPr>
+          <w:ilvl w:val="0"/>
+          <w:numId w:val="2"/>
+        </w:numPr>
+        <w:ind w:left="714" w:hanging="357"/>
+        <w:contextualSpacing/>
+      </w:pPr>
+      <w:r>
+        <w:t xml:space="preserve">actions </w:t>
+      </w:r>
+      <w:proofErr w:type="spellStart"/>
+      <w:r>
+        <w:t>d’acquisition</w:t>
+      </w:r>
+      <w:proofErr w:type="spellEnd"/>
+      <w:r>
+        <w:t xml:space="preserve"> clients B2B (institutions </w:t>
+      </w:r>
+      <w:proofErr w:type="spellStart"/>
+      <w:r>
+        <w:t>culturelles</w:t>
+      </w:r>
+      <w:proofErr w:type="spellEnd"/>
+      <w:r>
+        <w:t>).</w:t>
+      </w:r>
+    </w:p>
+    <w:p>
+      <w:pPr>
+        <w:pStyle w:val="Corpsdetexte"/>
+        <w:numPr>
+          <w:ilvl w:val="0"/>
+          <w:numId w:val="2"/>
+        </w:numPr>
+        <w:ind w:left="714" w:hanging="357"/>
+        <w:contextualSpacing/>
+      </w:pPr>
+    </w:p>
+    <w:p>
+      <w:pPr>
+        <w:pStyle w:val="Corpsdetexte"/>
+      </w:pPr>
+      <w:proofErr w:type="gramStart"/>
       <w:r>
         <w:rPr>
           <w:b/>
           <w:bCs/>
         </w:rPr>
-        <w:t xml:space="preserve">Équipe :</w:t>
-      </w:r>
-      <w:r>
-        <w:t xml:space="preserve"> </w:t>
-      </w:r>
-      <w:r>
-        <w:t xml:space="preserve">Fabien Dupont (ESSEC, porteur technique et commercial) · Jean-Yves CAMUS (NOP Grand Est, conseil sectoriel) · Robin Caudy (ENI Brest, industrialisation produit).</w:t>
+        <w:t>Marché :</w:t>
+      </w:r>
+      <w:proofErr w:type="gramEnd"/>
+      <w:r>
+        <w:t xml:space="preserve"> ~3 750 structures adressables en France · extension UE (5 langues). Prévisionnel 36 mois joint (</w:t>
+      </w:r>
+      <w:r>
+        <w:rPr>
+          <w:rStyle w:val="VerbatimChar"/>
+        </w:rPr>
+        <w:t>business-plan-previsionnel-36m.xlsx</w:t>
+      </w:r>
+      <w:r>
+        <w:t>).</w:t>
       </w:r>
     </w:p>
     <w:p>
       <w:pPr>
-        <w:pStyle w:val="BodyText"/>
+        <w:pStyle w:val="Corpsdetexte"/>
       </w:pPr>
       <w:r>
         <w:rPr>
           <w:b/>
           <w:bCs/>
         </w:rPr>
-        <w:t xml:space="preserve">Cofinancements en cours :</w:t>
-      </w:r>
-      <w:r>
-        <w:t xml:space="preserve"> </w:t>
-      </w:r>
-      <w:r>
-        <w:t xml:space="preserve">DRAC SNI (25 k€) · Région Grand Est (40 k€) · CNC (28 k€).</w:t>
+        <w:t>Équipe :</w:t>
+      </w:r>
+      <w:r>
+        <w:t xml:space="preserve"> Fabien Dupont (ESSEC, porteur technique et commercial) · Jean-Yves CAMUS (NOP Grand Est, conseil sectoriel) · Robin Caudy (ENI Brest, industrialisation produit).</w:t>
       </w:r>
     </w:p>
     <w:p>
       <w:pPr>
-        <w:pStyle w:val="BodyText"/>
-      </w:pPr>
-      <w:r>
-        <w:t xml:space="preserve">Je reste à votre disposition pour une présentation du projet.</w:t>
-      </w:r>
-    </w:p>
-    <w:p>
-      <w:pPr>
-        <w:pStyle w:val="BodyText"/>
-      </w:pPr>
-      <w:r>
-        <w:t xml:space="preserve">Cordialement,</w:t>
-      </w:r>
-    </w:p>
-    <w:p>
-      <w:pPr>
-        <w:pStyle w:val="BodyText"/>
+        <w:pStyle w:val="Corpsdetexte"/>
       </w:pPr>
       <w:r>
         <w:rPr>
           <w:b/>
           <w:bCs/>
         </w:rPr>
-        <w:t xml:space="preserve">Fabien DUPONT</w:t>
+        <w:t>Cofinancements en cours :</w:t>
+      </w:r>
+      <w:r>
+        <w:t xml:space="preserve"> DRAC SNI (25 k€) · Région Grand Est (40 k€) · CNC (28 k€).</w:t>
       </w:r>
     </w:p>
-    <w:bookmarkEnd w:id="9"/>
+    <w:p>
+      <w:pPr>
+        <w:pStyle w:val="Corpsdetexte"/>
+      </w:pPr>
+      <w:r>
+        <w:t>Je reste à votre disposition pour une présentation du projet.</w:t>
+      </w:r>
+    </w:p>
+    <w:p>
+      <w:pPr>
+        <w:pStyle w:val="Corpsdetexte"/>
+      </w:pPr>
+      <w:r>
+        <w:t>Cordialement,</w:t>
+      </w:r>
+    </w:p>
+    <w:p>
+      <w:pPr>
+        <w:pStyle w:val="Corpsdetexte"/>
+      </w:pPr>
+      <w:r>
+        <w:rPr>
+          <w:b/>
+          <w:bCs/>
+        </w:rPr>
+        <w:lastRenderedPageBreak/>
+        <w:t>Fabien DUPONT</w:t>
+      </w:r>
+      <w:bookmarkEnd w:id="0"/>
+    </w:p>
     <w:sectPr>
       <w:footnotePr>
         <w:numRestart w:val="eachSect"/>
       </w:footnotePr>
+      <w:pgSz w:w="12240" w:h="15840"/>
+      <w:pgMar w:top="709" w:right="1417" w:bottom="1417" w:left="1417" w:header="720" w:footer="720" w:gutter="0"/>
+      <w:cols w:space="720"/>
     </w:sectPr>
   </w:body>
 </w:document>
 </file>
 
-<file path=word/comments.xml><?xml version="1.0" encoding="utf-8"?>
-<w:comments xmlns:w="http://schemas.openxmlformats.org/wordprocessingml/2006/main" xmlns:m="http://schemas.openxmlformats.org/officeDocument/2006/math" xmlns:r="http://schemas.openxmlformats.org/officeDocument/2006/relationships" xmlns:o="urn:schemas-microsoft-com:office:office" xmlns:v="urn:schemas-microsoft-com:vml" xmlns:w10="urn:schemas-microsoft-com:office:word" xmlns:a="http://schemas.openxmlformats.org/drawingml/2006/main" xmlns:pic="http://schemas.openxmlformats.org/drawingml/2006/picture" xmlns:wp="http://schemas.openxmlformats.org/drawingml/2006/wordprocessingDrawing"/>
-</file>
-
-<file path=word/footnotes.xml><?xml version="1.0" encoding="utf-8"?>
-<w:footnotes xmlns:w="http://schemas.openxmlformats.org/wordprocessingml/2006/main" xmlns:m="http://schemas.openxmlformats.org/officeDocument/2006/math" xmlns:r="http://schemas.openxmlformats.org/officeDocument/2006/relationships" xmlns:o="urn:schemas-microsoft-com:office:office" xmlns:v="urn:schemas-microsoft-com:vml" xmlns:w10="urn:schemas-microsoft-com:office:word" xmlns:a="http://schemas.openxmlformats.org/drawingml/2006/main" xmlns:pic="http://schemas.openxmlformats.org/drawingml/2006/picture" xmlns:wp="http://schemas.openxmlformats.org/drawingml/2006/wordprocessingDrawing">
-  <w:footnote w:type="continuationSeparator" w:id="0">
-    <w:p>
-      <w:r>
-        <w:continuationSeparator/>
-      </w:r>
-    </w:p>
-  </w:footnote>
-  <w:footnote w:type="separator" w:id="-1">
-    <w:p>
-      <w:r>
-        <w:separator/>
-      </w:r>
-    </w:p>
-  </w:footnote>
-</w:footnotes>
-</file>
-
 <file path=word/numbering.xml><?xml version="1.0" encoding="utf-8"?>
-<w:numbering xmlns:w="http://schemas.openxmlformats.org/wordprocessingml/2006/main">
-  <w:abstractNum w:abstractNumId="990">
+<w:numbering xmlns:wpc="http://schemas.microsoft.com/office/word/2010/wordprocessingCanvas" xmlns:cx="http://schemas.microsoft.com/office/drawing/2014/chartex" xmlns:cx1="http://schemas.microsoft.com/office/drawing/2015/9/8/chartex" xmlns:cx2="http://schemas.microsoft.com/office/drawing/2015/10/21/chartex" xmlns:cx3="http://schemas.microsoft.com/office/drawing/2016/5/9/chartex" xmlns:cx4="http://schemas.microsoft.com/office/drawing/2016/5/10/chartex" xmlns:cx5="http://schemas.microsoft.com/office/drawing/2016/5/11/chartex" xmlns:cx6="http://schemas.microsoft.com/office/drawing/2016/5/12/chartex" xmlns:cx7="http://schemas.microsoft.com/office/drawing/2016/5/13/chartex" xmlns:cx8="http://schemas.microsoft.com/office/drawing/2016/5/14/chartex" xmlns:mc="http://schemas.openxmlformats.org/markup-compatibility/2006" xmlns:aink="http://schemas.microsoft.com/office/drawing/2016/ink" xmlns:am3d="http://schemas.microsoft.com/office/drawing/2017/model3d" xmlns:o="urn:schemas-microsoft-com:office:office" xmlns:oel="http://schemas.microsoft.com/office/2019/extlst" xmlns:r="http://schemas.openxmlformats.org/officeDocument/2006/relationships" xmlns:m="http://schemas.openxmlformats.org/officeDocument/2006/math" xmlns:v="urn:schemas-microsoft-com:vml" xmlns:wp14="http://schemas.microsoft.com/office/word/2010/wordprocessingDrawing" xmlns:wp="http://schemas.openxmlformats.org/drawingml/2006/wordprocessingDrawing" xmlns:w10="urn:schemas-microsoft-com:office:word" xmlns:w="http://schemas.openxmlformats.org/wordprocessingml/2006/main" xmlns:w14="http://schemas.microsoft.com/office/word/2010/wordml" xmlns:w15="http://schemas.microsoft.com/office/word/2012/wordml" xmlns:w16cex="http://schemas.microsoft.com/office/word/2018/wordml/cex" xmlns:w16cid="http://schemas.microsoft.com/office/word/2016/wordml/cid" xmlns:w16="http://schemas.microsoft.com/office/word/2018/wordml" xmlns:w16du="http://schemas.microsoft.com/office/word/2023/wordml/word16du" xmlns:w16sdtdh="http://schemas.microsoft.com/office/word/2020/wordml/sdtdatahash" xmlns:w16sdtfl="http://schemas.microsoft.com/office/word/2024/wordml/sdtformatlock" xmlns:w16se="http://schemas.microsoft.com/office/word/2015/wordml/symex" xmlns:wpg="http://schemas.microsoft.com/office/word/2010/wordprocessingGroup" xmlns:wpi="http://schemas.microsoft.com/office/word/2010/wordprocessingInk" xmlns:wne="http://schemas.microsoft.com/office/word/2006/wordml" xmlns:wps="http://schemas.microsoft.com/office/word/2010/wordprocessingShape" mc:Ignorable="w14 w15 w16se w16cid w16 w16cex w16sdtdh w16sdtfl w16du wp14">
+  <w:abstractNum w:abstractNumId="0" w15:restartNumberingAfterBreak="0">
     <w:nsid w:val="0000A990"/>
     <w:multiLevelType w:val="multilevel"/>
+    <w:tmpl w:val="D8806584"/>
     <w:lvl w:ilvl="0">
       <w:numFmt w:val="bullet"/>
       <w:lvlText w:val=" "/>
@@ -464,21 +588,137 @@
       </w:pPr>
     </w:lvl>
   </w:abstractNum>
-  <w:num w:numId="1000">
-    <w:abstractNumId w:val="990"/>
+  <w:abstractNum w:abstractNumId="1" w15:restartNumberingAfterBreak="0">
+    <w:nsid w:val="7B123FCA"/>
+    <w:multiLevelType w:val="hybridMultilevel"/>
+    <w:tmpl w:val="71869EC8"/>
+    <w:lvl w:ilvl="0" w:tplc="227C7372">
+      <w:start w:val="1"/>
+      <w:numFmt w:val="bullet"/>
+      <w:lvlText w:val="-"/>
+      <w:lvlJc w:val="left"/>
+      <w:pPr>
+        <w:ind w:left="720" w:hanging="360"/>
+      </w:pPr>
+      <w:rPr>
+        <w:rFonts w:ascii="Aptos" w:eastAsiaTheme="minorEastAsia" w:hAnsi="Aptos" w:cstheme="minorBidi" w:hint="default"/>
+      </w:rPr>
+    </w:lvl>
+    <w:lvl w:ilvl="1" w:tplc="040C0003" w:tentative="1">
+      <w:start w:val="1"/>
+      <w:numFmt w:val="bullet"/>
+      <w:lvlText w:val="o"/>
+      <w:lvlJc w:val="left"/>
+      <w:pPr>
+        <w:ind w:left="1440" w:hanging="360"/>
+      </w:pPr>
+      <w:rPr>
+        <w:rFonts w:ascii="Courier New" w:hAnsi="Courier New" w:cs="Courier New" w:hint="default"/>
+      </w:rPr>
+    </w:lvl>
+    <w:lvl w:ilvl="2" w:tplc="040C0005" w:tentative="1">
+      <w:start w:val="1"/>
+      <w:numFmt w:val="bullet"/>
+      <w:lvlText w:val=""/>
+      <w:lvlJc w:val="left"/>
+      <w:pPr>
+        <w:ind w:left="2160" w:hanging="360"/>
+      </w:pPr>
+      <w:rPr>
+        <w:rFonts w:ascii="Wingdings" w:hAnsi="Wingdings" w:hint="default"/>
+      </w:rPr>
+    </w:lvl>
+    <w:lvl w:ilvl="3" w:tplc="040C0001" w:tentative="1">
+      <w:start w:val="1"/>
+      <w:numFmt w:val="bullet"/>
+      <w:lvlText w:val=""/>
+      <w:lvlJc w:val="left"/>
+      <w:pPr>
+        <w:ind w:left="2880" w:hanging="360"/>
+      </w:pPr>
+      <w:rPr>
+        <w:rFonts w:ascii="Symbol" w:hAnsi="Symbol" w:hint="default"/>
+      </w:rPr>
+    </w:lvl>
+    <w:lvl w:ilvl="4" w:tplc="040C0003" w:tentative="1">
+      <w:start w:val="1"/>
+      <w:numFmt w:val="bullet"/>
+      <w:lvlText w:val="o"/>
+      <w:lvlJc w:val="left"/>
+      <w:pPr>
+        <w:ind w:left="3600" w:hanging="360"/>
+      </w:pPr>
+      <w:rPr>
+        <w:rFonts w:ascii="Courier New" w:hAnsi="Courier New" w:cs="Courier New" w:hint="default"/>
+      </w:rPr>
+    </w:lvl>
+    <w:lvl w:ilvl="5" w:tplc="040C0005" w:tentative="1">
+      <w:start w:val="1"/>
+      <w:numFmt w:val="bullet"/>
+      <w:lvlText w:val=""/>
+      <w:lvlJc w:val="left"/>
+      <w:pPr>
+        <w:ind w:left="4320" w:hanging="360"/>
+      </w:pPr>
+      <w:rPr>
+        <w:rFonts w:ascii="Wingdings" w:hAnsi="Wingdings" w:hint="default"/>
+      </w:rPr>
+    </w:lvl>
+    <w:lvl w:ilvl="6" w:tplc="040C0001" w:tentative="1">
+      <w:start w:val="1"/>
+      <w:numFmt w:val="bullet"/>
+      <w:lvlText w:val=""/>
+      <w:lvlJc w:val="left"/>
+      <w:pPr>
+        <w:ind w:left="5040" w:hanging="360"/>
+      </w:pPr>
+      <w:rPr>
+        <w:rFonts w:ascii="Symbol" w:hAnsi="Symbol" w:hint="default"/>
+      </w:rPr>
+    </w:lvl>
+    <w:lvl w:ilvl="7" w:tplc="040C0003" w:tentative="1">
+      <w:start w:val="1"/>
+      <w:numFmt w:val="bullet"/>
+      <w:lvlText w:val="o"/>
+      <w:lvlJc w:val="left"/>
+      <w:pPr>
+        <w:ind w:left="5760" w:hanging="360"/>
+      </w:pPr>
+      <w:rPr>
+        <w:rFonts w:ascii="Courier New" w:hAnsi="Courier New" w:cs="Courier New" w:hint="default"/>
+      </w:rPr>
+    </w:lvl>
+    <w:lvl w:ilvl="8" w:tplc="040C0005" w:tentative="1">
+      <w:start w:val="1"/>
+      <w:numFmt w:val="bullet"/>
+      <w:lvlText w:val=""/>
+      <w:lvlJc w:val="left"/>
+      <w:pPr>
+        <w:ind w:left="6480" w:hanging="360"/>
+      </w:pPr>
+      <w:rPr>
+        <w:rFonts w:ascii="Wingdings" w:hAnsi="Wingdings" w:hint="default"/>
+      </w:rPr>
+    </w:lvl>
+  </w:abstractNum>
+  <w:num w:numId="1" w16cid:durableId="890654366">
+    <w:abstractNumId w:val="0"/>
+  </w:num>
+  <w:num w:numId="2" w16cid:durableId="1755978830">
+    <w:abstractNumId w:val="1"/>
   </w:num>
 </w:numbering>
 </file>
 
 <file path=word/styles.xml><?xml version="1.0" encoding="utf-8"?>
-<w:styles xmlns:r="http://schemas.openxmlformats.org/officeDocument/2006/relationships" xmlns:w="http://schemas.openxmlformats.org/wordprocessingml/2006/main">
+<w:styles xmlns:mc="http://schemas.openxmlformats.org/markup-compatibility/2006" xmlns:r="http://schemas.openxmlformats.org/officeDocument/2006/relationships" xmlns:w="http://schemas.openxmlformats.org/wordprocessingml/2006/main" xmlns:w14="http://schemas.microsoft.com/office/word/2010/wordml" xmlns:w15="http://schemas.microsoft.com/office/word/2012/wordml" xmlns:w16cex="http://schemas.microsoft.com/office/word/2018/wordml/cex" xmlns:w16cid="http://schemas.microsoft.com/office/word/2016/wordml/cid" xmlns:w16="http://schemas.microsoft.com/office/word/2018/wordml" xmlns:w16du="http://schemas.microsoft.com/office/word/2023/wordml/word16du" xmlns:w16sdtdh="http://schemas.microsoft.com/office/word/2020/wordml/sdtdatahash" xmlns:w16sdtfl="http://schemas.microsoft.com/office/word/2024/wordml/sdtformatlock" xmlns:w16se="http://schemas.microsoft.com/office/word/2015/wordml/symex" mc:Ignorable="w14 w15 w16se w16cid w16 w16cex w16sdtdh w16sdtfl w16du">
   <w:docDefaults>
     <w:rPrDefault>
       <w:rPr>
-        <w:rFonts w:asciiTheme="minorHAnsi" w:cstheme="minorBidi" w:eastAsiaTheme="minorEastAsia" w:hAnsiTheme="minorHAnsi"/>
+        <w:rFonts w:asciiTheme="minorHAnsi" w:eastAsiaTheme="minorEastAsia" w:hAnsiTheme="minorHAnsi" w:cstheme="minorBidi"/>
         <w:sz w:val="24"/>
         <w:szCs w:val="24"/>
-        <w:lang w:bidi="ar-SA" w:eastAsia="zh-CN" w:val="en-US"/>
+        <w:lang w:val="en-US" w:eastAsia="zh-CN" w:bidi="ar-SA"/>
       </w:rPr>
     </w:rPrDefault>
     <w:pPrDefault>
@@ -487,193 +727,280 @@
       </w:pPr>
     </w:pPrDefault>
   </w:docDefaults>
-  <w:latentStyles w:count="276" w:defLockedState="0" w:defQFormat="0" w:defSemiHidden="0" w:defUIPriority="0" w:defUnhideWhenUsed="0"/>
-  <w:style w:default="1" w:styleId="Normal" w:type="paragraph">
+  <w:latentStyles w:defLockedState="0" w:defUIPriority="0" w:defSemiHidden="0" w:defUnhideWhenUsed="0" w:defQFormat="0" w:count="376">
+    <w:lsdException w:name="Normal Table" w:semiHidden="1" w:unhideWhenUsed="1"/>
+    <w:lsdException w:name="Table Simple 1" w:semiHidden="1" w:unhideWhenUsed="1"/>
+    <w:lsdException w:name="Table Simple 2" w:semiHidden="1" w:unhideWhenUsed="1"/>
+    <w:lsdException w:name="Table Simple 3" w:semiHidden="1" w:unhideWhenUsed="1"/>
+    <w:lsdException w:name="Table Classic 1" w:semiHidden="1" w:unhideWhenUsed="1"/>
+    <w:lsdException w:name="Table Classic 2" w:semiHidden="1" w:unhideWhenUsed="1"/>
+    <w:lsdException w:name="Table Classic 3" w:semiHidden="1" w:unhideWhenUsed="1"/>
+    <w:lsdException w:name="Table Classic 4" w:semiHidden="1" w:unhideWhenUsed="1"/>
+    <w:lsdException w:name="Table Colorful 1" w:semiHidden="1" w:unhideWhenUsed="1"/>
+    <w:lsdException w:name="Table Colorful 2" w:semiHidden="1" w:unhideWhenUsed="1"/>
+    <w:lsdException w:name="Table Colorful 3" w:semiHidden="1" w:unhideWhenUsed="1"/>
+    <w:lsdException w:name="Table Columns 1" w:semiHidden="1" w:unhideWhenUsed="1"/>
+    <w:lsdException w:name="Table Columns 2" w:semiHidden="1" w:unhideWhenUsed="1"/>
+    <w:lsdException w:name="Table Columns 3" w:semiHidden="1" w:unhideWhenUsed="1"/>
+    <w:lsdException w:name="Table Columns 4" w:semiHidden="1" w:unhideWhenUsed="1"/>
+    <w:lsdException w:name="Table Columns 5" w:semiHidden="1" w:unhideWhenUsed="1"/>
+    <w:lsdException w:name="Table Grid 1" w:semiHidden="1" w:unhideWhenUsed="1"/>
+    <w:lsdException w:name="Table Grid 2" w:semiHidden="1" w:unhideWhenUsed="1"/>
+    <w:lsdException w:name="Table Grid 3" w:semiHidden="1" w:unhideWhenUsed="1"/>
+    <w:lsdException w:name="Table Grid 4" w:semiHidden="1" w:unhideWhenUsed="1"/>
+    <w:lsdException w:name="Table Grid 5" w:semiHidden="1" w:unhideWhenUsed="1"/>
+    <w:lsdException w:name="Table Grid 6" w:semiHidden="1" w:unhideWhenUsed="1"/>
+    <w:lsdException w:name="Table Grid 7" w:semiHidden="1" w:unhideWhenUsed="1"/>
+    <w:lsdException w:name="Table Grid 8" w:semiHidden="1" w:unhideWhenUsed="1"/>
+    <w:lsdException w:name="Table List 1" w:semiHidden="1" w:unhideWhenUsed="1"/>
+    <w:lsdException w:name="Table List 2" w:semiHidden="1" w:unhideWhenUsed="1"/>
+    <w:lsdException w:name="Table List 3" w:semiHidden="1" w:unhideWhenUsed="1"/>
+    <w:lsdException w:name="Table List 4" w:semiHidden="1" w:unhideWhenUsed="1"/>
+    <w:lsdException w:name="Table List 5" w:semiHidden="1" w:unhideWhenUsed="1"/>
+    <w:lsdException w:name="Table List 6" w:semiHidden="1" w:unhideWhenUsed="1"/>
+    <w:lsdException w:name="Table List 7" w:semiHidden="1" w:unhideWhenUsed="1"/>
+    <w:lsdException w:name="Table List 8" w:semiHidden="1" w:unhideWhenUsed="1"/>
+    <w:lsdException w:name="Table 3D effects 1" w:semiHidden="1" w:unhideWhenUsed="1"/>
+    <w:lsdException w:name="Table 3D effects 2" w:semiHidden="1" w:unhideWhenUsed="1"/>
+    <w:lsdException w:name="Table 3D effects 3" w:semiHidden="1" w:unhideWhenUsed="1"/>
+    <w:lsdException w:name="Table Contemporary" w:semiHidden="1" w:unhideWhenUsed="1"/>
+    <w:lsdException w:name="Table Elegant" w:semiHidden="1" w:unhideWhenUsed="1"/>
+    <w:lsdException w:name="Table Professional" w:semiHidden="1" w:unhideWhenUsed="1"/>
+    <w:lsdException w:name="Table Subtle 1" w:semiHidden="1" w:unhideWhenUsed="1"/>
+    <w:lsdException w:name="Table Subtle 2" w:semiHidden="1" w:unhideWhenUsed="1"/>
+    <w:lsdException w:name="Table Web 1" w:semiHidden="1" w:unhideWhenUsed="1"/>
+    <w:lsdException w:name="Table Web 2" w:semiHidden="1" w:unhideWhenUsed="1"/>
+    <w:lsdException w:name="Table Web 3" w:semiHidden="1" w:unhideWhenUsed="1"/>
+    <w:lsdException w:name="Table Theme" w:semiHidden="1" w:unhideWhenUsed="1"/>
+    <w:lsdException w:name="Light Shading"/>
+    <w:lsdException w:name="Light List"/>
+    <w:lsdException w:name="Light Grid"/>
+    <w:lsdException w:name="Medium Shading 1"/>
+    <w:lsdException w:name="Medium Shading 2"/>
+    <w:lsdException w:name="Medium List 1"/>
+    <w:lsdException w:name="Medium List 2"/>
+    <w:lsdException w:name="Medium Grid 1"/>
+    <w:lsdException w:name="Medium Grid 2"/>
+    <w:lsdException w:name="Medium Grid 3"/>
+    <w:lsdException w:name="Dark List"/>
+    <w:lsdException w:name="Colorful Shading"/>
+    <w:lsdException w:name="Colorful List"/>
+    <w:lsdException w:name="Colorful Grid"/>
+    <w:lsdException w:name="Light Shading Accent 1"/>
+    <w:lsdException w:name="Light List Accent 1"/>
+    <w:lsdException w:name="Light Grid Accent 1"/>
+    <w:lsdException w:name="Medium Shading 1 Accent 1"/>
+    <w:lsdException w:name="Medium Shading 2 Accent 1"/>
+    <w:lsdException w:name="Medium List 1 Accent 1"/>
+    <w:lsdException w:name="Medium List 2 Accent 1"/>
+    <w:lsdException w:name="Medium Grid 1 Accent 1"/>
+    <w:lsdException w:name="Medium Grid 2 Accent 1"/>
+    <w:lsdException w:name="Medium Grid 3 Accent 1"/>
+    <w:lsdException w:name="Dark List Accent 1"/>
+    <w:lsdException w:name="Colorful Shading Accent 1"/>
+    <w:lsdException w:name="Colorful List Accent 1"/>
+    <w:lsdException w:name="Colorful Grid Accent 1"/>
+    <w:lsdException w:name="Light Shading Accent 2"/>
+    <w:lsdException w:name="Light List Accent 2"/>
+    <w:lsdException w:name="Light Grid Accent 2"/>
+    <w:lsdException w:name="Medium Shading 1 Accent 2"/>
+    <w:lsdException w:name="Medium Shading 2 Accent 2"/>
+    <w:lsdException w:name="Medium List 1 Accent 2"/>
+    <w:lsdException w:name="Medium List 2 Accent 2"/>
+    <w:lsdException w:name="Medium Grid 1 Accent 2"/>
+    <w:lsdException w:name="Medium Grid 2 Accent 2"/>
+    <w:lsdException w:name="Medium Grid 3 Accent 2"/>
+    <w:lsdException w:name="Dark List Accent 2"/>
+    <w:lsdException w:name="Colorful Shading Accent 2"/>
+    <w:lsdException w:name="Colorful List Accent 2"/>
+    <w:lsdException w:name="Colorful Grid Accent 2"/>
+    <w:lsdException w:name="Light Shading Accent 3"/>
+    <w:lsdException w:name="Light List Accent 3"/>
+    <w:lsdException w:name="Light Grid Accent 3"/>
+    <w:lsdException w:name="Medium Shading 1 Accent 3"/>
+    <w:lsdException w:name="Medium Shading 2 Accent 3"/>
+    <w:lsdException w:name="Medium List 1 Accent 3"/>
+    <w:lsdException w:name="Medium List 2 Accent 3"/>
+    <w:lsdException w:name="Medium Grid 1 Accent 3"/>
+    <w:lsdException w:name="Medium Grid 2 Accent 3"/>
+    <w:lsdException w:name="Medium Grid 3 Accent 3"/>
+    <w:lsdException w:name="Dark List Accent 3"/>
+    <w:lsdException w:name="Colorful Shading Accent 3"/>
+    <w:lsdException w:name="Colorful List Accent 3"/>
+    <w:lsdException w:name="Colorful Grid Accent 3"/>
+    <w:lsdException w:name="Light Shading Accent 4"/>
+    <w:lsdException w:name="Light List Accent 4"/>
+    <w:lsdException w:name="Light Grid Accent 4"/>
+    <w:lsdException w:name="Medium Shading 1 Accent 4"/>
+    <w:lsdException w:name="Medium Shading 2 Accent 4"/>
+    <w:lsdException w:name="Medium List 1 Accent 4"/>
+    <w:lsdException w:name="Medium List 2 Accent 4"/>
+    <w:lsdException w:name="Medium Grid 1 Accent 4"/>
+    <w:lsdException w:name="Medium Grid 2 Accent 4"/>
+    <w:lsdException w:name="Medium Grid 3 Accent 4"/>
+    <w:lsdException w:name="Dark List Accent 4"/>
+    <w:lsdException w:name="Colorful Shading Accent 4"/>
+    <w:lsdException w:name="Colorful List Accent 4"/>
+    <w:lsdException w:name="Colorful Grid Accent 4"/>
+    <w:lsdException w:name="Light Shading Accent 5"/>
+    <w:lsdException w:name="Light List Accent 5"/>
+    <w:lsdException w:name="Light Grid Accent 5"/>
+    <w:lsdException w:name="Medium Shading 1 Accent 5"/>
+    <w:lsdException w:name="Medium Shading 2 Accent 5"/>
+    <w:lsdException w:name="Medium List 1 Accent 5"/>
+    <w:lsdException w:name="Medium List 2 Accent 5"/>
+    <w:lsdException w:name="Medium Grid 1 Accent 5"/>
+    <w:lsdException w:name="Medium Grid 2 Accent 5"/>
+    <w:lsdException w:name="Medium Grid 3 Accent 5"/>
+    <w:lsdException w:name="Dark List Accent 5"/>
+    <w:lsdException w:name="Colorful Shading Accent 5"/>
+    <w:lsdException w:name="Colorful List Accent 5"/>
+    <w:lsdException w:name="Colorful Grid Accent 5"/>
+    <w:lsdException w:name="Light Shading Accent 6"/>
+    <w:lsdException w:name="Light List Accent 6"/>
+    <w:lsdException w:name="Light Grid Accent 6"/>
+    <w:lsdException w:name="Medium Shading 1 Accent 6"/>
+    <w:lsdException w:name="Medium Shading 2 Accent 6"/>
+    <w:lsdException w:name="Medium List 1 Accent 6"/>
+    <w:lsdException w:name="Medium List 2 Accent 6"/>
+    <w:lsdException w:name="Medium Grid 1 Accent 6"/>
+    <w:lsdException w:name="Medium Grid 2 Accent 6"/>
+    <w:lsdException w:name="Medium Grid 3 Accent 6"/>
+    <w:lsdException w:name="Dark List Accent 6"/>
+    <w:lsdException w:name="Colorful Shading Accent 6"/>
+    <w:lsdException w:name="Colorful List Accent 6"/>
+    <w:lsdException w:name="Colorful Grid Accent 6"/>
+    <w:lsdException w:name="Grid Table 4" w:uiPriority="49"/>
+    <w:lsdException w:name="Grid Table 5 Dark" w:uiPriority="50"/>
+    <w:lsdException w:name="Grid Table 6 Colorful" w:uiPriority="51"/>
+    <w:lsdException w:name="Grid Table 7 Colorful" w:uiPriority="52"/>
+    <w:lsdException w:name="Grid Table 1 Light Accent 1" w:uiPriority="46"/>
+    <w:lsdException w:name="Grid Table 2 Accent 1" w:uiPriority="47"/>
+    <w:lsdException w:name="Grid Table 3 Accent 1" w:uiPriority="48"/>
+    <w:lsdException w:name="Grid Table 4 Accent 1" w:uiPriority="49"/>
+    <w:lsdException w:name="Grid Table 5 Dark Accent 1" w:uiPriority="50"/>
+    <w:lsdException w:name="Grid Table 6 Colorful Accent 1" w:uiPriority="51"/>
+    <w:lsdException w:name="Grid Table 7 Colorful Accent 1" w:uiPriority="52"/>
+    <w:lsdException w:name="Grid Table 1 Light Accent 2" w:uiPriority="46"/>
+    <w:lsdException w:name="Grid Table 2 Accent 2" w:uiPriority="47"/>
+    <w:lsdException w:name="Grid Table 3 Accent 2" w:uiPriority="48"/>
+    <w:lsdException w:name="Grid Table 4 Accent 2" w:uiPriority="49"/>
+    <w:lsdException w:name="Grid Table 5 Dark Accent 2" w:uiPriority="50"/>
+    <w:lsdException w:name="Grid Table 6 Colorful Accent 2" w:uiPriority="51"/>
+    <w:lsdException w:name="Grid Table 7 Colorful Accent 2" w:uiPriority="52"/>
+    <w:lsdException w:name="Grid Table 1 Light Accent 3" w:uiPriority="46"/>
+    <w:lsdException w:name="Grid Table 2 Accent 3" w:uiPriority="47"/>
+    <w:lsdException w:name="Grid Table 3 Accent 3" w:uiPriority="48"/>
+    <w:lsdException w:name="Grid Table 4 Accent 3" w:uiPriority="49"/>
+    <w:lsdException w:name="Grid Table 5 Dark Accent 3" w:uiPriority="50"/>
+    <w:lsdException w:name="Grid Table 6 Colorful Accent 3" w:uiPriority="51"/>
+    <w:lsdException w:name="Grid Table 7 Colorful Accent 3" w:uiPriority="52"/>
+    <w:lsdException w:name="Grid Table 1 Light Accent 4" w:uiPriority="46"/>
+    <w:lsdException w:name="Grid Table 2 Accent 4" w:uiPriority="47"/>
+    <w:lsdException w:name="Grid Table 3 Accent 4" w:uiPriority="48"/>
+    <w:lsdException w:name="Grid Table 4 Accent 4" w:uiPriority="49"/>
+    <w:lsdException w:name="Grid Table 5 Dark Accent 4" w:uiPriority="50"/>
+    <w:lsdException w:name="Grid Table 6 Colorful Accent 4" w:uiPriority="51"/>
+    <w:lsdException w:name="Grid Table 7 Colorful Accent 4" w:uiPriority="52"/>
+    <w:lsdException w:name="Grid Table 1 Light Accent 5" w:uiPriority="46"/>
+    <w:lsdException w:name="Grid Table 2 Accent 5" w:uiPriority="47"/>
+    <w:lsdException w:name="Grid Table 3 Accent 5" w:uiPriority="48"/>
+    <w:lsdException w:name="Grid Table 4 Accent 5" w:uiPriority="49"/>
+    <w:lsdException w:name="Grid Table 5 Dark Accent 5" w:uiPriority="50"/>
+    <w:lsdException w:name="Grid Table 6 Colorful Accent 5" w:uiPriority="51"/>
+    <w:lsdException w:name="Grid Table 7 Colorful Accent 5" w:uiPriority="52"/>
+    <w:lsdException w:name="Grid Table 1 Light Accent 6" w:uiPriority="46"/>
+    <w:lsdException w:name="Grid Table 2 Accent 6" w:uiPriority="47"/>
+    <w:lsdException w:name="Grid Table 3 Accent 6" w:uiPriority="48"/>
+    <w:lsdException w:name="Grid Table 4 Accent 6" w:uiPriority="49"/>
+    <w:lsdException w:name="Grid Table 5 Dark Accent 6" w:uiPriority="50"/>
+    <w:lsdException w:name="Grid Table 6 Colorful Accent 6" w:uiPriority="51"/>
+    <w:lsdException w:name="Grid Table 7 Colorful Accent 6" w:uiPriority="52"/>
+    <w:lsdException w:name="List Table 1 Light" w:uiPriority="46"/>
+    <w:lsdException w:name="List Table 2" w:uiPriority="47"/>
+    <w:lsdException w:name="List Table 3" w:uiPriority="48"/>
+    <w:lsdException w:name="List Table 4" w:uiPriority="49"/>
+    <w:lsdException w:name="List Table 5 Dark" w:uiPriority="50"/>
+    <w:lsdException w:name="List Table 6 Colorful" w:uiPriority="51"/>
+    <w:lsdException w:name="List Table 7 Colorful" w:uiPriority="52"/>
+    <w:lsdException w:name="List Table 1 Light Accent 1" w:uiPriority="46"/>
+    <w:lsdException w:name="List Table 2 Accent 1" w:uiPriority="47"/>
+    <w:lsdException w:name="List Table 3 Accent 1" w:uiPriority="48"/>
+    <w:lsdException w:name="List Table 4 Accent 1" w:uiPriority="49"/>
+    <w:lsdException w:name="List Table 5 Dark Accent 1" w:uiPriority="50"/>
+    <w:lsdException w:name="List Table 6 Colorful Accent 1" w:uiPriority="51"/>
+    <w:lsdException w:name="List Table 7 Colorful Accent 1" w:uiPriority="52"/>
+    <w:lsdException w:name="List Table 1 Light Accent 2" w:uiPriority="46"/>
+    <w:lsdException w:name="List Table 2 Accent 2" w:uiPriority="47"/>
+    <w:lsdException w:name="List Table 3 Accent 2" w:uiPriority="48"/>
+    <w:lsdException w:name="List Table 4 Accent 2" w:uiPriority="49"/>
+    <w:lsdException w:name="List Table 5 Dark Accent 2" w:uiPriority="50"/>
+    <w:lsdException w:name="List Table 6 Colorful Accent 2" w:uiPriority="51"/>
+    <w:lsdException w:name="List Table 7 Colorful Accent 2" w:uiPriority="52"/>
+    <w:lsdException w:name="List Table 1 Light Accent 3" w:uiPriority="46"/>
+    <w:lsdException w:name="List Table 2 Accent 3" w:uiPriority="47"/>
+    <w:lsdException w:name="List Table 3 Accent 3" w:uiPriority="48"/>
+    <w:lsdException w:name="List Table 4 Accent 3" w:uiPriority="49"/>
+    <w:lsdException w:name="List Table 5 Dark Accent 3" w:uiPriority="50"/>
+    <w:lsdException w:name="List Table 6 Colorful Accent 3" w:uiPriority="51"/>
+    <w:lsdException w:name="List Table 7 Colorful Accent 3" w:uiPriority="52"/>
+    <w:lsdException w:name="List Table 1 Light Accent 4" w:uiPriority="46"/>
+    <w:lsdException w:name="List Table 2 Accent 4" w:uiPriority="47"/>
+    <w:lsdException w:name="List Table 3 Accent 4" w:uiPriority="48"/>
+    <w:lsdException w:name="List Table 4 Accent 4" w:uiPriority="49"/>
+    <w:lsdException w:name="List Table 5 Dark Accent 4" w:uiPriority="50"/>
+    <w:lsdException w:name="List Table 6 Colorful Accent 4" w:uiPriority="51"/>
+    <w:lsdException w:name="List Table 7 Colorful Accent 4" w:uiPriority="52"/>
+    <w:lsdException w:name="List Table 1 Light Accent 5" w:uiPriority="46"/>
+    <w:lsdException w:name="List Table 2 Accent 5" w:uiPriority="47"/>
+    <w:lsdException w:name="List Table 3 Accent 5" w:uiPriority="48"/>
+    <w:lsdException w:name="List Table 4 Accent 5" w:uiPriority="49"/>
+    <w:lsdException w:name="List Table 5 Dark Accent 5" w:uiPriority="50"/>
+    <w:lsdException w:name="List Table 6 Colorful Accent 5" w:uiPriority="51"/>
+    <w:lsdException w:name="List Table 7 Colorful Accent 5" w:uiPriority="52"/>
+    <w:lsdException w:name="List Table 1 Light Accent 6" w:uiPriority="46"/>
+    <w:lsdException w:name="List Table 2 Accent 6" w:uiPriority="47"/>
+    <w:lsdException w:name="List Table 3 Accent 6" w:uiPriority="48"/>
+    <w:lsdException w:name="List Table 4 Accent 6" w:uiPriority="49"/>
+    <w:lsdException w:name="List Table 5 Dark Accent 6" w:uiPriority="50"/>
+    <w:lsdException w:name="List Table 6 Colorful Accent 6" w:uiPriority="51"/>
+    <w:lsdException w:name="List Table 7 Colorful Accent 6" w:uiPriority="52"/>
+    <w:lsdException w:name="Mention" w:semiHidden="1" w:uiPriority="99" w:unhideWhenUsed="1"/>
+    <w:lsdException w:name="Smart Hyperlink" w:semiHidden="1" w:uiPriority="99" w:unhideWhenUsed="1"/>
+    <w:lsdException w:name="Hashtag" w:semiHidden="1" w:uiPriority="99" w:unhideWhenUsed="1"/>
+    <w:lsdException w:name="Unresolved Mention" w:semiHidden="1" w:uiPriority="99" w:unhideWhenUsed="1"/>
+    <w:lsdException w:name="Smart Link" w:semiHidden="1" w:uiPriority="99" w:unhideWhenUsed="1"/>
+  </w:latentStyles>
+  <w:style w:type="paragraph" w:default="1" w:styleId="Normal">
     <w:name w:val="Normal"/>
     <w:qFormat/>
   </w:style>
-  <w:style w:styleId="BodyText" w:type="paragraph">
-    <w:name w:val="Body Text"/>
+  <w:style w:type="paragraph" w:styleId="Titre1">
+    <w:name w:val="heading 1"/>
     <w:basedOn w:val="Normal"/>
-    <w:link w:val="BodyTextChar"/>
-    <w:qFormat/>
-    <w:pPr>
-      <w:spacing w:after="180" w:before="180"/>
-    </w:pPr>
-  </w:style>
-  <w:style w:customStyle="1" w:styleId="FirstParagraph" w:type="paragraph">
-    <w:name w:val="First Paragraph"/>
-    <w:basedOn w:val="BodyText"/>
-    <w:next w:val="BodyText"/>
-    <w:qFormat/>
-  </w:style>
-  <w:style w:customStyle="1" w:styleId="Compact" w:type="paragraph">
-    <w:name w:val="Compact"/>
-    <w:basedOn w:val="BodyText"/>
-    <w:qFormat/>
-    <w:pPr>
-      <w:spacing w:after="36" w:before="36"/>
-    </w:pPr>
-  </w:style>
-  <w:style w:styleId="Title" w:type="paragraph">
-    <w:name w:val="Title"/>
-    <w:basedOn w:val="Normal"/>
-    <w:next w:val="BodyText"/>
-    <w:link w:val="TitleChar"/>
-    <w:uiPriority w:val="10"/>
+    <w:next w:val="Corpsdetexte"/>
+    <w:link w:val="Titre1Car"/>
+    <w:uiPriority w:val="9"/>
     <w:qFormat/>
     <w:rsid w:val="00A10FD9"/>
-    <w:pPr>
-      <w:spacing w:after="80" w:line="240" w:lineRule="auto"/>
-      <w:contextualSpacing/>
-      <w:jc w:val="center"/>
-    </w:pPr>
-    <w:rPr>
-      <w:rFonts w:asciiTheme="majorHAnsi" w:cstheme="majorBidi" w:eastAsiaTheme="majorEastAsia" w:hAnsiTheme="majorHAnsi"/>
-      <w:sz w:val="56"/>
-      <w:szCs w:val="56"/>
-    </w:rPr>
-  </w:style>
-  <w:style w:customStyle="1" w:styleId="TitleChar" w:type="character">
-    <w:name w:val="Title Char"/>
-    <w:basedOn w:val="DefaultParagraphFont"/>
-    <w:link w:val="Title"/>
-    <w:uiPriority w:val="10"/>
-    <w:rsid w:val="00A10FD9"/>
-    <w:rPr>
-      <w:rFonts w:asciiTheme="majorHAnsi" w:cstheme="majorBidi" w:eastAsiaTheme="majorEastAsia" w:hAnsiTheme="majorHAnsi"/>
-      <w:sz w:val="56"/>
-      <w:szCs w:val="56"/>
-    </w:rPr>
-  </w:style>
-  <w:style w:styleId="Subtitle" w:type="paragraph">
-    <w:name w:val="Subtitle"/>
-    <w:basedOn w:val="Title"/>
-    <w:next w:val="BodyText"/>
-    <w:link w:val="SubtitleChar"/>
-    <w:uiPriority w:val="11"/>
-    <w:qFormat/>
-    <w:rsid w:val="00A10FD9"/>
-    <w:pPr>
-      <w:numPr>
-        <w:ilvl w:val="1"/>
-      </w:numPr>
-    </w:pPr>
-    <w:rPr>
-      <w:rFonts w:cstheme="majorBidi" w:eastAsiaTheme="majorEastAsia"/>
-      <w:spacing w:val="15"/>
-      <w:sz w:val="28"/>
-      <w:szCs w:val="28"/>
-    </w:rPr>
-  </w:style>
-  <w:style w:customStyle="1" w:styleId="SubtitleChar" w:type="character">
-    <w:name w:val="Subtitle Char"/>
-    <w:basedOn w:val="DefaultParagraphFont"/>
-    <w:link w:val="Subtitle"/>
-    <w:uiPriority w:val="11"/>
-    <w:rsid w:val="00A10FD9"/>
-    <w:rPr>
-      <w:rFonts w:cstheme="majorBidi" w:eastAsiaTheme="majorEastAsia"/>
-      <w:color w:themeColor="text1" w:themeTint="A6" w:val="595959"/>
-      <w:spacing w:val="15"/>
-      <w:sz w:val="28"/>
-      <w:szCs w:val="28"/>
-    </w:rPr>
-  </w:style>
-  <w:style w:customStyle="1" w:styleId="Author" w:type="paragraph">
-    <w:name w:val="Author"/>
-    <w:basedOn w:val="Title"/>
-    <w:next w:val="BodyText"/>
-    <w:qFormat/>
     <w:pPr>
       <w:keepNext/>
       <w:keepLines/>
-    </w:pPr>
-    <w:rPr>
-      <w:sz w:val="24"/>
-      <w:szCs w:val="24"/>
-    </w:rPr>
-  </w:style>
-  <w:style w:styleId="Date" w:type="paragraph">
-    <w:name w:val="Date"/>
-    <w:basedOn w:val="Title"/>
-    <w:next w:val="BodyText"/>
-    <w:qFormat/>
-    <w:pPr>
-      <w:keepNext/>
-      <w:keepLines/>
-    </w:pPr>
-    <w:rPr>
-      <w:sz w:val="24"/>
-      <w:szCs w:val="24"/>
-    </w:rPr>
-  </w:style>
-  <w:style w:customStyle="1" w:styleId="AbstractTitle" w:type="paragraph">
-    <w:name w:val="Abstract Title"/>
-    <w:basedOn w:val="Normal"/>
-    <w:next w:val="Abstract"/>
-    <w:qFormat/>
-    <w:pPr>
-      <w:keepNext/>
-      <w:keepLines/>
-      <w:spacing w:after="0" w:before="300"/>
-      <w:jc w:val="center"/>
-    </w:pPr>
-    <w:rPr>
-      <w:b/>
-      <w:sz w:val="20"/>
-      <w:szCs w:val="20"/>
-    </w:rPr>
-  </w:style>
-  <w:style w:customStyle="1" w:styleId="Abstract" w:type="paragraph">
-    <w:name w:val="Abstract"/>
-    <w:basedOn w:val="Normal"/>
-    <w:next w:val="BodyText"/>
-    <w:qFormat/>
-    <w:pPr>
-      <w:keepNext/>
-      <w:keepLines/>
-      <w:spacing w:after="300" w:before="100"/>
-    </w:pPr>
-    <w:rPr>
-      <w:sz w:val="20"/>
-      <w:szCs w:val="20"/>
-    </w:rPr>
-  </w:style>
-  <w:style w:styleId="Bibliography" w:type="paragraph">
-    <w:name w:val="Bibliography"/>
-    <w:basedOn w:val="Normal"/>
-    <w:next w:val="Bibliography"/>
-    <w:qFormat/>
-    <w:pPr/>
-    <w:rPr/>
-  </w:style>
-  <w:style w:styleId="Heading1" w:type="paragraph">
-    <w:name w:val="heading 1"/>
-    <w:basedOn w:val="Normal"/>
-    <w:next w:val="BodyText"/>
-    <w:link w:val="Heading1Char"/>
-    <w:uiPriority w:val="9"/>
-    <w:qFormat/>
-    <w:rsid w:val="00A10FD9"/>
-    <w:pPr>
-      <w:keepNext/>
-      <w:keepLines/>
-      <w:spacing w:after="80" w:before="360"/>
+      <w:spacing w:before="360" w:after="80"/>
       <w:outlineLvl w:val="0"/>
     </w:pPr>
     <w:rPr>
-      <w:rFonts w:asciiTheme="majorHAnsi" w:cstheme="majorBidi" w:eastAsiaTheme="majorEastAsia" w:hAnsiTheme="majorHAnsi"/>
-      <w:color w:themeColor="accent1" w:themeShade="BF" w:val="0F4761"/>
+      <w:rFonts w:asciiTheme="majorHAnsi" w:eastAsiaTheme="majorEastAsia" w:hAnsiTheme="majorHAnsi" w:cstheme="majorBidi"/>
+      <w:color w:val="0F4761" w:themeColor="accent1" w:themeShade="BF"/>
       <w:sz w:val="40"/>
       <w:szCs w:val="40"/>
     </w:rPr>
   </w:style>
-  <w:style w:styleId="Heading2" w:type="paragraph">
+  <w:style w:type="paragraph" w:styleId="Titre2">
     <w:name w:val="heading 2"/>
     <w:basedOn w:val="Normal"/>
-    <w:next w:val="BodyText"/>
-    <w:link w:val="Heading2Char"/>
+    <w:next w:val="Corpsdetexte"/>
+    <w:link w:val="Titre2Car"/>
     <w:uiPriority w:val="9"/>
     <w:semiHidden/>
     <w:unhideWhenUsed/>
@@ -682,21 +1009,21 @@
     <w:pPr>
       <w:keepNext/>
       <w:keepLines/>
-      <w:spacing w:after="80" w:before="160"/>
+      <w:spacing w:before="160" w:after="80"/>
       <w:outlineLvl w:val="1"/>
     </w:pPr>
     <w:rPr>
-      <w:rFonts w:asciiTheme="majorHAnsi" w:cstheme="majorBidi" w:eastAsiaTheme="majorEastAsia" w:hAnsiTheme="majorHAnsi"/>
-      <w:color w:themeColor="accent1" w:themeShade="BF" w:val="0F4761"/>
+      <w:rFonts w:asciiTheme="majorHAnsi" w:eastAsiaTheme="majorEastAsia" w:hAnsiTheme="majorHAnsi" w:cstheme="majorBidi"/>
+      <w:color w:val="0F4761" w:themeColor="accent1" w:themeShade="BF"/>
       <w:sz w:val="32"/>
       <w:szCs w:val="32"/>
     </w:rPr>
   </w:style>
-  <w:style w:styleId="Heading3" w:type="paragraph">
+  <w:style w:type="paragraph" w:styleId="Titre3">
     <w:name w:val="heading 3"/>
     <w:basedOn w:val="Normal"/>
-    <w:next w:val="BodyText"/>
-    <w:link w:val="Heading3Char"/>
+    <w:next w:val="Corpsdetexte"/>
+    <w:link w:val="Titre3Car"/>
     <w:uiPriority w:val="9"/>
     <w:semiHidden/>
     <w:unhideWhenUsed/>
@@ -705,21 +1032,21 @@
     <w:pPr>
       <w:keepNext/>
       <w:keepLines/>
-      <w:spacing w:after="80" w:before="160"/>
+      <w:spacing w:before="160" w:after="80"/>
       <w:outlineLvl w:val="2"/>
     </w:pPr>
     <w:rPr>
-      <w:rFonts w:cstheme="majorBidi" w:eastAsiaTheme="majorEastAsia"/>
-      <w:color w:themeColor="accent1" w:themeShade="BF" w:val="0F4761"/>
+      <w:rFonts w:eastAsiaTheme="majorEastAsia" w:cstheme="majorBidi"/>
+      <w:color w:val="0F4761" w:themeColor="accent1" w:themeShade="BF"/>
       <w:sz w:val="28"/>
       <w:szCs w:val="28"/>
     </w:rPr>
   </w:style>
-  <w:style w:styleId="Heading4" w:type="paragraph">
+  <w:style w:type="paragraph" w:styleId="Titre4">
     <w:name w:val="heading 4"/>
     <w:basedOn w:val="Normal"/>
-    <w:next w:val="BodyText"/>
-    <w:link w:val="Heading4Char"/>
+    <w:next w:val="Corpsdetexte"/>
+    <w:link w:val="Titre4Car"/>
     <w:uiPriority w:val="9"/>
     <w:semiHidden/>
     <w:unhideWhenUsed/>
@@ -728,21 +1055,21 @@
     <w:pPr>
       <w:keepNext/>
       <w:keepLines/>
-      <w:spacing w:after="40" w:before="80"/>
+      <w:spacing w:before="80" w:after="40"/>
       <w:outlineLvl w:val="3"/>
     </w:pPr>
     <w:rPr>
-      <w:rFonts w:cstheme="majorBidi" w:eastAsiaTheme="majorEastAsia"/>
+      <w:rFonts w:eastAsiaTheme="majorEastAsia" w:cstheme="majorBidi"/>
       <w:i/>
       <w:iCs/>
-      <w:color w:themeColor="accent1" w:themeShade="BF" w:val="0F4761"/>
-    </w:rPr>
-  </w:style>
-  <w:style w:styleId="Heading5" w:type="paragraph">
+      <w:color w:val="0F4761" w:themeColor="accent1" w:themeShade="BF"/>
+    </w:rPr>
+  </w:style>
+  <w:style w:type="paragraph" w:styleId="Titre5">
     <w:name w:val="heading 5"/>
     <w:basedOn w:val="Normal"/>
-    <w:next w:val="BodyText"/>
-    <w:link w:val="Heading5Char"/>
+    <w:next w:val="Corpsdetexte"/>
+    <w:link w:val="Titre5Car"/>
     <w:uiPriority w:val="9"/>
     <w:semiHidden/>
     <w:unhideWhenUsed/>
@@ -751,19 +1078,19 @@
     <w:pPr>
       <w:keepNext/>
       <w:keepLines/>
-      <w:spacing w:after="40" w:before="80"/>
+      <w:spacing w:before="80" w:after="40"/>
       <w:outlineLvl w:val="4"/>
     </w:pPr>
     <w:rPr>
-      <w:rFonts w:cstheme="majorBidi" w:eastAsiaTheme="majorEastAsia"/>
-      <w:color w:themeColor="accent1" w:themeShade="BF" w:val="0F4761"/>
-    </w:rPr>
-  </w:style>
-  <w:style w:styleId="Heading6" w:type="paragraph">
+      <w:rFonts w:eastAsiaTheme="majorEastAsia" w:cstheme="majorBidi"/>
+      <w:color w:val="0F4761" w:themeColor="accent1" w:themeShade="BF"/>
+    </w:rPr>
+  </w:style>
+  <w:style w:type="paragraph" w:styleId="Titre6">
     <w:name w:val="heading 6"/>
     <w:basedOn w:val="Normal"/>
-    <w:next w:val="BodyText"/>
-    <w:link w:val="Heading6Char"/>
+    <w:next w:val="Corpsdetexte"/>
+    <w:link w:val="Titre6Car"/>
     <w:uiPriority w:val="9"/>
     <w:semiHidden/>
     <w:unhideWhenUsed/>
@@ -772,21 +1099,21 @@
     <w:pPr>
       <w:keepNext/>
       <w:keepLines/>
-      <w:spacing w:after="0" w:before="40"/>
+      <w:spacing w:before="40" w:after="0"/>
       <w:outlineLvl w:val="5"/>
     </w:pPr>
     <w:rPr>
-      <w:rFonts w:cstheme="majorBidi" w:eastAsiaTheme="majorEastAsia"/>
+      <w:rFonts w:eastAsiaTheme="majorEastAsia" w:cstheme="majorBidi"/>
       <w:i/>
       <w:iCs/>
-      <w:color w:themeColor="text1" w:themeTint="A6" w:val="595959"/>
-    </w:rPr>
-  </w:style>
-  <w:style w:styleId="Heading7" w:type="paragraph">
+      <w:color w:val="595959" w:themeColor="text1" w:themeTint="A6"/>
+    </w:rPr>
+  </w:style>
+  <w:style w:type="paragraph" w:styleId="Titre7">
     <w:name w:val="heading 7"/>
     <w:basedOn w:val="Normal"/>
-    <w:next w:val="BodyText"/>
-    <w:link w:val="Heading7Char"/>
+    <w:next w:val="Corpsdetexte"/>
+    <w:link w:val="Titre7Car"/>
     <w:uiPriority w:val="9"/>
     <w:semiHidden/>
     <w:unhideWhenUsed/>
@@ -795,19 +1122,19 @@
     <w:pPr>
       <w:keepNext/>
       <w:keepLines/>
-      <w:spacing w:after="0" w:before="40"/>
+      <w:spacing w:before="40" w:after="0"/>
       <w:outlineLvl w:val="6"/>
     </w:pPr>
     <w:rPr>
-      <w:rFonts w:cstheme="majorBidi" w:eastAsiaTheme="majorEastAsia"/>
-      <w:color w:themeColor="text1" w:themeTint="A6" w:val="595959"/>
-    </w:rPr>
-  </w:style>
-  <w:style w:styleId="Heading8" w:type="paragraph">
+      <w:rFonts w:eastAsiaTheme="majorEastAsia" w:cstheme="majorBidi"/>
+      <w:color w:val="595959" w:themeColor="text1" w:themeTint="A6"/>
+    </w:rPr>
+  </w:style>
+  <w:style w:type="paragraph" w:styleId="Titre8">
     <w:name w:val="heading 8"/>
     <w:basedOn w:val="Normal"/>
-    <w:next w:val="BodyText"/>
-    <w:link w:val="Heading8Char"/>
+    <w:next w:val="Corpsdetexte"/>
+    <w:link w:val="Titre8Car"/>
     <w:uiPriority w:val="9"/>
     <w:semiHidden/>
     <w:unhideWhenUsed/>
@@ -820,17 +1147,17 @@
       <w:outlineLvl w:val="7"/>
     </w:pPr>
     <w:rPr>
-      <w:rFonts w:cstheme="majorBidi" w:eastAsiaTheme="majorEastAsia"/>
+      <w:rFonts w:eastAsiaTheme="majorEastAsia" w:cstheme="majorBidi"/>
       <w:i/>
       <w:iCs/>
-      <w:color w:themeColor="text1" w:themeTint="D8" w:val="272727"/>
-    </w:rPr>
-  </w:style>
-  <w:style w:styleId="Heading9" w:type="paragraph">
+      <w:color w:val="272727" w:themeColor="text1" w:themeTint="D8"/>
+    </w:rPr>
+  </w:style>
+  <w:style w:type="paragraph" w:styleId="Titre9">
     <w:name w:val="heading 9"/>
     <w:basedOn w:val="Normal"/>
-    <w:next w:val="BodyText"/>
-    <w:link w:val="Heading9Char"/>
+    <w:next w:val="Corpsdetexte"/>
+    <w:link w:val="Titre9Car"/>
     <w:uiPriority w:val="9"/>
     <w:semiHidden/>
     <w:unhideWhenUsed/>
@@ -843,191 +1170,363 @@
       <w:outlineLvl w:val="8"/>
     </w:pPr>
     <w:rPr>
-      <w:rFonts w:cstheme="majorBidi" w:eastAsiaTheme="majorEastAsia"/>
-      <w:color w:themeColor="text1" w:themeTint="D8" w:val="272727"/>
-    </w:rPr>
-  </w:style>
-  <w:style w:customStyle="1" w:styleId="Heading1Char" w:type="character">
-    <w:name w:val="Heading 1 Char"/>
-    <w:basedOn w:val="DefaultParagraphFont"/>
-    <w:link w:val="Heading1"/>
+      <w:rFonts w:eastAsiaTheme="majorEastAsia" w:cstheme="majorBidi"/>
+      <w:color w:val="272727" w:themeColor="text1" w:themeTint="D8"/>
+    </w:rPr>
+  </w:style>
+  <w:style w:type="character" w:default="1" w:styleId="Policepardfaut">
+    <w:name w:val="Default Paragraph Font"/>
+    <w:uiPriority w:val="1"/>
+    <w:semiHidden/>
+    <w:unhideWhenUsed/>
+  </w:style>
+  <w:style w:type="table" w:default="1" w:styleId="TableauNormal">
+    <w:name w:val="Normal Table"/>
+    <w:uiPriority w:val="99"/>
+    <w:semiHidden/>
+    <w:unhideWhenUsed/>
+    <w:tblPr>
+      <w:tblInd w:w="0" w:type="dxa"/>
+      <w:tblCellMar>
+        <w:top w:w="0" w:type="dxa"/>
+        <w:left w:w="108" w:type="dxa"/>
+        <w:bottom w:w="0" w:type="dxa"/>
+        <w:right w:w="108" w:type="dxa"/>
+      </w:tblCellMar>
+    </w:tblPr>
+  </w:style>
+  <w:style w:type="numbering" w:default="1" w:styleId="Aucuneliste">
+    <w:name w:val="No List"/>
+    <w:uiPriority w:val="99"/>
+    <w:semiHidden/>
+    <w:unhideWhenUsed/>
+  </w:style>
+  <w:style w:type="paragraph" w:styleId="Corpsdetexte">
+    <w:name w:val="Body Text"/>
+    <w:basedOn w:val="Normal"/>
+    <w:qFormat/>
+    <w:pPr>
+      <w:spacing w:before="180" w:after="180"/>
+    </w:pPr>
+  </w:style>
+  <w:style w:type="paragraph" w:customStyle="1" w:styleId="FirstParagraph">
+    <w:name w:val="First Paragraph"/>
+    <w:basedOn w:val="Corpsdetexte"/>
+    <w:next w:val="Corpsdetexte"/>
+    <w:qFormat/>
+  </w:style>
+  <w:style w:type="paragraph" w:customStyle="1" w:styleId="Compact">
+    <w:name w:val="Compact"/>
+    <w:basedOn w:val="Corpsdetexte"/>
+    <w:qFormat/>
+    <w:pPr>
+      <w:spacing w:before="36" w:after="36"/>
+    </w:pPr>
+  </w:style>
+  <w:style w:type="paragraph" w:styleId="Titre">
+    <w:name w:val="Title"/>
+    <w:basedOn w:val="Normal"/>
+    <w:next w:val="Corpsdetexte"/>
+    <w:link w:val="TitreCar"/>
+    <w:uiPriority w:val="10"/>
+    <w:qFormat/>
+    <w:rsid w:val="00A10FD9"/>
+    <w:pPr>
+      <w:spacing w:after="80"/>
+      <w:contextualSpacing/>
+      <w:jc w:val="center"/>
+    </w:pPr>
+    <w:rPr>
+      <w:rFonts w:asciiTheme="majorHAnsi" w:eastAsiaTheme="majorEastAsia" w:hAnsiTheme="majorHAnsi" w:cstheme="majorBidi"/>
+      <w:sz w:val="56"/>
+      <w:szCs w:val="56"/>
+    </w:rPr>
+  </w:style>
+  <w:style w:type="character" w:customStyle="1" w:styleId="TitreCar">
+    <w:name w:val="Titre Car"/>
+    <w:basedOn w:val="Policepardfaut"/>
+    <w:link w:val="Titre"/>
+    <w:uiPriority w:val="10"/>
+    <w:rsid w:val="00A10FD9"/>
+    <w:rPr>
+      <w:rFonts w:asciiTheme="majorHAnsi" w:eastAsiaTheme="majorEastAsia" w:hAnsiTheme="majorHAnsi" w:cstheme="majorBidi"/>
+      <w:sz w:val="56"/>
+      <w:szCs w:val="56"/>
+    </w:rPr>
+  </w:style>
+  <w:style w:type="paragraph" w:styleId="Sous-titre">
+    <w:name w:val="Subtitle"/>
+    <w:basedOn w:val="Titre"/>
+    <w:next w:val="Corpsdetexte"/>
+    <w:link w:val="Sous-titreCar"/>
+    <w:uiPriority w:val="11"/>
+    <w:qFormat/>
+    <w:rsid w:val="00A10FD9"/>
+    <w:pPr>
+      <w:numPr>
+        <w:ilvl w:val="1"/>
+      </w:numPr>
+    </w:pPr>
+    <w:rPr>
+      <w:spacing w:val="15"/>
+      <w:sz w:val="28"/>
+      <w:szCs w:val="28"/>
+    </w:rPr>
+  </w:style>
+  <w:style w:type="character" w:customStyle="1" w:styleId="Sous-titreCar">
+    <w:name w:val="Sous-titre Car"/>
+    <w:basedOn w:val="Policepardfaut"/>
+    <w:link w:val="Sous-titre"/>
+    <w:uiPriority w:val="11"/>
+    <w:rsid w:val="00A10FD9"/>
+    <w:rPr>
+      <w:rFonts w:eastAsiaTheme="majorEastAsia" w:cstheme="majorBidi"/>
+      <w:color w:val="595959" w:themeColor="text1" w:themeTint="A6"/>
+      <w:spacing w:val="15"/>
+      <w:sz w:val="28"/>
+      <w:szCs w:val="28"/>
+    </w:rPr>
+  </w:style>
+  <w:style w:type="paragraph" w:customStyle="1" w:styleId="Author">
+    <w:name w:val="Author"/>
+    <w:basedOn w:val="Titre"/>
+    <w:next w:val="Corpsdetexte"/>
+    <w:qFormat/>
+    <w:pPr>
+      <w:keepNext/>
+      <w:keepLines/>
+    </w:pPr>
+    <w:rPr>
+      <w:sz w:val="24"/>
+      <w:szCs w:val="24"/>
+    </w:rPr>
+  </w:style>
+  <w:style w:type="paragraph" w:styleId="Date">
+    <w:name w:val="Date"/>
+    <w:basedOn w:val="Titre"/>
+    <w:next w:val="Corpsdetexte"/>
+    <w:qFormat/>
+    <w:pPr>
+      <w:keepNext/>
+      <w:keepLines/>
+    </w:pPr>
+    <w:rPr>
+      <w:sz w:val="24"/>
+      <w:szCs w:val="24"/>
+    </w:rPr>
+  </w:style>
+  <w:style w:type="paragraph" w:customStyle="1" w:styleId="AbstractTitle">
+    <w:name w:val="Abstract Title"/>
+    <w:basedOn w:val="Normal"/>
+    <w:next w:val="Abstract"/>
+    <w:qFormat/>
+    <w:pPr>
+      <w:keepNext/>
+      <w:keepLines/>
+      <w:spacing w:before="300" w:after="0"/>
+      <w:jc w:val="center"/>
+    </w:pPr>
+    <w:rPr>
+      <w:b/>
+      <w:sz w:val="20"/>
+      <w:szCs w:val="20"/>
+    </w:rPr>
+  </w:style>
+  <w:style w:type="paragraph" w:customStyle="1" w:styleId="Abstract">
+    <w:name w:val="Abstract"/>
+    <w:basedOn w:val="Normal"/>
+    <w:next w:val="Corpsdetexte"/>
+    <w:qFormat/>
+    <w:pPr>
+      <w:keepNext/>
+      <w:keepLines/>
+      <w:spacing w:before="100" w:after="300"/>
+    </w:pPr>
+    <w:rPr>
+      <w:sz w:val="20"/>
+      <w:szCs w:val="20"/>
+    </w:rPr>
+  </w:style>
+  <w:style w:type="paragraph" w:styleId="Bibliographie">
+    <w:name w:val="Bibliography"/>
+    <w:basedOn w:val="Normal"/>
+    <w:qFormat/>
+  </w:style>
+  <w:style w:type="character" w:customStyle="1" w:styleId="Titre1Car">
+    <w:name w:val="Titre 1 Car"/>
+    <w:basedOn w:val="Policepardfaut"/>
+    <w:link w:val="Titre1"/>
     <w:uiPriority w:val="9"/>
     <w:rsid w:val="00A10FD9"/>
     <w:rPr>
-      <w:rFonts w:asciiTheme="majorHAnsi" w:cstheme="majorBidi" w:eastAsiaTheme="majorEastAsia" w:hAnsiTheme="majorHAnsi"/>
-      <w:color w:themeColor="accent1" w:themeShade="BF" w:val="0F4761"/>
+      <w:rFonts w:asciiTheme="majorHAnsi" w:eastAsiaTheme="majorEastAsia" w:hAnsiTheme="majorHAnsi" w:cstheme="majorBidi"/>
+      <w:color w:val="0F4761" w:themeColor="accent1" w:themeShade="BF"/>
       <w:sz w:val="40"/>
       <w:szCs w:val="40"/>
     </w:rPr>
   </w:style>
-  <w:style w:customStyle="1" w:styleId="Heading2Char" w:type="character">
-    <w:name w:val="Heading 2 Char"/>
-    <w:basedOn w:val="DefaultParagraphFont"/>
-    <w:link w:val="Heading2"/>
+  <w:style w:type="character" w:customStyle="1" w:styleId="Titre2Car">
+    <w:name w:val="Titre 2 Car"/>
+    <w:basedOn w:val="Policepardfaut"/>
+    <w:link w:val="Titre2"/>
     <w:uiPriority w:val="9"/>
     <w:semiHidden/>
     <w:rsid w:val="00A10FD9"/>
     <w:rPr>
-      <w:rFonts w:asciiTheme="majorHAnsi" w:cstheme="majorBidi" w:eastAsiaTheme="majorEastAsia" w:hAnsiTheme="majorHAnsi"/>
-      <w:color w:themeColor="accent1" w:themeShade="BF" w:val="0F4761"/>
+      <w:rFonts w:asciiTheme="majorHAnsi" w:eastAsiaTheme="majorEastAsia" w:hAnsiTheme="majorHAnsi" w:cstheme="majorBidi"/>
+      <w:color w:val="0F4761" w:themeColor="accent1" w:themeShade="BF"/>
       <w:sz w:val="32"/>
       <w:szCs w:val="32"/>
     </w:rPr>
   </w:style>
-  <w:style w:customStyle="1" w:styleId="Heading3Char" w:type="character">
-    <w:name w:val="Heading 3 Char"/>
-    <w:basedOn w:val="DefaultParagraphFont"/>
-    <w:link w:val="Heading3"/>
+  <w:style w:type="character" w:customStyle="1" w:styleId="Titre3Car">
+    <w:name w:val="Titre 3 Car"/>
+    <w:basedOn w:val="Policepardfaut"/>
+    <w:link w:val="Titre3"/>
     <w:uiPriority w:val="9"/>
     <w:semiHidden/>
     <w:rsid w:val="00A10FD9"/>
     <w:rPr>
-      <w:rFonts w:cstheme="majorBidi" w:eastAsiaTheme="majorEastAsia"/>
-      <w:color w:themeColor="accent1" w:themeShade="BF" w:val="0F4761"/>
+      <w:rFonts w:eastAsiaTheme="majorEastAsia" w:cstheme="majorBidi"/>
+      <w:color w:val="0F4761" w:themeColor="accent1" w:themeShade="BF"/>
       <w:sz w:val="28"/>
       <w:szCs w:val="28"/>
     </w:rPr>
   </w:style>
-  <w:style w:customStyle="1" w:styleId="Heading4Char" w:type="character">
-    <w:name w:val="Heading 4 Char"/>
-    <w:basedOn w:val="DefaultParagraphFont"/>
-    <w:link w:val="Heading4"/>
+  <w:style w:type="character" w:customStyle="1" w:styleId="Titre4Car">
+    <w:name w:val="Titre 4 Car"/>
+    <w:basedOn w:val="Policepardfaut"/>
+    <w:link w:val="Titre4"/>
     <w:uiPriority w:val="9"/>
     <w:semiHidden/>
     <w:rsid w:val="00A10FD9"/>
     <w:rPr>
-      <w:rFonts w:cstheme="majorBidi" w:eastAsiaTheme="majorEastAsia"/>
+      <w:rFonts w:eastAsiaTheme="majorEastAsia" w:cstheme="majorBidi"/>
       <w:i/>
       <w:iCs/>
-      <w:color w:themeColor="accent1" w:themeShade="BF" w:val="0F4761"/>
-    </w:rPr>
-  </w:style>
-  <w:style w:customStyle="1" w:styleId="Heading5Char" w:type="character">
-    <w:name w:val="Heading 5 Char"/>
-    <w:basedOn w:val="DefaultParagraphFont"/>
-    <w:link w:val="Heading5"/>
+      <w:color w:val="0F4761" w:themeColor="accent1" w:themeShade="BF"/>
+    </w:rPr>
+  </w:style>
+  <w:style w:type="character" w:customStyle="1" w:styleId="Titre5Car">
+    <w:name w:val="Titre 5 Car"/>
+    <w:basedOn w:val="Policepardfaut"/>
+    <w:link w:val="Titre5"/>
     <w:uiPriority w:val="9"/>
     <w:semiHidden/>
     <w:rsid w:val="00A10FD9"/>
     <w:rPr>
-      <w:rFonts w:cstheme="majorBidi" w:eastAsiaTheme="majorEastAsia"/>
-      <w:color w:themeColor="accent1" w:themeShade="BF" w:val="0F4761"/>
-    </w:rPr>
-  </w:style>
-  <w:style w:customStyle="1" w:styleId="Heading6Char" w:type="character">
-    <w:name w:val="Heading 6 Char"/>
-    <w:basedOn w:val="DefaultParagraphFont"/>
-    <w:link w:val="Heading6"/>
+      <w:rFonts w:eastAsiaTheme="majorEastAsia" w:cstheme="majorBidi"/>
+      <w:color w:val="0F4761" w:themeColor="accent1" w:themeShade="BF"/>
+    </w:rPr>
+  </w:style>
+  <w:style w:type="character" w:customStyle="1" w:styleId="Titre6Car">
+    <w:name w:val="Titre 6 Car"/>
+    <w:basedOn w:val="Policepardfaut"/>
+    <w:link w:val="Titre6"/>
     <w:uiPriority w:val="9"/>
     <w:semiHidden/>
     <w:rsid w:val="00A10FD9"/>
     <w:rPr>
-      <w:rFonts w:cstheme="majorBidi" w:eastAsiaTheme="majorEastAsia"/>
+      <w:rFonts w:eastAsiaTheme="majorEastAsia" w:cstheme="majorBidi"/>
       <w:i/>
       <w:iCs/>
-      <w:color w:themeColor="text1" w:themeTint="A6" w:val="595959"/>
-    </w:rPr>
-  </w:style>
-  <w:style w:customStyle="1" w:styleId="Heading7Char" w:type="character">
-    <w:name w:val="Heading 7 Char"/>
-    <w:basedOn w:val="DefaultParagraphFont"/>
-    <w:link w:val="Heading7"/>
+      <w:color w:val="595959" w:themeColor="text1" w:themeTint="A6"/>
+    </w:rPr>
+  </w:style>
+  <w:style w:type="character" w:customStyle="1" w:styleId="Titre7Car">
+    <w:name w:val="Titre 7 Car"/>
+    <w:basedOn w:val="Policepardfaut"/>
+    <w:link w:val="Titre7"/>
     <w:uiPriority w:val="9"/>
     <w:semiHidden/>
     <w:rsid w:val="00A10FD9"/>
     <w:rPr>
-      <w:rFonts w:cstheme="majorBidi" w:eastAsiaTheme="majorEastAsia"/>
-      <w:color w:themeColor="text1" w:themeTint="A6" w:val="595959"/>
-    </w:rPr>
-  </w:style>
-  <w:style w:customStyle="1" w:styleId="Heading8Char" w:type="character">
-    <w:name w:val="Heading 8 Char"/>
-    <w:basedOn w:val="DefaultParagraphFont"/>
-    <w:link w:val="Heading8"/>
+      <w:rFonts w:eastAsiaTheme="majorEastAsia" w:cstheme="majorBidi"/>
+      <w:color w:val="595959" w:themeColor="text1" w:themeTint="A6"/>
+    </w:rPr>
+  </w:style>
+  <w:style w:type="character" w:customStyle="1" w:styleId="Titre8Car">
+    <w:name w:val="Titre 8 Car"/>
+    <w:basedOn w:val="Policepardfaut"/>
+    <w:link w:val="Titre8"/>
     <w:uiPriority w:val="9"/>
     <w:semiHidden/>
     <w:rsid w:val="00A10FD9"/>
     <w:rPr>
-      <w:rFonts w:cstheme="majorBidi" w:eastAsiaTheme="majorEastAsia"/>
+      <w:rFonts w:eastAsiaTheme="majorEastAsia" w:cstheme="majorBidi"/>
       <w:i/>
       <w:iCs/>
-      <w:color w:themeColor="text1" w:themeTint="D8" w:val="272727"/>
-    </w:rPr>
-  </w:style>
-  <w:style w:customStyle="1" w:styleId="Heading9Char" w:type="character">
-    <w:name w:val="Heading 9 Char"/>
-    <w:basedOn w:val="DefaultParagraphFont"/>
-    <w:link w:val="Heading9"/>
+      <w:color w:val="272727" w:themeColor="text1" w:themeTint="D8"/>
+    </w:rPr>
+  </w:style>
+  <w:style w:type="character" w:customStyle="1" w:styleId="Titre9Car">
+    <w:name w:val="Titre 9 Car"/>
+    <w:basedOn w:val="Policepardfaut"/>
+    <w:link w:val="Titre9"/>
     <w:uiPriority w:val="9"/>
     <w:semiHidden/>
     <w:rsid w:val="00A10FD9"/>
     <w:rPr>
-      <w:rFonts w:cstheme="majorBidi" w:eastAsiaTheme="majorEastAsia"/>
-      <w:color w:themeColor="text1" w:themeTint="D8" w:val="272727"/>
-    </w:rPr>
-  </w:style>
-  <w:style w:styleId="BlockText" w:type="paragraph">
+      <w:rFonts w:eastAsiaTheme="majorEastAsia" w:cstheme="majorBidi"/>
+      <w:color w:val="272727" w:themeColor="text1" w:themeTint="D8"/>
+    </w:rPr>
+  </w:style>
+  <w:style w:type="paragraph" w:styleId="Normalcentr">
     <w:name w:val="Block Text"/>
-    <w:basedOn w:val="BodyText"/>
-    <w:next w:val="BodyText"/>
+    <w:basedOn w:val="Corpsdetexte"/>
+    <w:next w:val="Corpsdetexte"/>
     <w:uiPriority w:val="9"/>
     <w:unhideWhenUsed/>
     <w:qFormat/>
     <w:pPr>
-      <w:spacing w:after="100" w:before="100"/>
-      <w:ind w:firstLine="0" w:left="480" w:right="480"/>
-    </w:pPr>
-  </w:style>
-  <w:style w:styleId="FootnoteText" w:type="paragraph">
-    <w:name w:val="Footnote Text"/>
+      <w:spacing w:before="100" w:after="100"/>
+      <w:ind w:left="480" w:right="480"/>
+    </w:pPr>
+  </w:style>
+  <w:style w:type="paragraph" w:styleId="Notedebasdepage">
+    <w:name w:val="footnote text"/>
     <w:basedOn w:val="Normal"/>
-    <w:next w:val="FootnoteText"/>
     <w:uiPriority w:val="9"/>
     <w:unhideWhenUsed/>
     <w:qFormat/>
   </w:style>
-  <w:style w:styleId="FootnoteBlockText" w:type="paragraph">
+  <w:style w:type="paragraph" w:customStyle="1" w:styleId="FootnoteBlockText">
     <w:name w:val="Footnote Block Text"/>
-    <w:basedOn w:val="FootnoteText"/>
-    <w:next w:val="FootnoteText"/>
+    <w:basedOn w:val="Notedebasdepage"/>
+    <w:next w:val="Notedebasdepage"/>
     <w:uiPriority w:val="9"/>
     <w:unhideWhenUsed/>
     <w:qFormat/>
     <w:pPr>
-      <w:spacing w:after="100" w:before="100"/>
-      <w:ind w:firstLine="0" w:left="480" w:right="480"/>
-    </w:pPr>
-  </w:style>
-  <w:style w:default="1" w:styleId="DefaultParagraphFont" w:type="character">
-    <w:name w:val="Default Paragraph Font"/>
+      <w:spacing w:before="100" w:after="100"/>
+      <w:ind w:left="480" w:right="480"/>
+    </w:pPr>
+  </w:style>
+  <w:style w:type="table" w:customStyle="1" w:styleId="Table">
+    <w:name w:val="Table"/>
     <w:semiHidden/>
     <w:unhideWhenUsed/>
-  </w:style>
-  <w:style w:default="1" w:styleId="Table" w:type="table">
-    <w:name w:val="Table"/>
-    <w:basedOn w:val="TableNormal"/>
-    <w:semiHidden/>
-    <w:unhideWhenUsed/>
     <w:qFormat/>
     <w:tblPr>
-      <w:tblInd w:type="dxa" w:w="0"/>
+      <w:tblInd w:w="0" w:type="dxa"/>
       <w:tblCellMar>
-        <w:top w:type="dxa" w:w="0"/>
-        <w:left w:type="dxa" w:w="108"/>
-        <w:bottom w:type="dxa" w:w="0"/>
-        <w:right w:type="dxa" w:w="108"/>
+        <w:top w:w="0" w:type="dxa"/>
+        <w:left w:w="108" w:type="dxa"/>
+        <w:bottom w:w="0" w:type="dxa"/>
+        <w:right w:w="108" w:type="dxa"/>
       </w:tblCellMar>
     </w:tblPr>
     <w:tblStylePr w:type="firstRow">
+      <w:tblPr/>
       <w:tcPr>
         <w:tcBorders>
-          <w:bottom w:val="single"/>
+          <w:bottom w:val="single" w:sz="0" w:space="0" w:color="auto"/>
         </w:tcBorders>
         <w:vAlign w:val="bottom"/>
       </w:tcPr>
     </w:tblStylePr>
   </w:style>
-  <w:style w:customStyle="1" w:styleId="DefinitionTerm" w:type="paragraph">
+  <w:style w:type="paragraph" w:customStyle="1" w:styleId="DefinitionTerm">
     <w:name w:val="Definition Term"/>
     <w:basedOn w:val="Normal"/>
     <w:next w:val="Definition"/>
@@ -1040,78 +1539,79 @@
       <w:b/>
     </w:rPr>
   </w:style>
-  <w:style w:customStyle="1" w:styleId="Definition" w:type="paragraph">
+  <w:style w:type="paragraph" w:customStyle="1" w:styleId="Definition">
     <w:name w:val="Definition"/>
     <w:basedOn w:val="Normal"/>
   </w:style>
-  <w:style w:styleId="Caption" w:type="paragraph">
-    <w:name w:val="Caption"/>
+  <w:style w:type="paragraph" w:styleId="Lgende">
+    <w:name w:val="caption"/>
     <w:basedOn w:val="Normal"/>
-    <w:link w:val="BodyTextChar"/>
-    <w:pPr>
-      <w:spacing w:after="120" w:before="0"/>
+    <w:link w:val="LgendeCar"/>
+    <w:pPr>
+      <w:spacing w:after="120"/>
     </w:pPr>
     <w:rPr>
       <w:i/>
     </w:rPr>
   </w:style>
-  <w:style w:customStyle="1" w:styleId="TableCaption" w:type="paragraph">
+  <w:style w:type="paragraph" w:customStyle="1" w:styleId="TableCaption">
     <w:name w:val="Table Caption"/>
-    <w:basedOn w:val="Caption"/>
+    <w:basedOn w:val="Lgende"/>
     <w:pPr>
       <w:keepNext/>
     </w:pPr>
   </w:style>
-  <w:style w:customStyle="1" w:styleId="ImageCaption" w:type="paragraph">
+  <w:style w:type="paragraph" w:customStyle="1" w:styleId="ImageCaption">
     <w:name w:val="Image Caption"/>
-    <w:basedOn w:val="Caption"/>
-  </w:style>
-  <w:style w:customStyle="1" w:styleId="Figure" w:type="paragraph">
+    <w:basedOn w:val="Lgende"/>
+  </w:style>
+  <w:style w:type="paragraph" w:customStyle="1" w:styleId="Figure">
     <w:name w:val="Figure"/>
     <w:basedOn w:val="Normal"/>
   </w:style>
-  <w:style w:customStyle="1" w:styleId="CaptionedFigure" w:type="paragraph">
+  <w:style w:type="paragraph" w:customStyle="1" w:styleId="CaptionedFigure">
     <w:name w:val="Captioned Figure"/>
     <w:basedOn w:val="Figure"/>
     <w:pPr>
       <w:keepNext/>
     </w:pPr>
   </w:style>
-  <w:style w:customStyle="1" w:styleId="BodyTextChar" w:type="character">
-    <w:name w:val="Body Text Char"/>
-    <w:basedOn w:val="DefaultParagraphFont"/>
-    <w:link w:val="BodyText"/>
-  </w:style>
-  <w:style w:customStyle="1" w:styleId="VerbatimChar" w:type="character">
+  <w:style w:type="character" w:customStyle="1" w:styleId="LgendeCar">
+    <w:name w:val="Légende Car"/>
+    <w:basedOn w:val="Policepardfaut"/>
+    <w:link w:val="Lgende"/>
+  </w:style>
+  <w:style w:type="character" w:customStyle="1" w:styleId="VerbatimChar">
     <w:name w:val="Verbatim Char"/>
-    <w:basedOn w:val="BodyTextChar"/>
-    <w:rPr>
-      <w:rFonts w:ascii="Consolas" w:hAnsi="Consolas"/>
-      <w:sz w:val="22"/>
-    </w:rPr>
-  </w:style>
-  <w:style w:customStyle="1" w:styleId="SectionNumber" w:type="character">
+    <w:basedOn w:val="LgendeCar"/>
+    <w:link w:val="SourceCode"/>
+    <w:rPr>
+      <w:rFonts w:ascii="Consolas" w:hAnsi="Consolas"/>
+      <w:sz w:val="22"/>
+    </w:rPr>
+  </w:style>
+  <w:style w:type="character" w:customStyle="1" w:styleId="SectionNumber">
     <w:name w:val="Section Number"/>
-    <w:basedOn w:val="BodyTextChar"/>
-  </w:style>
-  <w:style w:styleId="FootnoteReference" w:type="character">
-    <w:name w:val="Footnote Reference"/>
-    <w:basedOn w:val="BodyTextChar"/>
+    <w:basedOn w:val="LgendeCar"/>
+  </w:style>
+  <w:style w:type="character" w:styleId="Appelnotedebasdep">
+    <w:name w:val="footnote reference"/>
+    <w:basedOn w:val="LgendeCar"/>
     <w:rPr>
       <w:vertAlign w:val="superscript"/>
     </w:rPr>
   </w:style>
-  <w:style w:styleId="Hyperlink" w:type="character">
+  <w:style w:type="character" w:styleId="Lienhypertexte">
     <w:name w:val="Hyperlink"/>
-    <w:basedOn w:val="BodyTextChar"/>
-    <w:rPr>
-      <w:color w:themeColor="accent1" w:val="4F81BD"/>
-    </w:rPr>
-  </w:style>
-  <w:style w:styleId="TOCHeading" w:type="paragraph">
+    <w:basedOn w:val="LgendeCar"/>
+    <w:rPr>
+      <w:color w:val="156082" w:themeColor="accent1"/>
+    </w:rPr>
+  </w:style>
+  <w:style w:type="paragraph" w:styleId="En-ttedetabledesmatires">
     <w:name w:val="TOC Heading"/>
-    <w:basedOn w:val="Heading1"/>
-    <w:next w:val="BodyText"/>
+    <w:basedOn w:val="Titre1"/>
+    <w:next w:val="Corpsdetexte"/>
     <w:uiPriority w:val="39"/>
     <w:unhideWhenUsed/>
     <w:qFormat/>
@@ -1119,246 +1619,305 @@
       <w:spacing w:before="240" w:line="259" w:lineRule="auto"/>
       <w:outlineLvl w:val="9"/>
     </w:pPr>
-    <w:rPr>
-      <w:rFonts w:asciiTheme="majorHAnsi" w:cstheme="majorBidi" w:eastAsiaTheme="majorEastAsia" w:hAnsiTheme="majorHAnsi"/>
-      <w:b w:val="0"/>
-      <w:bCs w:val="0"/>
-      <w:color w:themeColor="accent1" w:themeShade="BF" w:val="365F91"/>
-    </w:rPr>
   </w:style>
   <w:style w:type="paragraph" w:customStyle="1" w:styleId="SourceCode">
     <w:name w:val="Source Code"/>
     <w:basedOn w:val="Normal"/>
     <w:link w:val="VerbatimChar"/>
     <w:pPr>
-      <w:wordWrap w:val="off"/>
+      <w:wordWrap w:val="0"/>
     </w:pPr>
   </w:style>
   <w:style w:type="character" w:customStyle="1" w:styleId="KeywordTok">
     <w:name w:val="KeywordTok"/>
     <w:basedOn w:val="VerbatimChar"/>
     <w:rPr>
+      <w:rFonts w:ascii="Consolas" w:hAnsi="Consolas"/>
       <w:b/>
       <w:color w:val="007020"/>
+      <w:sz w:val="22"/>
     </w:rPr>
   </w:style>
   <w:style w:type="character" w:customStyle="1" w:styleId="DataTypeTok">
     <w:name w:val="DataTypeTok"/>
     <w:basedOn w:val="VerbatimChar"/>
     <w:rPr>
+      <w:rFonts w:ascii="Consolas" w:hAnsi="Consolas"/>
       <w:color w:val="902000"/>
+      <w:sz w:val="22"/>
     </w:rPr>
   </w:style>
   <w:style w:type="character" w:customStyle="1" w:styleId="DecValTok">
     <w:name w:val="DecValTok"/>
     <w:basedOn w:val="VerbatimChar"/>
     <w:rPr>
-      <w:color w:val="40a070"/>
+      <w:rFonts w:ascii="Consolas" w:hAnsi="Consolas"/>
+      <w:color w:val="40A070"/>
+      <w:sz w:val="22"/>
     </w:rPr>
   </w:style>
   <w:style w:type="character" w:customStyle="1" w:styleId="BaseNTok">
     <w:name w:val="BaseNTok"/>
     <w:basedOn w:val="VerbatimChar"/>
     <w:rPr>
-      <w:color w:val="40a070"/>
+      <w:rFonts w:ascii="Consolas" w:hAnsi="Consolas"/>
+      <w:color w:val="40A070"/>
+      <w:sz w:val="22"/>
     </w:rPr>
   </w:style>
   <w:style w:type="character" w:customStyle="1" w:styleId="FloatTok">
     <w:name w:val="FloatTok"/>
     <w:basedOn w:val="VerbatimChar"/>
     <w:rPr>
-      <w:color w:val="40a070"/>
+      <w:rFonts w:ascii="Consolas" w:hAnsi="Consolas"/>
+      <w:color w:val="40A070"/>
+      <w:sz w:val="22"/>
     </w:rPr>
   </w:style>
   <w:style w:type="character" w:customStyle="1" w:styleId="ConstantTok">
     <w:name w:val="ConstantTok"/>
     <w:basedOn w:val="VerbatimChar"/>
     <w:rPr>
+      <w:rFonts w:ascii="Consolas" w:hAnsi="Consolas"/>
       <w:color w:val="880000"/>
+      <w:sz w:val="22"/>
     </w:rPr>
   </w:style>
   <w:style w:type="character" w:customStyle="1" w:styleId="CharTok">
     <w:name w:val="CharTok"/>
     <w:basedOn w:val="VerbatimChar"/>
     <w:rPr>
-      <w:color w:val="4070a0"/>
+      <w:rFonts w:ascii="Consolas" w:hAnsi="Consolas"/>
+      <w:color w:val="4070A0"/>
+      <w:sz w:val="22"/>
     </w:rPr>
   </w:style>
   <w:style w:type="character" w:customStyle="1" w:styleId="SpecialCharTok">
     <w:name w:val="SpecialCharTok"/>
     <w:basedOn w:val="VerbatimChar"/>
     <w:rPr>
-      <w:color w:val="4070a0"/>
+      <w:rFonts w:ascii="Consolas" w:hAnsi="Consolas"/>
+      <w:color w:val="4070A0"/>
+      <w:sz w:val="22"/>
     </w:rPr>
   </w:style>
   <w:style w:type="character" w:customStyle="1" w:styleId="StringTok">
     <w:name w:val="StringTok"/>
     <w:basedOn w:val="VerbatimChar"/>
     <w:rPr>
-      <w:color w:val="4070a0"/>
+      <w:rFonts w:ascii="Consolas" w:hAnsi="Consolas"/>
+      <w:color w:val="4070A0"/>
+      <w:sz w:val="22"/>
     </w:rPr>
   </w:style>
   <w:style w:type="character" w:customStyle="1" w:styleId="VerbatimStringTok">
     <w:name w:val="VerbatimStringTok"/>
     <w:basedOn w:val="VerbatimChar"/>
     <w:rPr>
-      <w:color w:val="4070a0"/>
+      <w:rFonts w:ascii="Consolas" w:hAnsi="Consolas"/>
+      <w:color w:val="4070A0"/>
+      <w:sz w:val="22"/>
     </w:rPr>
   </w:style>
   <w:style w:type="character" w:customStyle="1" w:styleId="SpecialStringTok">
     <w:name w:val="SpecialStringTok"/>
     <w:basedOn w:val="VerbatimChar"/>
     <w:rPr>
-      <w:color w:val="bb6688"/>
+      <w:rFonts w:ascii="Consolas" w:hAnsi="Consolas"/>
+      <w:color w:val="BB6688"/>
+      <w:sz w:val="22"/>
     </w:rPr>
   </w:style>
   <w:style w:type="character" w:customStyle="1" w:styleId="ImportTok">
     <w:name w:val="ImportTok"/>
     <w:basedOn w:val="VerbatimChar"/>
     <w:rPr>
+      <w:rFonts w:ascii="Consolas" w:hAnsi="Consolas"/>
       <w:b/>
       <w:color w:val="008000"/>
+      <w:sz w:val="22"/>
     </w:rPr>
   </w:style>
   <w:style w:type="character" w:customStyle="1" w:styleId="CommentTok">
     <w:name w:val="CommentTok"/>
     <w:basedOn w:val="VerbatimChar"/>
     <w:rPr>
+      <w:rFonts w:ascii="Consolas" w:hAnsi="Consolas"/>
       <w:i/>
-      <w:color w:val="60a0b0"/>
+      <w:color w:val="60A0B0"/>
+      <w:sz w:val="22"/>
     </w:rPr>
   </w:style>
   <w:style w:type="character" w:customStyle="1" w:styleId="DocumentationTok">
     <w:name w:val="DocumentationTok"/>
     <w:basedOn w:val="VerbatimChar"/>
     <w:rPr>
+      <w:rFonts w:ascii="Consolas" w:hAnsi="Consolas"/>
       <w:i/>
-      <w:color w:val="ba2121"/>
+      <w:color w:val="BA2121"/>
+      <w:sz w:val="22"/>
     </w:rPr>
   </w:style>
   <w:style w:type="character" w:customStyle="1" w:styleId="AnnotationTok">
     <w:name w:val="AnnotationTok"/>
     <w:basedOn w:val="VerbatimChar"/>
     <w:rPr>
+      <w:rFonts w:ascii="Consolas" w:hAnsi="Consolas"/>
       <w:b/>
       <w:i/>
-      <w:color w:val="60a0b0"/>
+      <w:color w:val="60A0B0"/>
+      <w:sz w:val="22"/>
     </w:rPr>
   </w:style>
   <w:style w:type="character" w:customStyle="1" w:styleId="CommentVarTok">
     <w:name w:val="CommentVarTok"/>
     <w:basedOn w:val="VerbatimChar"/>
     <w:rPr>
+      <w:rFonts w:ascii="Consolas" w:hAnsi="Consolas"/>
       <w:b/>
       <w:i/>
-      <w:color w:val="60a0b0"/>
+      <w:color w:val="60A0B0"/>
+      <w:sz w:val="22"/>
     </w:rPr>
   </w:style>
   <w:style w:type="character" w:customStyle="1" w:styleId="OtherTok">
     <w:name w:val="OtherTok"/>
     <w:basedOn w:val="VerbatimChar"/>
     <w:rPr>
+      <w:rFonts w:ascii="Consolas" w:hAnsi="Consolas"/>
       <w:color w:val="007020"/>
+      <w:sz w:val="22"/>
     </w:rPr>
   </w:style>
   <w:style w:type="character" w:customStyle="1" w:styleId="FunctionTok">
     <w:name w:val="FunctionTok"/>
     <w:basedOn w:val="VerbatimChar"/>
     <w:rPr>
-      <w:color w:val="06287e"/>
+      <w:rFonts w:ascii="Consolas" w:hAnsi="Consolas"/>
+      <w:color w:val="06287E"/>
+      <w:sz w:val="22"/>
     </w:rPr>
   </w:style>
   <w:style w:type="character" w:customStyle="1" w:styleId="VariableTok">
     <w:name w:val="VariableTok"/>
     <w:basedOn w:val="VerbatimChar"/>
     <w:rPr>
-      <w:color w:val="19177c"/>
+      <w:rFonts w:ascii="Consolas" w:hAnsi="Consolas"/>
+      <w:color w:val="19177C"/>
+      <w:sz w:val="22"/>
     </w:rPr>
   </w:style>
   <w:style w:type="character" w:customStyle="1" w:styleId="ControlFlowTok">
     <w:name w:val="ControlFlowTok"/>
     <w:basedOn w:val="VerbatimChar"/>
     <w:rPr>
+      <w:rFonts w:ascii="Consolas" w:hAnsi="Consolas"/>
       <w:b/>
       <w:color w:val="007020"/>
+      <w:sz w:val="22"/>
     </w:rPr>
   </w:style>
   <w:style w:type="character" w:customStyle="1" w:styleId="OperatorTok">
     <w:name w:val="OperatorTok"/>
     <w:basedOn w:val="VerbatimChar"/>
     <w:rPr>
+      <w:rFonts w:ascii="Consolas" w:hAnsi="Consolas"/>
       <w:color w:val="666666"/>
+      <w:sz w:val="22"/>
     </w:rPr>
   </w:style>
   <w:style w:type="character" w:customStyle="1" w:styleId="BuiltInTok">
     <w:name w:val="BuiltInTok"/>
     <w:basedOn w:val="VerbatimChar"/>
     <w:rPr>
+      <w:rFonts w:ascii="Consolas" w:hAnsi="Consolas"/>
       <w:color w:val="008000"/>
+      <w:sz w:val="22"/>
     </w:rPr>
   </w:style>
   <w:style w:type="character" w:customStyle="1" w:styleId="ExtensionTok">
     <w:name w:val="ExtensionTok"/>
     <w:basedOn w:val="VerbatimChar"/>
-    <w:rPr/>
+    <w:rPr>
+      <w:rFonts w:ascii="Consolas" w:hAnsi="Consolas"/>
+      <w:sz w:val="22"/>
+    </w:rPr>
   </w:style>
   <w:style w:type="character" w:customStyle="1" w:styleId="PreprocessorTok">
     <w:name w:val="PreprocessorTok"/>
     <w:basedOn w:val="VerbatimChar"/>
     <w:rPr>
-      <w:color w:val="bc7a00"/>
+      <w:rFonts w:ascii="Consolas" w:hAnsi="Consolas"/>
+      <w:color w:val="BC7A00"/>
+      <w:sz w:val="22"/>
     </w:rPr>
   </w:style>
   <w:style w:type="character" w:customStyle="1" w:styleId="AttributeTok">
     <w:name w:val="AttributeTok"/>
     <w:basedOn w:val="VerbatimChar"/>
     <w:rPr>
-      <w:color w:val="7d9029"/>
+      <w:rFonts w:ascii="Consolas" w:hAnsi="Consolas"/>
+      <w:color w:val="7D9029"/>
+      <w:sz w:val="22"/>
     </w:rPr>
   </w:style>
   <w:style w:type="character" w:customStyle="1" w:styleId="RegionMarkerTok">
     <w:name w:val="RegionMarkerTok"/>
     <w:basedOn w:val="VerbatimChar"/>
-    <w:rPr/>
+    <w:rPr>
+      <w:rFonts w:ascii="Consolas" w:hAnsi="Consolas"/>
+      <w:sz w:val="22"/>
+    </w:rPr>
   </w:style>
   <w:style w:type="character" w:customStyle="1" w:styleId="InformationTok">
     <w:name w:val="InformationTok"/>
     <w:basedOn w:val="VerbatimChar"/>
     <w:rPr>
+      <w:rFonts w:ascii="Consolas" w:hAnsi="Consolas"/>
       <w:b/>
       <w:i/>
-      <w:color w:val="60a0b0"/>
+      <w:color w:val="60A0B0"/>
+      <w:sz w:val="22"/>
     </w:rPr>
   </w:style>
   <w:style w:type="character" w:customStyle="1" w:styleId="WarningTok">
     <w:name w:val="WarningTok"/>
     <w:basedOn w:val="VerbatimChar"/>
     <w:rPr>
+      <w:rFonts w:ascii="Consolas" w:hAnsi="Consolas"/>
       <w:b/>
       <w:i/>
-      <w:color w:val="60a0b0"/>
+      <w:color w:val="60A0B0"/>
+      <w:sz w:val="22"/>
     </w:rPr>
   </w:style>
   <w:style w:type="character" w:customStyle="1" w:styleId="AlertTok">
     <w:name w:val="AlertTok"/>
     <w:basedOn w:val="VerbatimChar"/>
     <w:rPr>
+      <w:rFonts w:ascii="Consolas" w:hAnsi="Consolas"/>
       <w:b/>
-      <w:color w:val="ff0000"/>
+      <w:color w:val="FF0000"/>
+      <w:sz w:val="22"/>
     </w:rPr>
   </w:style>
   <w:style w:type="character" w:customStyle="1" w:styleId="ErrorTok">
     <w:name w:val="ErrorTok"/>
     <w:basedOn w:val="VerbatimChar"/>
     <w:rPr>
+      <w:rFonts w:ascii="Consolas" w:hAnsi="Consolas"/>
       <w:b/>
-      <w:color w:val="ff0000"/>
+      <w:color w:val="FF0000"/>
+      <w:sz w:val="22"/>
     </w:rPr>
   </w:style>
   <w:style w:type="character" w:customStyle="1" w:styleId="NormalTok">
     <w:name w:val="NormalTok"/>
     <w:basedOn w:val="VerbatimChar"/>
-    <w:rPr/>
+    <w:rPr>
+      <w:rFonts w:ascii="Consolas" w:hAnsi="Consolas"/>
+      <w:sz w:val="22"/>
+    </w:rPr>
   </w:style>
 </w:styles>
 </file>

--- a/docs/versions-financement/lettres-soutien/lettre-engagement-porteur-bpifrance.docx
+++ b/docs/versions-financement/lettres-soutien/lettre-engagement-porteur-bpifrance.docx
@@ -5,59 +5,65 @@
     <w:p>
       <w:pPr>
         <w:pStyle w:val="Titre1"/>
+        <w:rPr>
+          <w:sz w:val="36"/>
+          <w:szCs w:val="36"/>
+        </w:rPr>
       </w:pPr>
       <w:bookmarkStart w:id="0" w:name="X8e2de45ca55012874263a984e6b51e57a487453"/>
       <w:r>
-        <w:t>Lettre de soutien — Bpifrance (complément porteur)</w:t>
+        <w:rPr>
+          <w:sz w:val="36"/>
+          <w:szCs w:val="36"/>
+        </w:rPr>
+        <w:t xml:space="preserve">Lettre </w:t>
+      </w:r>
+      <w:r>
+        <w:rPr>
+          <w:sz w:val="36"/>
+          <w:szCs w:val="36"/>
+        </w:rPr>
+        <w:t>d’engagement</w:t>
+      </w:r>
+      <w:r>
+        <w:rPr>
+          <w:sz w:val="36"/>
+          <w:szCs w:val="36"/>
+        </w:rPr>
+        <w:t xml:space="preserve"> — Bpifrance (complément porteur)</w:t>
       </w:r>
     </w:p>
     <w:p>
       <w:pPr>
         <w:pStyle w:val="FirstParagraph"/>
+        <w:rPr>
+          <w:sz w:val="22"/>
+          <w:szCs w:val="22"/>
+        </w:rPr>
       </w:pPr>
       <w:r>
         <w:rPr>
           <w:i/>
           <w:iCs/>
-        </w:rPr>
-        <w:t xml:space="preserve">Courte </w:t>
-      </w:r>
-      <w:proofErr w:type="spellStart"/>
-      <w:r>
-        <w:rPr>
-          <w:i/>
-          <w:iCs/>
-        </w:rPr>
-        <w:t>lettre</w:t>
-      </w:r>
-      <w:proofErr w:type="spellEnd"/>
-      <w:r>
-        <w:rPr>
-          <w:i/>
-          <w:iCs/>
-        </w:rPr>
-        <w:t xml:space="preserve"> </w:t>
-      </w:r>
-      <w:proofErr w:type="spellStart"/>
-      <w:r>
-        <w:rPr>
-          <w:i/>
-          <w:iCs/>
-        </w:rPr>
-        <w:t>d’engagement</w:t>
-      </w:r>
-      <w:proofErr w:type="spellEnd"/>
-      <w:r>
-        <w:rPr>
-          <w:i/>
-          <w:iCs/>
-        </w:rPr>
-        <w:t xml:space="preserve"> du porteur pour dossier Bourse French Tech — à joindre si le formulaire le demande.</w:t>
+          <w:sz w:val="22"/>
+          <w:szCs w:val="22"/>
+        </w:rPr>
+        <w:t>Courte lettre d’engagement du porteur pour dossier Bourse French Tech — à joindre si le formulaire le demande.</w:t>
       </w:r>
     </w:p>
     <w:p>
-      <w:r>
-        <w:pict w14:anchorId="14E8444F">
+      <w:pPr>
+        <w:rPr>
+          <w:sz w:val="22"/>
+          <w:szCs w:val="22"/>
+        </w:rPr>
+      </w:pPr>
+      <w:r>
+        <w:rPr>
+          <w:sz w:val="22"/>
+          <w:szCs w:val="22"/>
+        </w:rPr>
+        <w:pict w14:anchorId="38D62595">
           <v:rect id="_x0000_i1025" style="width:0;height:1.5pt" o:hralign="center" o:hrstd="t" o:hr="t"/>
         </w:pict>
       </w:r>
@@ -65,74 +71,109 @@
     <w:p>
       <w:pPr>
         <w:pStyle w:val="FirstParagraph"/>
+        <w:rPr>
+          <w:sz w:val="22"/>
+          <w:szCs w:val="22"/>
+        </w:rPr>
       </w:pPr>
       <w:r>
         <w:rPr>
           <w:b/>
           <w:bCs/>
+          <w:sz w:val="22"/>
+          <w:szCs w:val="22"/>
         </w:rPr>
         <w:t>Fabien DUPONT</w:t>
       </w:r>
       <w:r>
+        <w:rPr>
+          <w:sz w:val="22"/>
+          <w:szCs w:val="22"/>
+        </w:rPr>
         <w:br/>
         <w:t>Porteur du projet AIMEDIArt</w:t>
       </w:r>
       <w:r>
+        <w:rPr>
+          <w:sz w:val="22"/>
+          <w:szCs w:val="22"/>
+        </w:rPr>
         <w:br/>
-        <w:t xml:space="preserve">🟦 </w:t>
-      </w:r>
-      <w:r>
-        <w:t>9 rue des Bagrasses – 57420 VERNY</w:t>
-      </w:r>
-      <w:r>
+        <w:t>🟦 9 rue des Bagrasses – 57420 VERNY</w:t>
+      </w:r>
+      <w:r>
+        <w:rPr>
+          <w:sz w:val="22"/>
+          <w:szCs w:val="22"/>
+        </w:rPr>
         <w:br/>
-        <w:t xml:space="preserve">🟦 </w:t>
-      </w:r>
-      <w:r>
-        <w:t>fadu57@gmail.com</w:t>
-      </w:r>
-      <w:r>
-        <w:t xml:space="preserve"> 🟦 </w:t>
-      </w:r>
-      <w:r>
-        <w:t>06 62 22 73 12</w:t>
+        <w:t>🟦 fadu57@gmail.com 🟦 06 62 22 73 12</w:t>
       </w:r>
     </w:p>
     <w:p>
       <w:pPr>
         <w:pStyle w:val="Corpsdetexte"/>
-      </w:pPr>
-      <w:r>
-        <w:t>🟦</w:t>
-      </w:r>
-      <w:r>
-        <w:t>Verny</w:t>
-      </w:r>
-      <w:r>
-        <w:t xml:space="preserve">, le </w:t>
-      </w:r>
-      <w:r>
+        <w:rPr>
+          <w:sz w:val="22"/>
+          <w:szCs w:val="22"/>
+        </w:rPr>
+      </w:pPr>
+      <w:r>
+        <w:rPr>
+          <w:sz w:val="22"/>
+          <w:szCs w:val="22"/>
+        </w:rPr>
+        <w:t xml:space="preserve">🟦Verny, le </w:t>
+      </w:r>
+      <w:r>
+        <w:rPr>
+          <w:sz w:val="22"/>
+          <w:szCs w:val="22"/>
+        </w:rPr>
         <w:fldChar w:fldCharType="begin"/>
       </w:r>
       <w:r>
+        <w:rPr>
+          <w:sz w:val="22"/>
+          <w:szCs w:val="22"/>
+        </w:rPr>
         <w:instrText xml:space="preserve"> PRINTDATE  \@ "d MMMM yyyy" \* MERGEFORMAT </w:instrText>
       </w:r>
       <w:r>
+        <w:rPr>
+          <w:sz w:val="22"/>
+          <w:szCs w:val="22"/>
+        </w:rPr>
         <w:fldChar w:fldCharType="separate"/>
       </w:r>
       <w:r>
         <w:rPr>
-          <w:noProof/>
+          <w:sz w:val="22"/>
+          <w:szCs w:val="22"/>
         </w:rPr>
         <w:t>0 XXX 0000</w:t>
       </w:r>
       <w:r>
+        <w:rPr>
+          <w:sz w:val="22"/>
+          <w:szCs w:val="22"/>
+        </w:rPr>
         <w:fldChar w:fldCharType="end"/>
       </w:r>
     </w:p>
     <w:p>
-      <w:r>
-        <w:pict w14:anchorId="2D913675">
+      <w:pPr>
+        <w:rPr>
+          <w:sz w:val="22"/>
+          <w:szCs w:val="22"/>
+        </w:rPr>
+      </w:pPr>
+      <w:r>
+        <w:rPr>
+          <w:sz w:val="22"/>
+          <w:szCs w:val="22"/>
+        </w:rPr>
+        <w:pict w14:anchorId="0A6C929C">
           <v:rect id="_x0000_i1026" style="width:0;height:1.5pt" o:hralign="center" o:hrstd="t" o:hr="t"/>
         </w:pict>
       </w:r>
@@ -140,19 +181,33 @@
     <w:p>
       <w:pPr>
         <w:pStyle w:val="FirstParagraph"/>
+        <w:rPr>
+          <w:sz w:val="22"/>
+          <w:szCs w:val="22"/>
+        </w:rPr>
       </w:pPr>
       <w:r>
         <w:rPr>
           <w:b/>
           <w:bCs/>
+          <w:sz w:val="22"/>
+          <w:szCs w:val="22"/>
         </w:rPr>
         <w:t>À l’attention de</w:t>
       </w:r>
       <w:r>
+        <w:rPr>
+          <w:sz w:val="22"/>
+          <w:szCs w:val="22"/>
+        </w:rPr>
         <w:br/>
         <w:t>Bpifrance — Bourse French Tech</w:t>
       </w:r>
       <w:r>
+        <w:rPr>
+          <w:sz w:val="22"/>
+          <w:szCs w:val="22"/>
+        </w:rPr>
         <w:br/>
         <w:t>🟦 [Antenne régionale si connue]</w:t>
       </w:r>
@@ -160,31 +215,85 @@
     <w:p>
       <w:pPr>
         <w:pStyle w:val="Corpsdetexte"/>
+        <w:rPr>
+          <w:sz w:val="22"/>
+          <w:szCs w:val="22"/>
+        </w:rPr>
       </w:pPr>
       <w:r>
         <w:rPr>
           <w:b/>
           <w:bCs/>
+          <w:sz w:val="22"/>
+          <w:szCs w:val="22"/>
         </w:rPr>
         <w:t>Objet :</w:t>
       </w:r>
       <w:r>
-        <w:t xml:space="preserve"> Projet AIMEDIArt — demande de </w:t>
+        <w:rPr>
+          <w:sz w:val="22"/>
+          <w:szCs w:val="22"/>
+        </w:rPr>
+        <w:t xml:space="preserve"> Projet AIMEDIArt — demande d</w:t>
+      </w:r>
+      <w:r>
+        <w:rPr>
+          <w:sz w:val="22"/>
+          <w:szCs w:val="22"/>
+        </w:rPr>
+        <w:t>’un</w:t>
+      </w:r>
+      <w:r>
+        <w:rPr>
+          <w:sz w:val="22"/>
+          <w:szCs w:val="22"/>
+        </w:rPr>
+        <w:t>e</w:t>
+      </w:r>
+      <w:r>
+        <w:rPr>
+          <w:sz w:val="22"/>
+          <w:szCs w:val="22"/>
+        </w:rPr>
+        <w:t xml:space="preserve"> bourse de</w:t>
+      </w:r>
+      <w:r>
+        <w:rPr>
+          <w:sz w:val="22"/>
+          <w:szCs w:val="22"/>
+        </w:rPr>
+        <w:t xml:space="preserve"> </w:t>
       </w:r>
       <w:r>
         <w:rPr>
           <w:b/>
           <w:bCs/>
+          <w:sz w:val="22"/>
+          <w:szCs w:val="22"/>
         </w:rPr>
         <w:t>25 000 €</w:t>
       </w:r>
       <w:r>
+        <w:rPr>
+          <w:sz w:val="22"/>
+          <w:szCs w:val="22"/>
+        </w:rPr>
         <w:t xml:space="preserve"> (Bourse French Tech)</w:t>
       </w:r>
     </w:p>
     <w:p>
-      <w:r>
-        <w:pict w14:anchorId="36E30357">
+      <w:pPr>
+        <w:rPr>
+          <w:sz w:val="22"/>
+          <w:szCs w:val="22"/>
+        </w:rPr>
+      </w:pPr>
+      <w:r>
+        <w:rPr>
+          <w:sz w:val="22"/>
+          <w:szCs w:val="22"/>
+        </w:rPr>
+        <w:pict w14:anchorId="0241171C">
           <v:rect id="_x0000_i1027" style="width:0;height:1.5pt" o:hralign="center" o:hrstd="t" o:hr="t"/>
         </w:pict>
       </w:r>
@@ -192,95 +301,146 @@
     <w:p>
       <w:pPr>
         <w:pStyle w:val="FirstParagraph"/>
-      </w:pPr>
-      <w:r>
+        <w:rPr>
+          <w:sz w:val="22"/>
+          <w:szCs w:val="22"/>
+        </w:rPr>
+      </w:pPr>
+      <w:r>
+        <w:rPr>
+          <w:sz w:val="22"/>
+          <w:szCs w:val="22"/>
+        </w:rPr>
         <w:t>Madame, Monsieur,</w:t>
       </w:r>
     </w:p>
     <w:p>
       <w:pPr>
         <w:pStyle w:val="Corpsdetexte"/>
-      </w:pPr>
-      <w:r>
+        <w:rPr>
+          <w:sz w:val="22"/>
+          <w:szCs w:val="22"/>
+        </w:rPr>
+      </w:pPr>
+      <w:r>
+        <w:rPr>
+          <w:sz w:val="22"/>
+          <w:szCs w:val="22"/>
+        </w:rPr>
         <w:t xml:space="preserve">Je soussigné </w:t>
       </w:r>
       <w:r>
         <w:rPr>
           <w:b/>
           <w:bCs/>
+          <w:sz w:val="22"/>
+          <w:szCs w:val="22"/>
         </w:rPr>
         <w:t>Fabien Dupont</w:t>
       </w:r>
       <w:r>
+        <w:rPr>
+          <w:sz w:val="22"/>
+          <w:szCs w:val="22"/>
+        </w:rPr>
         <w:t xml:space="preserve">, porteur du projet </w:t>
       </w:r>
       <w:r>
         <w:rPr>
           <w:b/>
           <w:bCs/>
+          <w:sz w:val="22"/>
+          <w:szCs w:val="22"/>
         </w:rPr>
         <w:t>AIMEDIArt</w:t>
       </w:r>
       <w:r>
+        <w:rPr>
+          <w:sz w:val="22"/>
+          <w:szCs w:val="22"/>
+        </w:rPr>
         <w:t xml:space="preserve">, sollicite une </w:t>
       </w:r>
       <w:r>
         <w:rPr>
           <w:b/>
           <w:bCs/>
+          <w:sz w:val="22"/>
+          <w:szCs w:val="22"/>
         </w:rPr>
         <w:t>Bourse French Tech de 25 000 €</w:t>
       </w:r>
       <w:r>
+        <w:rPr>
+          <w:sz w:val="22"/>
+          <w:szCs w:val="22"/>
+        </w:rPr>
         <w:t xml:space="preserve"> pour accélérer la montée en charge d’un </w:t>
       </w:r>
       <w:r>
         <w:rPr>
           <w:b/>
           <w:bCs/>
+          <w:sz w:val="22"/>
+          <w:szCs w:val="22"/>
         </w:rPr>
         <w:t>SaaS B2B</w:t>
       </w:r>
       <w:r>
+        <w:rPr>
+          <w:sz w:val="22"/>
+          <w:szCs w:val="22"/>
+        </w:rPr>
         <w:t xml:space="preserve"> déjà opérationnel au service de la médiation des arts visuels.</w:t>
       </w:r>
     </w:p>
     <w:p>
       <w:pPr>
         <w:pStyle w:val="Corpsdetexte"/>
+        <w:rPr>
+          <w:sz w:val="22"/>
+          <w:szCs w:val="22"/>
+        </w:rPr>
       </w:pPr>
       <w:r>
         <w:rPr>
           <w:b/>
           <w:bCs/>
+          <w:sz w:val="22"/>
+          <w:szCs w:val="22"/>
         </w:rPr>
         <w:t>État d’avancement :</w:t>
       </w:r>
       <w:r>
+        <w:rPr>
+          <w:sz w:val="22"/>
+          <w:szCs w:val="22"/>
+        </w:rPr>
         <w:t xml:space="preserve"> plateforme live · abonnements · génération IA · statistiques · dépôt e-Soleau INPI (juin 2026).</w:t>
       </w:r>
     </w:p>
     <w:p>
       <w:pPr>
         <w:pStyle w:val="Corpsdetexte"/>
+        <w:rPr>
+          <w:sz w:val="22"/>
+          <w:szCs w:val="22"/>
+        </w:rPr>
       </w:pPr>
       <w:r>
         <w:rPr>
           <w:b/>
           <w:bCs/>
-        </w:rPr>
-        <w:t xml:space="preserve">Usage des </w:t>
-      </w:r>
-      <w:proofErr w:type="gramStart"/>
-      <w:r>
-        <w:rPr>
-          <w:b/>
-          <w:bCs/>
-        </w:rPr>
-        <w:t>fonds :</w:t>
-      </w:r>
-      <w:proofErr w:type="gramEnd"/>
-      <w:r>
+          <w:sz w:val="22"/>
+          <w:szCs w:val="22"/>
+        </w:rPr>
+        <w:t>Usage des fonds :</w:t>
+      </w:r>
+      <w:r>
+        <w:rPr>
+          <w:sz w:val="22"/>
+          <w:szCs w:val="22"/>
+        </w:rPr>
         <w:t xml:space="preserve"> </w:t>
       </w:r>
     </w:p>
@@ -289,50 +449,21 @@
         <w:pStyle w:val="Corpsdetexte"/>
         <w:numPr>
           <w:ilvl w:val="0"/>
-          <w:numId w:val="2"/>
+          <w:numId w:val="26"/>
         </w:numPr>
         <w:ind w:left="714" w:hanging="357"/>
         <w:contextualSpacing/>
-      </w:pPr>
-      <w:proofErr w:type="spellStart"/>
-      <w:r>
-        <w:t>intégration</w:t>
-      </w:r>
-      <w:proofErr w:type="spellEnd"/>
-      <w:r>
-        <w:t xml:space="preserve"> </w:t>
-      </w:r>
-      <w:proofErr w:type="spellStart"/>
-      <w:r>
-        <w:t>paiement</w:t>
-      </w:r>
-      <w:proofErr w:type="spellEnd"/>
-      <w:r>
-        <w:t xml:space="preserve"> Stripe et </w:t>
-      </w:r>
-      <w:proofErr w:type="spellStart"/>
-      <w:r>
-        <w:t>facturation</w:t>
-      </w:r>
-      <w:proofErr w:type="spellEnd"/>
-      <w:r>
-        <w:t xml:space="preserve"> </w:t>
-      </w:r>
-      <w:proofErr w:type="spellStart"/>
-      <w:r>
-        <w:t>récurrente</w:t>
-      </w:r>
-      <w:proofErr w:type="spellEnd"/>
-      <w:r>
-        <w:t xml:space="preserve"> </w:t>
-      </w:r>
-      <w:proofErr w:type="gramStart"/>
-      <w:r>
-        <w:t>automatisée ;</w:t>
-      </w:r>
-      <w:proofErr w:type="gramEnd"/>
-      <w:r>
-        <w:t xml:space="preserve"> </w:t>
+        <w:rPr>
+          <w:sz w:val="22"/>
+          <w:szCs w:val="22"/>
+        </w:rPr>
+      </w:pPr>
+      <w:r>
+        <w:rPr>
+          <w:sz w:val="22"/>
+          <w:szCs w:val="22"/>
+        </w:rPr>
+        <w:t xml:space="preserve">intégration paiement Stripe et facturation récurrente automatisée ; </w:t>
       </w:r>
     </w:p>
     <w:p>
@@ -340,34 +471,21 @@
         <w:pStyle w:val="Corpsdetexte"/>
         <w:numPr>
           <w:ilvl w:val="0"/>
-          <w:numId w:val="2"/>
+          <w:numId w:val="26"/>
         </w:numPr>
         <w:ind w:left="714" w:hanging="357"/>
         <w:contextualSpacing/>
-      </w:pPr>
-      <w:proofErr w:type="spellStart"/>
-      <w:r>
-        <w:t>accélération</w:t>
-      </w:r>
-      <w:proofErr w:type="spellEnd"/>
-      <w:r>
-        <w:t xml:space="preserve"> </w:t>
-      </w:r>
-      <w:proofErr w:type="spellStart"/>
-      <w:r>
-        <w:t>développement</w:t>
-      </w:r>
-      <w:proofErr w:type="spellEnd"/>
-      <w:r>
-        <w:t xml:space="preserve"> (1 dev sous-traité, M7–M13</w:t>
-      </w:r>
-      <w:proofErr w:type="gramStart"/>
-      <w:r>
-        <w:t>) ;</w:t>
-      </w:r>
-      <w:proofErr w:type="gramEnd"/>
-      <w:r>
-        <w:t xml:space="preserve"> </w:t>
+        <w:rPr>
+          <w:sz w:val="22"/>
+          <w:szCs w:val="22"/>
+        </w:rPr>
+      </w:pPr>
+      <w:r>
+        <w:rPr>
+          <w:sz w:val="22"/>
+          <w:szCs w:val="22"/>
+        </w:rPr>
+        <w:t xml:space="preserve">accélération développement (1 dev sous-traité, M7–M13) ; </w:t>
       </w:r>
     </w:p>
     <w:p>
@@ -375,29 +493,21 @@
         <w:pStyle w:val="Corpsdetexte"/>
         <w:numPr>
           <w:ilvl w:val="0"/>
-          <w:numId w:val="2"/>
+          <w:numId w:val="26"/>
         </w:numPr>
         <w:ind w:left="714" w:hanging="357"/>
         <w:contextualSpacing/>
-      </w:pPr>
-      <w:r>
-        <w:t xml:space="preserve">actions </w:t>
-      </w:r>
-      <w:proofErr w:type="spellStart"/>
-      <w:r>
-        <w:t>d’acquisition</w:t>
-      </w:r>
-      <w:proofErr w:type="spellEnd"/>
-      <w:r>
-        <w:t xml:space="preserve"> clients B2B (institutions </w:t>
-      </w:r>
-      <w:proofErr w:type="spellStart"/>
-      <w:r>
-        <w:t>culturelles</w:t>
-      </w:r>
-      <w:proofErr w:type="spellEnd"/>
-      <w:r>
-        <w:t>).</w:t>
+        <w:rPr>
+          <w:sz w:val="22"/>
+          <w:szCs w:val="22"/>
+        </w:rPr>
+      </w:pPr>
+      <w:r>
+        <w:rPr>
+          <w:sz w:val="22"/>
+          <w:szCs w:val="22"/>
+        </w:rPr>
+        <w:t>actions d’acquisition clients B2B (institutions culturelles).</w:t>
       </w:r>
     </w:p>
     <w:p>
@@ -405,116 +515,428 @@
         <w:pStyle w:val="Corpsdetexte"/>
         <w:numPr>
           <w:ilvl w:val="0"/>
-          <w:numId w:val="2"/>
+          <w:numId w:val="26"/>
         </w:numPr>
         <w:ind w:left="714" w:hanging="357"/>
         <w:contextualSpacing/>
+        <w:rPr>
+          <w:sz w:val="22"/>
+          <w:szCs w:val="22"/>
+        </w:rPr>
       </w:pPr>
     </w:p>
     <w:p>
       <w:pPr>
         <w:pStyle w:val="Corpsdetexte"/>
-      </w:pPr>
-      <w:proofErr w:type="gramStart"/>
+        <w:rPr>
+          <w:sz w:val="22"/>
+          <w:szCs w:val="22"/>
+        </w:rPr>
+      </w:pPr>
       <w:r>
         <w:rPr>
           <w:b/>
           <w:bCs/>
+          <w:sz w:val="22"/>
+          <w:szCs w:val="22"/>
         </w:rPr>
         <w:t>Marché :</w:t>
       </w:r>
-      <w:proofErr w:type="gramEnd"/>
-      <w:r>
+      <w:r>
+        <w:rPr>
+          <w:sz w:val="22"/>
+          <w:szCs w:val="22"/>
+        </w:rPr>
         <w:t xml:space="preserve"> ~3 750 structures adressables en France · extension UE (5 langues). Prévisionnel 36 mois joint (</w:t>
       </w:r>
       <w:r>
         <w:rPr>
           <w:rStyle w:val="VerbatimChar"/>
+          <w:sz w:val="20"/>
+          <w:szCs w:val="22"/>
         </w:rPr>
         <w:t>business-plan-previsionnel-36m.xlsx</w:t>
       </w:r>
       <w:r>
+        <w:rPr>
+          <w:sz w:val="22"/>
+          <w:szCs w:val="22"/>
+        </w:rPr>
         <w:t>).</w:t>
       </w:r>
     </w:p>
     <w:p>
       <w:pPr>
         <w:pStyle w:val="Corpsdetexte"/>
+        <w:rPr>
+          <w:sz w:val="22"/>
+          <w:szCs w:val="22"/>
+        </w:rPr>
       </w:pPr>
       <w:r>
         <w:rPr>
           <w:b/>
           <w:bCs/>
+          <w:sz w:val="22"/>
+          <w:szCs w:val="22"/>
         </w:rPr>
         <w:t>Équipe :</w:t>
       </w:r>
       <w:r>
+        <w:rPr>
+          <w:sz w:val="22"/>
+          <w:szCs w:val="22"/>
+        </w:rPr>
         <w:t xml:space="preserve"> Fabien Dupont (ESSEC, porteur technique et commercial) · Jean-Yves CAMUS (NOP Grand Est, conseil sectoriel) · Robin Caudy (ENI Brest, industrialisation produit).</w:t>
       </w:r>
     </w:p>
     <w:p>
       <w:pPr>
         <w:pStyle w:val="Corpsdetexte"/>
+        <w:rPr>
+          <w:sz w:val="22"/>
+          <w:szCs w:val="22"/>
+        </w:rPr>
       </w:pPr>
       <w:r>
         <w:rPr>
           <w:b/>
           <w:bCs/>
+          <w:sz w:val="22"/>
+          <w:szCs w:val="22"/>
         </w:rPr>
         <w:t>Cofinancements en cours :</w:t>
       </w:r>
       <w:r>
+        <w:rPr>
+          <w:sz w:val="22"/>
+          <w:szCs w:val="22"/>
+        </w:rPr>
         <w:t xml:space="preserve"> DRAC SNI (25 k€) · Région Grand Est (40 k€) · CNC (28 k€).</w:t>
       </w:r>
     </w:p>
     <w:p>
       <w:pPr>
         <w:pStyle w:val="Corpsdetexte"/>
-      </w:pPr>
-      <w:r>
+        <w:rPr>
+          <w:sz w:val="22"/>
+          <w:szCs w:val="22"/>
+        </w:rPr>
+      </w:pPr>
+      <w:r>
+        <w:rPr>
+          <w:sz w:val="22"/>
+          <w:szCs w:val="22"/>
+        </w:rPr>
         <w:t>Je reste à votre disposition pour une présentation du projet.</w:t>
       </w:r>
     </w:p>
     <w:p>
       <w:pPr>
         <w:pStyle w:val="Corpsdetexte"/>
-      </w:pPr>
-      <w:r>
+        <w:rPr>
+          <w:sz w:val="22"/>
+          <w:szCs w:val="22"/>
+        </w:rPr>
+      </w:pPr>
+      <w:r>
+        <w:rPr>
+          <w:sz w:val="22"/>
+          <w:szCs w:val="22"/>
+        </w:rPr>
         <w:t>Cordialement,</w:t>
       </w:r>
     </w:p>
     <w:p>
       <w:pPr>
         <w:pStyle w:val="Corpsdetexte"/>
+        <w:rPr>
+          <w:sz w:val="22"/>
+          <w:szCs w:val="22"/>
+        </w:rPr>
       </w:pPr>
       <w:r>
         <w:rPr>
           <w:b/>
           <w:bCs/>
-        </w:rPr>
-        <w:lastRenderedPageBreak/>
+          <w:sz w:val="22"/>
+          <w:szCs w:val="22"/>
+        </w:rPr>
         <w:t>Fabien DUPONT</w:t>
       </w:r>
       <w:bookmarkEnd w:id="0"/>
     </w:p>
     <w:sectPr>
+      <w:headerReference w:type="default" r:id="rId8"/>
+      <w:headerReference w:type="first" r:id="rId9"/>
       <w:footnotePr>
         <w:numRestart w:val="eachSect"/>
       </w:footnotePr>
       <w:pgSz w:w="12240" w:h="15840"/>
-      <w:pgMar w:top="709" w:right="1417" w:bottom="1417" w:left="1417" w:header="720" w:footer="720" w:gutter="0"/>
+      <w:pgMar w:top="1135" w:right="1417" w:bottom="709" w:left="1417" w:header="720" w:footer="720" w:gutter="0"/>
       <w:cols w:space="720"/>
+      <w:titlePg/>
+      <w:docGrid w:linePitch="326"/>
     </w:sectPr>
   </w:body>
 </w:document>
 </file>
 
+<file path=word/endnotes.xml><?xml version="1.0" encoding="utf-8"?>
+<w:endnotes xmlns:wpc="http://schemas.microsoft.com/office/word/2010/wordprocessingCanvas" xmlns:cx="http://schemas.microsoft.com/office/drawing/2014/chartex" xmlns:cx1="http://schemas.microsoft.com/office/drawing/2015/9/8/chartex" xmlns:cx2="http://schemas.microsoft.com/office/drawing/2015/10/21/chartex" xmlns:cx3="http://schemas.microsoft.com/office/drawing/2016/5/9/chartex" xmlns:cx4="http://schemas.microsoft.com/office/drawing/2016/5/10/chartex" xmlns:cx5="http://schemas.microsoft.com/office/drawing/2016/5/11/chartex" xmlns:cx6="http://schemas.microsoft.com/office/drawing/2016/5/12/chartex" xmlns:cx7="http://schemas.microsoft.com/office/drawing/2016/5/13/chartex" xmlns:cx8="http://schemas.microsoft.com/office/drawing/2016/5/14/chartex" xmlns:mc="http://schemas.openxmlformats.org/markup-compatibility/2006" xmlns:aink="http://schemas.microsoft.com/office/drawing/2016/ink" xmlns:am3d="http://schemas.microsoft.com/office/drawing/2017/model3d" xmlns:o="urn:schemas-microsoft-com:office:office" xmlns:oel="http://schemas.microsoft.com/office/2019/extlst" xmlns:r="http://schemas.openxmlformats.org/officeDocument/2006/relationships" xmlns:m="http://schemas.openxmlformats.org/officeDocument/2006/math" xmlns:v="urn:schemas-microsoft-com:vml" xmlns:wp14="http://schemas.microsoft.com/office/word/2010/wordprocessingDrawing" xmlns:wp="http://schemas.openxmlformats.org/drawingml/2006/wordprocessingDrawing" xmlns:w10="urn:schemas-microsoft-com:office:word" xmlns:w="http://schemas.openxmlformats.org/wordprocessingml/2006/main" xmlns:w14="http://schemas.microsoft.com/office/word/2010/wordml" xmlns:w15="http://schemas.microsoft.com/office/word/2012/wordml" xmlns:w16cex="http://schemas.microsoft.com/office/word/2018/wordml/cex" xmlns:w16cid="http://schemas.microsoft.com/office/word/2016/wordml/cid" xmlns:w16="http://schemas.microsoft.com/office/word/2018/wordml" xmlns:w16du="http://schemas.microsoft.com/office/word/2023/wordml/word16du" xmlns:w16sdtdh="http://schemas.microsoft.com/office/word/2020/wordml/sdtdatahash" xmlns:w16sdtfl="http://schemas.microsoft.com/office/word/2024/wordml/sdtformatlock" xmlns:w16se="http://schemas.microsoft.com/office/word/2015/wordml/symex" xmlns:wpg="http://schemas.microsoft.com/office/word/2010/wordprocessingGroup" xmlns:wpi="http://schemas.microsoft.com/office/word/2010/wordprocessingInk" xmlns:wne="http://schemas.microsoft.com/office/word/2006/wordml" xmlns:wps="http://schemas.microsoft.com/office/word/2010/wordprocessingShape" mc:Ignorable="w14 w15 w16se w16cid w16 w16cex w16sdtdh w16sdtfl w16du wp14">
+  <w:endnote w:type="separator" w:id="-1">
+    <w:p>
+      <w:pPr>
+        <w:spacing w:after="0"/>
+      </w:pPr>
+      <w:r>
+        <w:separator/>
+      </w:r>
+    </w:p>
+  </w:endnote>
+  <w:endnote w:type="continuationSeparator" w:id="0">
+    <w:p>
+      <w:pPr>
+        <w:spacing w:after="0"/>
+      </w:pPr>
+      <w:r>
+        <w:continuationSeparator/>
+      </w:r>
+    </w:p>
+  </w:endnote>
+</w:endnotes>
+</file>
+
+<file path=word/footnotes.xml><?xml version="1.0" encoding="utf-8"?>
+<w:footnotes xmlns:wpc="http://schemas.microsoft.com/office/word/2010/wordprocessingCanvas" xmlns:cx="http://schemas.microsoft.com/office/drawing/2014/chartex" xmlns:cx1="http://schemas.microsoft.com/office/drawing/2015/9/8/chartex" xmlns:cx2="http://schemas.microsoft.com/office/drawing/2015/10/21/chartex" xmlns:cx3="http://schemas.microsoft.com/office/drawing/2016/5/9/chartex" xmlns:cx4="http://schemas.microsoft.com/office/drawing/2016/5/10/chartex" xmlns:cx5="http://schemas.microsoft.com/office/drawing/2016/5/11/chartex" xmlns:cx6="http://schemas.microsoft.com/office/drawing/2016/5/12/chartex" xmlns:cx7="http://schemas.microsoft.com/office/drawing/2016/5/13/chartex" xmlns:cx8="http://schemas.microsoft.com/office/drawing/2016/5/14/chartex" xmlns:mc="http://schemas.openxmlformats.org/markup-compatibility/2006" xmlns:aink="http://schemas.microsoft.com/office/drawing/2016/ink" xmlns:am3d="http://schemas.microsoft.com/office/drawing/2017/model3d" xmlns:o="urn:schemas-microsoft-com:office:office" xmlns:oel="http://schemas.microsoft.com/office/2019/extlst" xmlns:r="http://schemas.openxmlformats.org/officeDocument/2006/relationships" xmlns:m="http://schemas.openxmlformats.org/officeDocument/2006/math" xmlns:v="urn:schemas-microsoft-com:vml" xmlns:wp14="http://schemas.microsoft.com/office/word/2010/wordprocessingDrawing" xmlns:wp="http://schemas.openxmlformats.org/drawingml/2006/wordprocessingDrawing" xmlns:w10="urn:schemas-microsoft-com:office:word" xmlns:w="http://schemas.openxmlformats.org/wordprocessingml/2006/main" xmlns:w14="http://schemas.microsoft.com/office/word/2010/wordml" xmlns:w15="http://schemas.microsoft.com/office/word/2012/wordml" xmlns:w16cex="http://schemas.microsoft.com/office/word/2018/wordml/cex" xmlns:w16cid="http://schemas.microsoft.com/office/word/2016/wordml/cid" xmlns:w16="http://schemas.microsoft.com/office/word/2018/wordml" xmlns:w16du="http://schemas.microsoft.com/office/word/2023/wordml/word16du" xmlns:w16sdtdh="http://schemas.microsoft.com/office/word/2020/wordml/sdtdatahash" xmlns:w16sdtfl="http://schemas.microsoft.com/office/word/2024/wordml/sdtformatlock" xmlns:w16se="http://schemas.microsoft.com/office/word/2015/wordml/symex" xmlns:wpg="http://schemas.microsoft.com/office/word/2010/wordprocessingGroup" xmlns:wpi="http://schemas.microsoft.com/office/word/2010/wordprocessingInk" xmlns:wne="http://schemas.microsoft.com/office/word/2006/wordml" xmlns:wps="http://schemas.microsoft.com/office/word/2010/wordprocessingShape" mc:Ignorable="w14 w15 w16se w16cid w16 w16cex w16sdtdh w16sdtfl w16du wp14">
+  <w:footnote w:type="separator" w:id="-1">
+    <w:p>
+      <w:pPr>
+        <w:spacing w:after="0"/>
+      </w:pPr>
+      <w:r>
+        <w:separator/>
+      </w:r>
+    </w:p>
+  </w:footnote>
+  <w:footnote w:type="continuationSeparator" w:id="0">
+    <w:p>
+      <w:pPr>
+        <w:spacing w:after="0"/>
+      </w:pPr>
+      <w:r>
+        <w:continuationSeparator/>
+      </w:r>
+    </w:p>
+  </w:footnote>
+</w:footnotes>
+</file>
+
+<file path=word/header1.xml><?xml version="1.0" encoding="utf-8"?>
+<w:hdr xmlns:wpc="http://schemas.microsoft.com/office/word/2010/wordprocessingCanvas" xmlns:cx="http://schemas.microsoft.com/office/drawing/2014/chartex" xmlns:cx1="http://schemas.microsoft.com/office/drawing/2015/9/8/chartex" xmlns:cx2="http://schemas.microsoft.com/office/drawing/2015/10/21/chartex" xmlns:cx3="http://schemas.microsoft.com/office/drawing/2016/5/9/chartex" xmlns:cx4="http://schemas.microsoft.com/office/drawing/2016/5/10/chartex" xmlns:cx5="http://schemas.microsoft.com/office/drawing/2016/5/11/chartex" xmlns:cx6="http://schemas.microsoft.com/office/drawing/2016/5/12/chartex" xmlns:cx7="http://schemas.microsoft.com/office/drawing/2016/5/13/chartex" xmlns:cx8="http://schemas.microsoft.com/office/drawing/2016/5/14/chartex" xmlns:mc="http://schemas.openxmlformats.org/markup-compatibility/2006" xmlns:aink="http://schemas.microsoft.com/office/drawing/2016/ink" xmlns:am3d="http://schemas.microsoft.com/office/drawing/2017/model3d" xmlns:o="urn:schemas-microsoft-com:office:office" xmlns:oel="http://schemas.microsoft.com/office/2019/extlst" xmlns:r="http://schemas.openxmlformats.org/officeDocument/2006/relationships" xmlns:m="http://schemas.openxmlformats.org/officeDocument/2006/math" xmlns:v="urn:schemas-microsoft-com:vml" xmlns:wp14="http://schemas.microsoft.com/office/word/2010/wordprocessingDrawing" xmlns:wp="http://schemas.openxmlformats.org/drawingml/2006/wordprocessingDrawing" xmlns:w10="urn:schemas-microsoft-com:office:word" xmlns:w="http://schemas.openxmlformats.org/wordprocessingml/2006/main" xmlns:w14="http://schemas.microsoft.com/office/word/2010/wordml" xmlns:w15="http://schemas.microsoft.com/office/word/2012/wordml" xmlns:w16cex="http://schemas.microsoft.com/office/word/2018/wordml/cex" xmlns:w16cid="http://schemas.microsoft.com/office/word/2016/wordml/cid" xmlns:w16="http://schemas.microsoft.com/office/word/2018/wordml" xmlns:w16du="http://schemas.microsoft.com/office/word/2023/wordml/word16du" xmlns:w16sdtdh="http://schemas.microsoft.com/office/word/2020/wordml/sdtdatahash" xmlns:w16sdtfl="http://schemas.microsoft.com/office/word/2024/wordml/sdtformatlock" xmlns:w16se="http://schemas.microsoft.com/office/word/2015/wordml/symex" xmlns:wpg="http://schemas.microsoft.com/office/word/2010/wordprocessingGroup" xmlns:wpi="http://schemas.microsoft.com/office/word/2010/wordprocessingInk" xmlns:wne="http://schemas.microsoft.com/office/word/2006/wordml" xmlns:wps="http://schemas.microsoft.com/office/word/2010/wordprocessingShape" mc:Ignorable="w14 w15 w16se w16cid w16 w16cex w16sdtdh w16sdtfl w16du wp14">
+  <w:p>
+    <w:pPr>
+      <w:pStyle w:val="En-tte"/>
+      <w:pBdr>
+        <w:bottom w:val="single" w:sz="4" w:space="1" w:color="EE0000"/>
+      </w:pBdr>
+      <w:tabs>
+        <w:tab w:val="clear" w:pos="9072"/>
+        <w:tab w:val="right" w:pos="9356"/>
+      </w:tabs>
+    </w:pPr>
+    <w:r>
+      <w:drawing>
+        <wp:inline distT="0" distB="0" distL="0" distR="0" wp14:anchorId="243E0A04" wp14:editId="4934E747">
+          <wp:extent cx="341631" cy="333375"/>
+          <wp:effectExtent l="0" t="0" r="0" b="0"/>
+          <wp:docPr id="1583919552" name="Picture" descr="AIMEDIArt — signe distinctif"/>
+          <wp:cNvGraphicFramePr/>
+          <a:graphic xmlns:a="http://schemas.openxmlformats.org/drawingml/2006/main">
+            <a:graphicData uri="http://schemas.openxmlformats.org/drawingml/2006/picture">
+              <pic:pic xmlns:pic="http://schemas.openxmlformats.org/drawingml/2006/picture">
+                <pic:nvPicPr>
+                  <pic:cNvPr id="11" name="Picture" descr="../public/brand/aimediart-logo-block.png"/>
+                  <pic:cNvPicPr>
+                    <a:picLocks noChangeAspect="1" noChangeArrowheads="1"/>
+                  </pic:cNvPicPr>
+                </pic:nvPicPr>
+                <pic:blipFill rotWithShape="1">
+                  <a:blip r:embed="rId1"/>
+                  <a:srcRect r="75455"/>
+                  <a:stretch>
+                    <a:fillRect/>
+                  </a:stretch>
+                </pic:blipFill>
+                <pic:spPr bwMode="auto">
+                  <a:xfrm>
+                    <a:off x="0" y="0"/>
+                    <a:ext cx="350606" cy="342133"/>
+                  </a:xfrm>
+                  <a:prstGeom prst="rect">
+                    <a:avLst/>
+                  </a:prstGeom>
+                  <a:noFill/>
+                  <a:ln>
+                    <a:noFill/>
+                  </a:ln>
+                  <a:extLst>
+                    <a:ext uri="{53640926-AAD7-44D8-BBD7-CCE9431645EC}">
+                      <a14:shadowObscured xmlns:a14="http://schemas.microsoft.com/office/drawing/2010/main"/>
+                    </a:ext>
+                  </a:extLst>
+                </pic:spPr>
+              </pic:pic>
+            </a:graphicData>
+          </a:graphic>
+        </wp:inline>
+      </w:drawing>
+    </w:r>
+    <w:r>
+      <w:drawing>
+        <wp:inline distT="0" distB="0" distL="0" distR="0" wp14:anchorId="0EFBF399" wp14:editId="6F9D6073">
+          <wp:extent cx="1285875" cy="186147"/>
+          <wp:effectExtent l="0" t="0" r="0" b="0"/>
+          <wp:docPr id="775779412" name="Picture" descr="AIMEDIArt — signe distinctif"/>
+          <wp:cNvGraphicFramePr/>
+          <a:graphic xmlns:a="http://schemas.openxmlformats.org/drawingml/2006/main">
+            <a:graphicData uri="http://schemas.openxmlformats.org/drawingml/2006/picture">
+              <pic:pic xmlns:pic="http://schemas.openxmlformats.org/drawingml/2006/picture">
+                <pic:nvPicPr>
+                  <pic:cNvPr id="11" name="Picture" descr="../public/brand/aimediart-logo-block.png"/>
+                  <pic:cNvPicPr>
+                    <a:picLocks noChangeAspect="1" noChangeArrowheads="1"/>
+                  </pic:cNvPicPr>
+                </pic:nvPicPr>
+                <pic:blipFill rotWithShape="1">
+                  <a:blip r:embed="rId1"/>
+                  <a:srcRect l="27921" b="56436"/>
+                  <a:stretch>
+                    <a:fillRect/>
+                  </a:stretch>
+                </pic:blipFill>
+                <pic:spPr bwMode="auto">
+                  <a:xfrm>
+                    <a:off x="0" y="0"/>
+                    <a:ext cx="1319387" cy="190998"/>
+                  </a:xfrm>
+                  <a:prstGeom prst="rect">
+                    <a:avLst/>
+                  </a:prstGeom>
+                  <a:noFill/>
+                  <a:ln>
+                    <a:noFill/>
+                  </a:ln>
+                  <a:extLst>
+                    <a:ext uri="{53640926-AAD7-44D8-BBD7-CCE9431645EC}">
+                      <a14:shadowObscured xmlns:a14="http://schemas.microsoft.com/office/drawing/2010/main"/>
+                    </a:ext>
+                  </a:extLst>
+                </pic:spPr>
+              </pic:pic>
+            </a:graphicData>
+          </a:graphic>
+        </wp:inline>
+      </w:drawing>
+    </w:r>
+    <w:r>
+      <w:tab/>
+    </w:r>
+    <w:r>
+      <w:tab/>
+      <w:t xml:space="preserve">Page </w:t>
+    </w:r>
+    <w:r>
+      <w:fldChar w:fldCharType="begin"/>
+    </w:r>
+    <w:r>
+      <w:instrText xml:space="preserve"> PAGE   \* MERGEFORMAT </w:instrText>
+    </w:r>
+    <w:r>
+      <w:fldChar w:fldCharType="separate"/>
+    </w:r>
+    <w:r>
+      <w:t>2</w:t>
+    </w:r>
+    <w:r>
+      <w:fldChar w:fldCharType="end"/>
+    </w:r>
+    <w:r>
+      <w:t xml:space="preserve"> / </w:t>
+    </w:r>
+    <w:fldSimple w:instr=" NUMPAGES   \* MERGEFORMAT ">
+      <w:r>
+        <w:t>21</w:t>
+      </w:r>
+    </w:fldSimple>
+  </w:p>
+</w:hdr>
+</file>
+
+<file path=word/header2.xml><?xml version="1.0" encoding="utf-8"?>
+<w:hdr xmlns:wpc="http://schemas.microsoft.com/office/word/2010/wordprocessingCanvas" xmlns:cx="http://schemas.microsoft.com/office/drawing/2014/chartex" xmlns:cx1="http://schemas.microsoft.com/office/drawing/2015/9/8/chartex" xmlns:cx2="http://schemas.microsoft.com/office/drawing/2015/10/21/chartex" xmlns:cx3="http://schemas.microsoft.com/office/drawing/2016/5/9/chartex" xmlns:cx4="http://schemas.microsoft.com/office/drawing/2016/5/10/chartex" xmlns:cx5="http://schemas.microsoft.com/office/drawing/2016/5/11/chartex" xmlns:cx6="http://schemas.microsoft.com/office/drawing/2016/5/12/chartex" xmlns:cx7="http://schemas.microsoft.com/office/drawing/2016/5/13/chartex" xmlns:cx8="http://schemas.microsoft.com/office/drawing/2016/5/14/chartex" xmlns:mc="http://schemas.openxmlformats.org/markup-compatibility/2006" xmlns:aink="http://schemas.microsoft.com/office/drawing/2016/ink" xmlns:am3d="http://schemas.microsoft.com/office/drawing/2017/model3d" xmlns:o="urn:schemas-microsoft-com:office:office" xmlns:oel="http://schemas.microsoft.com/office/2019/extlst" xmlns:r="http://schemas.openxmlformats.org/officeDocument/2006/relationships" xmlns:m="http://schemas.openxmlformats.org/officeDocument/2006/math" xmlns:v="urn:schemas-microsoft-com:vml" xmlns:wp14="http://schemas.microsoft.com/office/word/2010/wordprocessingDrawing" xmlns:wp="http://schemas.openxmlformats.org/drawingml/2006/wordprocessingDrawing" xmlns:w10="urn:schemas-microsoft-com:office:word" xmlns:w="http://schemas.openxmlformats.org/wordprocessingml/2006/main" xmlns:w14="http://schemas.microsoft.com/office/word/2010/wordml" xmlns:w15="http://schemas.microsoft.com/office/word/2012/wordml" xmlns:w16cex="http://schemas.microsoft.com/office/word/2018/wordml/cex" xmlns:w16cid="http://schemas.microsoft.com/office/word/2016/wordml/cid" xmlns:w16="http://schemas.microsoft.com/office/word/2018/wordml" xmlns:w16du="http://schemas.microsoft.com/office/word/2023/wordml/word16du" xmlns:w16sdtdh="http://schemas.microsoft.com/office/word/2020/wordml/sdtdatahash" xmlns:w16sdtfl="http://schemas.microsoft.com/office/word/2024/wordml/sdtformatlock" xmlns:w16se="http://schemas.microsoft.com/office/word/2015/wordml/symex" xmlns:wpg="http://schemas.microsoft.com/office/word/2010/wordprocessingGroup" xmlns:wpi="http://schemas.microsoft.com/office/word/2010/wordprocessingInk" xmlns:wne="http://schemas.microsoft.com/office/word/2006/wordml" xmlns:wps="http://schemas.microsoft.com/office/word/2010/wordprocessingShape" mc:Ignorable="w14 w15 w16se w16cid w16 w16cex w16sdtdh w16sdtfl w16du wp14">
+  <w:p>
+    <w:pPr>
+      <w:pStyle w:val="En-tte"/>
+    </w:pPr>
+    <w:r>
+      <w:drawing>
+        <wp:inline distT="0" distB="0" distL="0" distR="0" wp14:anchorId="575075A2" wp14:editId="44BDAE21">
+          <wp:extent cx="3105150" cy="743748"/>
+          <wp:effectExtent l="0" t="0" r="0" b="0"/>
+          <wp:docPr id="1376049171" name="Picture" descr="AIMEDIArt — signe distinctif"/>
+          <wp:cNvGraphicFramePr/>
+          <a:graphic xmlns:a="http://schemas.openxmlformats.org/drawingml/2006/main">
+            <a:graphicData uri="http://schemas.openxmlformats.org/drawingml/2006/picture">
+              <pic:pic xmlns:pic="http://schemas.openxmlformats.org/drawingml/2006/picture">
+                <pic:nvPicPr>
+                  <pic:cNvPr id="11" name="Picture" descr="../public/brand/aimediart-logo-block.png"/>
+                  <pic:cNvPicPr>
+                    <a:picLocks noChangeAspect="1" noChangeArrowheads="1"/>
+                  </pic:cNvPicPr>
+                </pic:nvPicPr>
+                <pic:blipFill>
+                  <a:blip r:embed="rId1"/>
+                  <a:stretch>
+                    <a:fillRect/>
+                  </a:stretch>
+                </pic:blipFill>
+                <pic:spPr bwMode="auto">
+                  <a:xfrm>
+                    <a:off x="0" y="0"/>
+                    <a:ext cx="3133358" cy="750504"/>
+                  </a:xfrm>
+                  <a:prstGeom prst="rect">
+                    <a:avLst/>
+                  </a:prstGeom>
+                  <a:noFill/>
+                  <a:ln w="9525">
+                    <a:noFill/>
+                    <a:headEnd/>
+                    <a:tailEnd/>
+                  </a:ln>
+                </pic:spPr>
+              </pic:pic>
+            </a:graphicData>
+          </a:graphic>
+        </wp:inline>
+      </w:drawing>
+    </w:r>
+  </w:p>
+</w:hdr>
+</file>
+
 <file path=word/numbering.xml><?xml version="1.0" encoding="utf-8"?>
 <w:numbering xmlns:wpc="http://schemas.microsoft.com/office/word/2010/wordprocessingCanvas" xmlns:cx="http://schemas.microsoft.com/office/drawing/2014/chartex" xmlns:cx1="http://schemas.microsoft.com/office/drawing/2015/9/8/chartex" xmlns:cx2="http://schemas.microsoft.com/office/drawing/2015/10/21/chartex" xmlns:cx3="http://schemas.microsoft.com/office/drawing/2016/5/9/chartex" xmlns:cx4="http://schemas.microsoft.com/office/drawing/2016/5/10/chartex" xmlns:cx5="http://schemas.microsoft.com/office/drawing/2016/5/11/chartex" xmlns:cx6="http://schemas.microsoft.com/office/drawing/2016/5/12/chartex" xmlns:cx7="http://schemas.microsoft.com/office/drawing/2016/5/13/chartex" xmlns:cx8="http://schemas.microsoft.com/office/drawing/2016/5/14/chartex" xmlns:mc="http://schemas.openxmlformats.org/markup-compatibility/2006" xmlns:aink="http://schemas.microsoft.com/office/drawing/2016/ink" xmlns:am3d="http://schemas.microsoft.com/office/drawing/2017/model3d" xmlns:o="urn:schemas-microsoft-com:office:office" xmlns:oel="http://schemas.microsoft.com/office/2019/extlst" xmlns:r="http://schemas.openxmlformats.org/officeDocument/2006/relationships" xmlns:m="http://schemas.openxmlformats.org/officeDocument/2006/math" xmlns:v="urn:schemas-microsoft-com:vml" xmlns:wp14="http://schemas.microsoft.com/office/word/2010/wordprocessingDrawing" xmlns:wp="http://schemas.openxmlformats.org/drawingml/2006/wordprocessingDrawing" xmlns:w10="urn:schemas-microsoft-com:office:word" xmlns:w="http://schemas.openxmlformats.org/wordprocessingml/2006/main" xmlns:w14="http://schemas.microsoft.com/office/word/2010/wordml" xmlns:w15="http://schemas.microsoft.com/office/word/2012/wordml" xmlns:w16cex="http://schemas.microsoft.com/office/word/2018/wordml/cex" xmlns:w16cid="http://schemas.microsoft.com/office/word/2016/wordml/cid" xmlns:w16="http://schemas.microsoft.com/office/word/2018/wordml" xmlns:w16du="http://schemas.microsoft.com/office/word/2023/wordml/word16du" xmlns:w16sdtdh="http://schemas.microsoft.com/office/word/2020/wordml/sdtdatahash" xmlns:w16sdtfl="http://schemas.microsoft.com/office/word/2024/wordml/sdtformatlock" xmlns:w16se="http://schemas.microsoft.com/office/word/2015/wordml/symex" xmlns:wpg="http://schemas.microsoft.com/office/word/2010/wordprocessingGroup" xmlns:wpi="http://schemas.microsoft.com/office/word/2010/wordprocessingInk" xmlns:wne="http://schemas.microsoft.com/office/word/2006/wordml" xmlns:wps="http://schemas.microsoft.com/office/word/2010/wordprocessingShape" mc:Ignorable="w14 w15 w16se w16cid w16 w16cex w16sdtdh w16sdtfl w16du wp14">
+  <w:numPicBullet w:numPicBulletId="0">
+    <w:pict>
+      <v:rect id="_x0000_i1025" style="width:0;height:1.5pt" o:hralign="center" o:bullet="t" o:hrstd="t" o:hr="t"/>
+    </w:pict>
+  </w:numPicBullet>
   <w:abstractNum w:abstractNumId="0" w15:restartNumberingAfterBreak="0">
     <w:nsid w:val="0000A990"/>
     <w:multiLevelType w:val="multilevel"/>
-    <w:tmpl w:val="D8806584"/>
+    <w:tmpl w:val="8C5AEB74"/>
     <w:lvl w:ilvl="0">
       <w:numFmt w:val="bullet"/>
       <w:lvlText w:val=" "/>
@@ -589,6 +1011,1029 @@
     </w:lvl>
   </w:abstractNum>
   <w:abstractNum w:abstractNumId="1" w15:restartNumberingAfterBreak="0">
+    <w:nsid w:val="0000A991"/>
+    <w:multiLevelType w:val="multilevel"/>
+    <w:tmpl w:val="0CEE7B1C"/>
+    <w:lvl w:ilvl="0">
+      <w:numFmt w:val="bullet"/>
+      <w:lvlText w:val=""/>
+      <w:lvlJc w:val="left"/>
+      <w:pPr>
+        <w:ind w:left="720" w:hanging="360"/>
+      </w:pPr>
+      <w:rPr>
+        <w:rFonts w:ascii="Symbol" w:hAnsi="Symbol" w:cs="Symbol" w:hint="default"/>
+      </w:rPr>
+    </w:lvl>
+    <w:lvl w:ilvl="1">
+      <w:numFmt w:val="bullet"/>
+      <w:lvlText w:val="o"/>
+      <w:lvlJc w:val="left"/>
+      <w:pPr>
+        <w:ind w:left="1440" w:hanging="360"/>
+      </w:pPr>
+      <w:rPr>
+        <w:rFonts w:ascii="Courier New" w:hAnsi="Courier New" w:cs="Courier New" w:hint="default"/>
+      </w:rPr>
+    </w:lvl>
+    <w:lvl w:ilvl="2">
+      <w:numFmt w:val="bullet"/>
+      <w:lvlText w:val=""/>
+      <w:lvlJc w:val="left"/>
+      <w:pPr>
+        <w:ind w:left="2160" w:hanging="360"/>
+      </w:pPr>
+      <w:rPr>
+        <w:rFonts w:ascii="Wingdings" w:hAnsi="Wingdings" w:cs="Wingdings" w:hint="default"/>
+      </w:rPr>
+    </w:lvl>
+    <w:lvl w:ilvl="3">
+      <w:numFmt w:val="bullet"/>
+      <w:lvlText w:val=""/>
+      <w:lvlJc w:val="left"/>
+      <w:pPr>
+        <w:ind w:left="2880" w:hanging="360"/>
+      </w:pPr>
+      <w:rPr>
+        <w:rFonts w:ascii="Symbol" w:hAnsi="Symbol" w:cs="Symbol" w:hint="default"/>
+      </w:rPr>
+    </w:lvl>
+    <w:lvl w:ilvl="4">
+      <w:numFmt w:val="bullet"/>
+      <w:lvlText w:val="o"/>
+      <w:lvlJc w:val="left"/>
+      <w:pPr>
+        <w:ind w:left="3600" w:hanging="360"/>
+      </w:pPr>
+      <w:rPr>
+        <w:rFonts w:ascii="Courier New" w:hAnsi="Courier New" w:cs="Courier New" w:hint="default"/>
+      </w:rPr>
+    </w:lvl>
+    <w:lvl w:ilvl="5">
+      <w:numFmt w:val="bullet"/>
+      <w:lvlText w:val=""/>
+      <w:lvlJc w:val="left"/>
+      <w:pPr>
+        <w:ind w:left="4320" w:hanging="360"/>
+      </w:pPr>
+      <w:rPr>
+        <w:rFonts w:ascii="Wingdings" w:hAnsi="Wingdings" w:cs="Wingdings" w:hint="default"/>
+      </w:rPr>
+    </w:lvl>
+    <w:lvl w:ilvl="6">
+      <w:numFmt w:val="bullet"/>
+      <w:lvlText w:val=""/>
+      <w:lvlJc w:val="left"/>
+      <w:pPr>
+        <w:ind w:left="5040" w:hanging="360"/>
+      </w:pPr>
+      <w:rPr>
+        <w:rFonts w:ascii="Symbol" w:hAnsi="Symbol" w:cs="Symbol" w:hint="default"/>
+      </w:rPr>
+    </w:lvl>
+    <w:lvl w:ilvl="7">
+      <w:numFmt w:val="bullet"/>
+      <w:lvlText w:val="o"/>
+      <w:lvlJc w:val="left"/>
+      <w:pPr>
+        <w:ind w:left="5760" w:hanging="360"/>
+      </w:pPr>
+      <w:rPr>
+        <w:rFonts w:ascii="Courier New" w:hAnsi="Courier New" w:cs="Courier New" w:hint="default"/>
+      </w:rPr>
+    </w:lvl>
+    <w:lvl w:ilvl="8">
+      <w:numFmt w:val="bullet"/>
+      <w:lvlText w:val=""/>
+      <w:lvlJc w:val="left"/>
+      <w:pPr>
+        <w:ind w:left="6480" w:hanging="360"/>
+      </w:pPr>
+      <w:rPr>
+        <w:rFonts w:ascii="Wingdings" w:hAnsi="Wingdings" w:cs="Wingdings" w:hint="default"/>
+      </w:rPr>
+    </w:lvl>
+  </w:abstractNum>
+  <w:abstractNum w:abstractNumId="2" w15:restartNumberingAfterBreak="0">
+    <w:nsid w:val="0000A992"/>
+    <w:multiLevelType w:val="multilevel"/>
+    <w:tmpl w:val="362A4488"/>
+    <w:lvl w:ilvl="0">
+      <w:numFmt w:val="bullet"/>
+      <w:lvlText w:val="☐"/>
+      <w:lvlJc w:val="left"/>
+      <w:pPr>
+        <w:ind w:left="720" w:hanging="360"/>
+      </w:pPr>
+    </w:lvl>
+    <w:lvl w:ilvl="1">
+      <w:numFmt w:val="bullet"/>
+      <w:lvlText w:val="☐"/>
+      <w:lvlJc w:val="left"/>
+      <w:pPr>
+        <w:ind w:left="1440" w:hanging="360"/>
+      </w:pPr>
+    </w:lvl>
+    <w:lvl w:ilvl="2">
+      <w:numFmt w:val="bullet"/>
+      <w:lvlText w:val="☐"/>
+      <w:lvlJc w:val="left"/>
+      <w:pPr>
+        <w:ind w:left="2160" w:hanging="360"/>
+      </w:pPr>
+    </w:lvl>
+    <w:lvl w:ilvl="3">
+      <w:numFmt w:val="bullet"/>
+      <w:lvlText w:val="☐"/>
+      <w:lvlJc w:val="left"/>
+      <w:pPr>
+        <w:ind w:left="2880" w:hanging="360"/>
+      </w:pPr>
+    </w:lvl>
+    <w:lvl w:ilvl="4">
+      <w:numFmt w:val="bullet"/>
+      <w:lvlText w:val="☐"/>
+      <w:lvlJc w:val="left"/>
+      <w:pPr>
+        <w:ind w:left="3600" w:hanging="360"/>
+      </w:pPr>
+    </w:lvl>
+    <w:lvl w:ilvl="5">
+      <w:numFmt w:val="bullet"/>
+      <w:lvlText w:val="☐"/>
+      <w:lvlJc w:val="left"/>
+      <w:pPr>
+        <w:ind w:left="4320" w:hanging="360"/>
+      </w:pPr>
+    </w:lvl>
+    <w:lvl w:ilvl="6">
+      <w:numFmt w:val="bullet"/>
+      <w:lvlText w:val="☐"/>
+      <w:lvlJc w:val="left"/>
+      <w:pPr>
+        <w:ind w:left="5040" w:hanging="360"/>
+      </w:pPr>
+    </w:lvl>
+    <w:lvl w:ilvl="7">
+      <w:numFmt w:val="bullet"/>
+      <w:lvlText w:val="☐"/>
+      <w:lvlJc w:val="left"/>
+      <w:pPr>
+        <w:ind w:left="5760" w:hanging="360"/>
+      </w:pPr>
+    </w:lvl>
+    <w:lvl w:ilvl="8">
+      <w:numFmt w:val="bullet"/>
+      <w:lvlText w:val="☐"/>
+      <w:lvlJc w:val="left"/>
+      <w:pPr>
+        <w:ind w:left="6480" w:hanging="360"/>
+      </w:pPr>
+    </w:lvl>
+  </w:abstractNum>
+  <w:abstractNum w:abstractNumId="3" w15:restartNumberingAfterBreak="0">
+    <w:nsid w:val="0000A993"/>
+    <w:multiLevelType w:val="multilevel"/>
+    <w:tmpl w:val="1E10B894"/>
+    <w:lvl w:ilvl="0">
+      <w:numFmt w:val="bullet"/>
+      <w:lvlText w:val="☒"/>
+      <w:lvlJc w:val="left"/>
+      <w:pPr>
+        <w:ind w:left="720" w:hanging="360"/>
+      </w:pPr>
+    </w:lvl>
+    <w:lvl w:ilvl="1">
+      <w:numFmt w:val="bullet"/>
+      <w:lvlText w:val="☒"/>
+      <w:lvlJc w:val="left"/>
+      <w:pPr>
+        <w:ind w:left="1440" w:hanging="360"/>
+      </w:pPr>
+    </w:lvl>
+    <w:lvl w:ilvl="2">
+      <w:numFmt w:val="bullet"/>
+      <w:lvlText w:val="☒"/>
+      <w:lvlJc w:val="left"/>
+      <w:pPr>
+        <w:ind w:left="2160" w:hanging="360"/>
+      </w:pPr>
+    </w:lvl>
+    <w:lvl w:ilvl="3">
+      <w:numFmt w:val="bullet"/>
+      <w:lvlText w:val="☒"/>
+      <w:lvlJc w:val="left"/>
+      <w:pPr>
+        <w:ind w:left="2880" w:hanging="360"/>
+      </w:pPr>
+    </w:lvl>
+    <w:lvl w:ilvl="4">
+      <w:numFmt w:val="bullet"/>
+      <w:lvlText w:val="☒"/>
+      <w:lvlJc w:val="left"/>
+      <w:pPr>
+        <w:ind w:left="3600" w:hanging="360"/>
+      </w:pPr>
+    </w:lvl>
+    <w:lvl w:ilvl="5">
+      <w:numFmt w:val="bullet"/>
+      <w:lvlText w:val="☒"/>
+      <w:lvlJc w:val="left"/>
+      <w:pPr>
+        <w:ind w:left="4320" w:hanging="360"/>
+      </w:pPr>
+    </w:lvl>
+    <w:lvl w:ilvl="6">
+      <w:numFmt w:val="bullet"/>
+      <w:lvlText w:val="☒"/>
+      <w:lvlJc w:val="left"/>
+      <w:pPr>
+        <w:ind w:left="5040" w:hanging="360"/>
+      </w:pPr>
+    </w:lvl>
+    <w:lvl w:ilvl="7">
+      <w:numFmt w:val="bullet"/>
+      <w:lvlText w:val="☒"/>
+      <w:lvlJc w:val="left"/>
+      <w:pPr>
+        <w:ind w:left="5760" w:hanging="360"/>
+      </w:pPr>
+    </w:lvl>
+    <w:lvl w:ilvl="8">
+      <w:numFmt w:val="bullet"/>
+      <w:lvlText w:val="☒"/>
+      <w:lvlJc w:val="left"/>
+      <w:pPr>
+        <w:ind w:left="6480" w:hanging="360"/>
+      </w:pPr>
+    </w:lvl>
+  </w:abstractNum>
+  <w:abstractNum w:abstractNumId="4" w15:restartNumberingAfterBreak="0">
+    <w:nsid w:val="00A99411"/>
+    <w:multiLevelType w:val="multilevel"/>
+    <w:tmpl w:val="C8DE95FE"/>
+    <w:lvl w:ilvl="0">
+      <w:start w:val="1"/>
+      <w:numFmt w:val="decimal"/>
+      <w:lvlText w:val="%1."/>
+      <w:lvlJc w:val="left"/>
+      <w:pPr>
+        <w:ind w:left="720" w:hanging="360"/>
+      </w:pPr>
+    </w:lvl>
+    <w:lvl w:ilvl="1">
+      <w:start w:val="1"/>
+      <w:numFmt w:val="decimal"/>
+      <w:lvlText w:val="%2."/>
+      <w:lvlJc w:val="left"/>
+      <w:pPr>
+        <w:ind w:left="1440" w:hanging="360"/>
+      </w:pPr>
+    </w:lvl>
+    <w:lvl w:ilvl="2">
+      <w:start w:val="1"/>
+      <w:numFmt w:val="decimal"/>
+      <w:lvlText w:val="%3."/>
+      <w:lvlJc w:val="left"/>
+      <w:pPr>
+        <w:ind w:left="2160" w:hanging="360"/>
+      </w:pPr>
+    </w:lvl>
+    <w:lvl w:ilvl="3">
+      <w:start w:val="1"/>
+      <w:numFmt w:val="decimal"/>
+      <w:lvlText w:val="%4."/>
+      <w:lvlJc w:val="left"/>
+      <w:pPr>
+        <w:ind w:left="2880" w:hanging="360"/>
+      </w:pPr>
+    </w:lvl>
+    <w:lvl w:ilvl="4">
+      <w:start w:val="1"/>
+      <w:numFmt w:val="decimal"/>
+      <w:lvlText w:val="%5."/>
+      <w:lvlJc w:val="left"/>
+      <w:pPr>
+        <w:ind w:left="3600" w:hanging="360"/>
+      </w:pPr>
+    </w:lvl>
+    <w:lvl w:ilvl="5">
+      <w:start w:val="1"/>
+      <w:numFmt w:val="decimal"/>
+      <w:lvlText w:val="%6."/>
+      <w:lvlJc w:val="left"/>
+      <w:pPr>
+        <w:ind w:left="4320" w:hanging="360"/>
+      </w:pPr>
+    </w:lvl>
+    <w:lvl w:ilvl="6">
+      <w:start w:val="1"/>
+      <w:numFmt w:val="decimal"/>
+      <w:lvlText w:val="%7."/>
+      <w:lvlJc w:val="left"/>
+      <w:pPr>
+        <w:ind w:left="5040" w:hanging="360"/>
+      </w:pPr>
+    </w:lvl>
+    <w:lvl w:ilvl="7">
+      <w:start w:val="1"/>
+      <w:numFmt w:val="decimal"/>
+      <w:lvlText w:val="%8."/>
+      <w:lvlJc w:val="left"/>
+      <w:pPr>
+        <w:ind w:left="5760" w:hanging="360"/>
+      </w:pPr>
+    </w:lvl>
+    <w:lvl w:ilvl="8">
+      <w:start w:val="1"/>
+      <w:numFmt w:val="decimal"/>
+      <w:lvlText w:val="%9."/>
+      <w:lvlJc w:val="left"/>
+      <w:pPr>
+        <w:ind w:left="6480" w:hanging="360"/>
+      </w:pPr>
+    </w:lvl>
+  </w:abstractNum>
+  <w:abstractNum w:abstractNumId="5" w15:restartNumberingAfterBreak="0">
+    <w:nsid w:val="17F84310"/>
+    <w:multiLevelType w:val="hybridMultilevel"/>
+    <w:tmpl w:val="FF82A196"/>
+    <w:lvl w:ilvl="0" w:tplc="280831E8">
+      <w:numFmt w:val="bullet"/>
+      <w:lvlText w:val="-"/>
+      <w:lvlJc w:val="left"/>
+      <w:pPr>
+        <w:ind w:left="720" w:hanging="360"/>
+      </w:pPr>
+      <w:rPr>
+        <w:rFonts w:ascii="Aptos" w:eastAsiaTheme="minorEastAsia" w:hAnsi="Aptos" w:cstheme="minorBidi" w:hint="default"/>
+      </w:rPr>
+    </w:lvl>
+    <w:lvl w:ilvl="1" w:tplc="040C0003" w:tentative="1">
+      <w:start w:val="1"/>
+      <w:numFmt w:val="bullet"/>
+      <w:lvlText w:val="o"/>
+      <w:lvlJc w:val="left"/>
+      <w:pPr>
+        <w:ind w:left="1440" w:hanging="360"/>
+      </w:pPr>
+      <w:rPr>
+        <w:rFonts w:ascii="Courier New" w:hAnsi="Courier New" w:cs="Courier New" w:hint="default"/>
+      </w:rPr>
+    </w:lvl>
+    <w:lvl w:ilvl="2" w:tplc="040C0005" w:tentative="1">
+      <w:start w:val="1"/>
+      <w:numFmt w:val="bullet"/>
+      <w:lvlText w:val=""/>
+      <w:lvlJc w:val="left"/>
+      <w:pPr>
+        <w:ind w:left="2160" w:hanging="360"/>
+      </w:pPr>
+      <w:rPr>
+        <w:rFonts w:ascii="Wingdings" w:hAnsi="Wingdings" w:hint="default"/>
+      </w:rPr>
+    </w:lvl>
+    <w:lvl w:ilvl="3" w:tplc="040C0001" w:tentative="1">
+      <w:start w:val="1"/>
+      <w:numFmt w:val="bullet"/>
+      <w:lvlText w:val=""/>
+      <w:lvlJc w:val="left"/>
+      <w:pPr>
+        <w:ind w:left="2880" w:hanging="360"/>
+      </w:pPr>
+      <w:rPr>
+        <w:rFonts w:ascii="Symbol" w:hAnsi="Symbol" w:hint="default"/>
+      </w:rPr>
+    </w:lvl>
+    <w:lvl w:ilvl="4" w:tplc="040C0003" w:tentative="1">
+      <w:start w:val="1"/>
+      <w:numFmt w:val="bullet"/>
+      <w:lvlText w:val="o"/>
+      <w:lvlJc w:val="left"/>
+      <w:pPr>
+        <w:ind w:left="3600" w:hanging="360"/>
+      </w:pPr>
+      <w:rPr>
+        <w:rFonts w:ascii="Courier New" w:hAnsi="Courier New" w:cs="Courier New" w:hint="default"/>
+      </w:rPr>
+    </w:lvl>
+    <w:lvl w:ilvl="5" w:tplc="040C0005" w:tentative="1">
+      <w:start w:val="1"/>
+      <w:numFmt w:val="bullet"/>
+      <w:lvlText w:val=""/>
+      <w:lvlJc w:val="left"/>
+      <w:pPr>
+        <w:ind w:left="4320" w:hanging="360"/>
+      </w:pPr>
+      <w:rPr>
+        <w:rFonts w:ascii="Wingdings" w:hAnsi="Wingdings" w:hint="default"/>
+      </w:rPr>
+    </w:lvl>
+    <w:lvl w:ilvl="6" w:tplc="040C0001" w:tentative="1">
+      <w:start w:val="1"/>
+      <w:numFmt w:val="bullet"/>
+      <w:lvlText w:val=""/>
+      <w:lvlJc w:val="left"/>
+      <w:pPr>
+        <w:ind w:left="5040" w:hanging="360"/>
+      </w:pPr>
+      <w:rPr>
+        <w:rFonts w:ascii="Symbol" w:hAnsi="Symbol" w:hint="default"/>
+      </w:rPr>
+    </w:lvl>
+    <w:lvl w:ilvl="7" w:tplc="040C0003" w:tentative="1">
+      <w:start w:val="1"/>
+      <w:numFmt w:val="bullet"/>
+      <w:lvlText w:val="o"/>
+      <w:lvlJc w:val="left"/>
+      <w:pPr>
+        <w:ind w:left="5760" w:hanging="360"/>
+      </w:pPr>
+      <w:rPr>
+        <w:rFonts w:ascii="Courier New" w:hAnsi="Courier New" w:cs="Courier New" w:hint="default"/>
+      </w:rPr>
+    </w:lvl>
+    <w:lvl w:ilvl="8" w:tplc="040C0005" w:tentative="1">
+      <w:start w:val="1"/>
+      <w:numFmt w:val="bullet"/>
+      <w:lvlText w:val=""/>
+      <w:lvlJc w:val="left"/>
+      <w:pPr>
+        <w:ind w:left="6480" w:hanging="360"/>
+      </w:pPr>
+      <w:rPr>
+        <w:rFonts w:ascii="Wingdings" w:hAnsi="Wingdings" w:hint="default"/>
+      </w:rPr>
+    </w:lvl>
+  </w:abstractNum>
+  <w:abstractNum w:abstractNumId="6" w15:restartNumberingAfterBreak="0">
+    <w:nsid w:val="27FE62FF"/>
+    <w:multiLevelType w:val="hybridMultilevel"/>
+    <w:tmpl w:val="AB56AAB4"/>
+    <w:lvl w:ilvl="0" w:tplc="D286D66C">
+      <w:start w:val="1"/>
+      <w:numFmt w:val="bullet"/>
+      <w:lvlText w:val="-"/>
+      <w:lvlJc w:val="left"/>
+      <w:pPr>
+        <w:ind w:left="720" w:hanging="360"/>
+      </w:pPr>
+      <w:rPr>
+        <w:rFonts w:ascii="Aptos" w:eastAsiaTheme="minorEastAsia" w:hAnsi="Aptos" w:cstheme="minorBidi" w:hint="default"/>
+      </w:rPr>
+    </w:lvl>
+    <w:lvl w:ilvl="1" w:tplc="040C0003" w:tentative="1">
+      <w:start w:val="1"/>
+      <w:numFmt w:val="bullet"/>
+      <w:lvlText w:val="o"/>
+      <w:lvlJc w:val="left"/>
+      <w:pPr>
+        <w:ind w:left="1440" w:hanging="360"/>
+      </w:pPr>
+      <w:rPr>
+        <w:rFonts w:ascii="Courier New" w:hAnsi="Courier New" w:cs="Courier New" w:hint="default"/>
+      </w:rPr>
+    </w:lvl>
+    <w:lvl w:ilvl="2" w:tplc="040C0005" w:tentative="1">
+      <w:start w:val="1"/>
+      <w:numFmt w:val="bullet"/>
+      <w:lvlText w:val=""/>
+      <w:lvlJc w:val="left"/>
+      <w:pPr>
+        <w:ind w:left="2160" w:hanging="360"/>
+      </w:pPr>
+      <w:rPr>
+        <w:rFonts w:ascii="Wingdings" w:hAnsi="Wingdings" w:hint="default"/>
+      </w:rPr>
+    </w:lvl>
+    <w:lvl w:ilvl="3" w:tplc="040C0001" w:tentative="1">
+      <w:start w:val="1"/>
+      <w:numFmt w:val="bullet"/>
+      <w:lvlText w:val=""/>
+      <w:lvlJc w:val="left"/>
+      <w:pPr>
+        <w:ind w:left="2880" w:hanging="360"/>
+      </w:pPr>
+      <w:rPr>
+        <w:rFonts w:ascii="Symbol" w:hAnsi="Symbol" w:hint="default"/>
+      </w:rPr>
+    </w:lvl>
+    <w:lvl w:ilvl="4" w:tplc="040C0003" w:tentative="1">
+      <w:start w:val="1"/>
+      <w:numFmt w:val="bullet"/>
+      <w:lvlText w:val="o"/>
+      <w:lvlJc w:val="left"/>
+      <w:pPr>
+        <w:ind w:left="3600" w:hanging="360"/>
+      </w:pPr>
+      <w:rPr>
+        <w:rFonts w:ascii="Courier New" w:hAnsi="Courier New" w:cs="Courier New" w:hint="default"/>
+      </w:rPr>
+    </w:lvl>
+    <w:lvl w:ilvl="5" w:tplc="040C0005" w:tentative="1">
+      <w:start w:val="1"/>
+      <w:numFmt w:val="bullet"/>
+      <w:lvlText w:val=""/>
+      <w:lvlJc w:val="left"/>
+      <w:pPr>
+        <w:ind w:left="4320" w:hanging="360"/>
+      </w:pPr>
+      <w:rPr>
+        <w:rFonts w:ascii="Wingdings" w:hAnsi="Wingdings" w:hint="default"/>
+      </w:rPr>
+    </w:lvl>
+    <w:lvl w:ilvl="6" w:tplc="040C0001" w:tentative="1">
+      <w:start w:val="1"/>
+      <w:numFmt w:val="bullet"/>
+      <w:lvlText w:val=""/>
+      <w:lvlJc w:val="left"/>
+      <w:pPr>
+        <w:ind w:left="5040" w:hanging="360"/>
+      </w:pPr>
+      <w:rPr>
+        <w:rFonts w:ascii="Symbol" w:hAnsi="Symbol" w:hint="default"/>
+      </w:rPr>
+    </w:lvl>
+    <w:lvl w:ilvl="7" w:tplc="040C0003" w:tentative="1">
+      <w:start w:val="1"/>
+      <w:numFmt w:val="bullet"/>
+      <w:lvlText w:val="o"/>
+      <w:lvlJc w:val="left"/>
+      <w:pPr>
+        <w:ind w:left="5760" w:hanging="360"/>
+      </w:pPr>
+      <w:rPr>
+        <w:rFonts w:ascii="Courier New" w:hAnsi="Courier New" w:cs="Courier New" w:hint="default"/>
+      </w:rPr>
+    </w:lvl>
+    <w:lvl w:ilvl="8" w:tplc="040C0005" w:tentative="1">
+      <w:start w:val="1"/>
+      <w:numFmt w:val="bullet"/>
+      <w:lvlText w:val=""/>
+      <w:lvlJc w:val="left"/>
+      <w:pPr>
+        <w:ind w:left="6480" w:hanging="360"/>
+      </w:pPr>
+      <w:rPr>
+        <w:rFonts w:ascii="Wingdings" w:hAnsi="Wingdings" w:hint="default"/>
+      </w:rPr>
+    </w:lvl>
+  </w:abstractNum>
+  <w:abstractNum w:abstractNumId="7" w15:restartNumberingAfterBreak="0">
+    <w:nsid w:val="2AD9127C"/>
+    <w:multiLevelType w:val="hybridMultilevel"/>
+    <w:tmpl w:val="BD0ABFCE"/>
+    <w:lvl w:ilvl="0" w:tplc="EAEAB53C">
+      <w:start w:val="1"/>
+      <w:numFmt w:val="bullet"/>
+      <w:lvlText w:val="•"/>
+      <w:lvlJc w:val="left"/>
+      <w:pPr>
+        <w:ind w:left="713" w:hanging="151"/>
+      </w:pPr>
+      <w:rPr>
+        <w:rFonts w:ascii="Arial" w:eastAsia="Arial" w:hAnsi="Arial" w:hint="default"/>
+        <w:color w:val="333333"/>
+        <w:sz w:val="24"/>
+        <w:szCs w:val="24"/>
+      </w:rPr>
+    </w:lvl>
+    <w:lvl w:ilvl="1" w:tplc="77E276D6">
+      <w:start w:val="1"/>
+      <w:numFmt w:val="bullet"/>
+      <w:lvlText w:val="•"/>
+      <w:lvlJc w:val="left"/>
+      <w:pPr>
+        <w:ind w:left="1633" w:hanging="151"/>
+      </w:pPr>
+      <w:rPr>
+        <w:rFonts w:hint="default"/>
+      </w:rPr>
+    </w:lvl>
+    <w:lvl w:ilvl="2" w:tplc="80A81A6C">
+      <w:start w:val="1"/>
+      <w:numFmt w:val="bullet"/>
+      <w:lvlText w:val="•"/>
+      <w:lvlJc w:val="left"/>
+      <w:pPr>
+        <w:ind w:left="2552" w:hanging="151"/>
+      </w:pPr>
+      <w:rPr>
+        <w:rFonts w:hint="default"/>
+      </w:rPr>
+    </w:lvl>
+    <w:lvl w:ilvl="3" w:tplc="092AEC90">
+      <w:start w:val="1"/>
+      <w:numFmt w:val="bullet"/>
+      <w:lvlText w:val="•"/>
+      <w:lvlJc w:val="left"/>
+      <w:pPr>
+        <w:ind w:left="3471" w:hanging="151"/>
+      </w:pPr>
+      <w:rPr>
+        <w:rFonts w:hint="default"/>
+      </w:rPr>
+    </w:lvl>
+    <w:lvl w:ilvl="4" w:tplc="EE6097AE">
+      <w:start w:val="1"/>
+      <w:numFmt w:val="bullet"/>
+      <w:lvlText w:val="•"/>
+      <w:lvlJc w:val="left"/>
+      <w:pPr>
+        <w:ind w:left="4390" w:hanging="151"/>
+      </w:pPr>
+      <w:rPr>
+        <w:rFonts w:hint="default"/>
+      </w:rPr>
+    </w:lvl>
+    <w:lvl w:ilvl="5" w:tplc="94F2803E">
+      <w:start w:val="1"/>
+      <w:numFmt w:val="bullet"/>
+      <w:lvlText w:val="•"/>
+      <w:lvlJc w:val="left"/>
+      <w:pPr>
+        <w:ind w:left="5309" w:hanging="151"/>
+      </w:pPr>
+      <w:rPr>
+        <w:rFonts w:hint="default"/>
+      </w:rPr>
+    </w:lvl>
+    <w:lvl w:ilvl="6" w:tplc="5C92B58E">
+      <w:start w:val="1"/>
+      <w:numFmt w:val="bullet"/>
+      <w:lvlText w:val="•"/>
+      <w:lvlJc w:val="left"/>
+      <w:pPr>
+        <w:ind w:left="6228" w:hanging="151"/>
+      </w:pPr>
+      <w:rPr>
+        <w:rFonts w:hint="default"/>
+      </w:rPr>
+    </w:lvl>
+    <w:lvl w:ilvl="7" w:tplc="7772B58E">
+      <w:start w:val="1"/>
+      <w:numFmt w:val="bullet"/>
+      <w:lvlText w:val="•"/>
+      <w:lvlJc w:val="left"/>
+      <w:pPr>
+        <w:ind w:left="7148" w:hanging="151"/>
+      </w:pPr>
+      <w:rPr>
+        <w:rFonts w:hint="default"/>
+      </w:rPr>
+    </w:lvl>
+    <w:lvl w:ilvl="8" w:tplc="ADD2C276">
+      <w:start w:val="1"/>
+      <w:numFmt w:val="bullet"/>
+      <w:lvlText w:val="•"/>
+      <w:lvlJc w:val="left"/>
+      <w:pPr>
+        <w:ind w:left="8067" w:hanging="151"/>
+      </w:pPr>
+      <w:rPr>
+        <w:rFonts w:hint="default"/>
+      </w:rPr>
+    </w:lvl>
+  </w:abstractNum>
+  <w:abstractNum w:abstractNumId="8" w15:restartNumberingAfterBreak="0">
+    <w:nsid w:val="33AB53D8"/>
+    <w:multiLevelType w:val="hybridMultilevel"/>
+    <w:tmpl w:val="A0485A78"/>
+    <w:lvl w:ilvl="0" w:tplc="8C064D58">
+      <w:start w:val="1"/>
+      <w:numFmt w:val="bullet"/>
+      <w:lvlText w:val="-"/>
+      <w:lvlJc w:val="left"/>
+      <w:pPr>
+        <w:ind w:left="720" w:hanging="360"/>
+      </w:pPr>
+      <w:rPr>
+        <w:rFonts w:ascii="Aptos" w:eastAsiaTheme="minorEastAsia" w:hAnsi="Aptos" w:cstheme="minorBidi" w:hint="default"/>
+      </w:rPr>
+    </w:lvl>
+    <w:lvl w:ilvl="1" w:tplc="040C0003" w:tentative="1">
+      <w:start w:val="1"/>
+      <w:numFmt w:val="bullet"/>
+      <w:lvlText w:val="o"/>
+      <w:lvlJc w:val="left"/>
+      <w:pPr>
+        <w:ind w:left="1440" w:hanging="360"/>
+      </w:pPr>
+      <w:rPr>
+        <w:rFonts w:ascii="Courier New" w:hAnsi="Courier New" w:cs="Courier New" w:hint="default"/>
+      </w:rPr>
+    </w:lvl>
+    <w:lvl w:ilvl="2" w:tplc="040C0005" w:tentative="1">
+      <w:start w:val="1"/>
+      <w:numFmt w:val="bullet"/>
+      <w:lvlText w:val=""/>
+      <w:lvlJc w:val="left"/>
+      <w:pPr>
+        <w:ind w:left="2160" w:hanging="360"/>
+      </w:pPr>
+      <w:rPr>
+        <w:rFonts w:ascii="Wingdings" w:hAnsi="Wingdings" w:hint="default"/>
+      </w:rPr>
+    </w:lvl>
+    <w:lvl w:ilvl="3" w:tplc="040C0001" w:tentative="1">
+      <w:start w:val="1"/>
+      <w:numFmt w:val="bullet"/>
+      <w:lvlText w:val=""/>
+      <w:lvlJc w:val="left"/>
+      <w:pPr>
+        <w:ind w:left="2880" w:hanging="360"/>
+      </w:pPr>
+      <w:rPr>
+        <w:rFonts w:ascii="Symbol" w:hAnsi="Symbol" w:hint="default"/>
+      </w:rPr>
+    </w:lvl>
+    <w:lvl w:ilvl="4" w:tplc="040C0003" w:tentative="1">
+      <w:start w:val="1"/>
+      <w:numFmt w:val="bullet"/>
+      <w:lvlText w:val="o"/>
+      <w:lvlJc w:val="left"/>
+      <w:pPr>
+        <w:ind w:left="3600" w:hanging="360"/>
+      </w:pPr>
+      <w:rPr>
+        <w:rFonts w:ascii="Courier New" w:hAnsi="Courier New" w:cs="Courier New" w:hint="default"/>
+      </w:rPr>
+    </w:lvl>
+    <w:lvl w:ilvl="5" w:tplc="040C0005" w:tentative="1">
+      <w:start w:val="1"/>
+      <w:numFmt w:val="bullet"/>
+      <w:lvlText w:val=""/>
+      <w:lvlJc w:val="left"/>
+      <w:pPr>
+        <w:ind w:left="4320" w:hanging="360"/>
+      </w:pPr>
+      <w:rPr>
+        <w:rFonts w:ascii="Wingdings" w:hAnsi="Wingdings" w:hint="default"/>
+      </w:rPr>
+    </w:lvl>
+    <w:lvl w:ilvl="6" w:tplc="040C0001" w:tentative="1">
+      <w:start w:val="1"/>
+      <w:numFmt w:val="bullet"/>
+      <w:lvlText w:val=""/>
+      <w:lvlJc w:val="left"/>
+      <w:pPr>
+        <w:ind w:left="5040" w:hanging="360"/>
+      </w:pPr>
+      <w:rPr>
+        <w:rFonts w:ascii="Symbol" w:hAnsi="Symbol" w:hint="default"/>
+      </w:rPr>
+    </w:lvl>
+    <w:lvl w:ilvl="7" w:tplc="040C0003" w:tentative="1">
+      <w:start w:val="1"/>
+      <w:numFmt w:val="bullet"/>
+      <w:lvlText w:val="o"/>
+      <w:lvlJc w:val="left"/>
+      <w:pPr>
+        <w:ind w:left="5760" w:hanging="360"/>
+      </w:pPr>
+      <w:rPr>
+        <w:rFonts w:ascii="Courier New" w:hAnsi="Courier New" w:cs="Courier New" w:hint="default"/>
+      </w:rPr>
+    </w:lvl>
+    <w:lvl w:ilvl="8" w:tplc="040C0005" w:tentative="1">
+      <w:start w:val="1"/>
+      <w:numFmt w:val="bullet"/>
+      <w:lvlText w:val=""/>
+      <w:lvlJc w:val="left"/>
+      <w:pPr>
+        <w:ind w:left="6480" w:hanging="360"/>
+      </w:pPr>
+      <w:rPr>
+        <w:rFonts w:ascii="Wingdings" w:hAnsi="Wingdings" w:hint="default"/>
+      </w:rPr>
+    </w:lvl>
+  </w:abstractNum>
+  <w:abstractNum w:abstractNumId="9" w15:restartNumberingAfterBreak="0">
+    <w:nsid w:val="476A6F88"/>
+    <w:multiLevelType w:val="hybridMultilevel"/>
+    <w:tmpl w:val="9FAE655C"/>
+    <w:lvl w:ilvl="0" w:tplc="54EC3A3C">
+      <w:numFmt w:val="bullet"/>
+      <w:lvlText w:val="-"/>
+      <w:lvlJc w:val="left"/>
+      <w:pPr>
+        <w:ind w:left="720" w:hanging="360"/>
+      </w:pPr>
+      <w:rPr>
+        <w:rFonts w:ascii="Aptos" w:eastAsiaTheme="minorEastAsia" w:hAnsi="Aptos" w:cstheme="minorBidi" w:hint="default"/>
+      </w:rPr>
+    </w:lvl>
+    <w:lvl w:ilvl="1" w:tplc="040C0003" w:tentative="1">
+      <w:start w:val="1"/>
+      <w:numFmt w:val="bullet"/>
+      <w:lvlText w:val="o"/>
+      <w:lvlJc w:val="left"/>
+      <w:pPr>
+        <w:ind w:left="1440" w:hanging="360"/>
+      </w:pPr>
+      <w:rPr>
+        <w:rFonts w:ascii="Courier New" w:hAnsi="Courier New" w:cs="Courier New" w:hint="default"/>
+      </w:rPr>
+    </w:lvl>
+    <w:lvl w:ilvl="2" w:tplc="040C0005" w:tentative="1">
+      <w:start w:val="1"/>
+      <w:numFmt w:val="bullet"/>
+      <w:lvlText w:val=""/>
+      <w:lvlJc w:val="left"/>
+      <w:pPr>
+        <w:ind w:left="2160" w:hanging="360"/>
+      </w:pPr>
+      <w:rPr>
+        <w:rFonts w:ascii="Wingdings" w:hAnsi="Wingdings" w:hint="default"/>
+      </w:rPr>
+    </w:lvl>
+    <w:lvl w:ilvl="3" w:tplc="040C0001" w:tentative="1">
+      <w:start w:val="1"/>
+      <w:numFmt w:val="bullet"/>
+      <w:lvlText w:val=""/>
+      <w:lvlJc w:val="left"/>
+      <w:pPr>
+        <w:ind w:left="2880" w:hanging="360"/>
+      </w:pPr>
+      <w:rPr>
+        <w:rFonts w:ascii="Symbol" w:hAnsi="Symbol" w:hint="default"/>
+      </w:rPr>
+    </w:lvl>
+    <w:lvl w:ilvl="4" w:tplc="040C0003" w:tentative="1">
+      <w:start w:val="1"/>
+      <w:numFmt w:val="bullet"/>
+      <w:lvlText w:val="o"/>
+      <w:lvlJc w:val="left"/>
+      <w:pPr>
+        <w:ind w:left="3600" w:hanging="360"/>
+      </w:pPr>
+      <w:rPr>
+        <w:rFonts w:ascii="Courier New" w:hAnsi="Courier New" w:cs="Courier New" w:hint="default"/>
+      </w:rPr>
+    </w:lvl>
+    <w:lvl w:ilvl="5" w:tplc="040C0005" w:tentative="1">
+      <w:start w:val="1"/>
+      <w:numFmt w:val="bullet"/>
+      <w:lvlText w:val=""/>
+      <w:lvlJc w:val="left"/>
+      <w:pPr>
+        <w:ind w:left="4320" w:hanging="360"/>
+      </w:pPr>
+      <w:rPr>
+        <w:rFonts w:ascii="Wingdings" w:hAnsi="Wingdings" w:hint="default"/>
+      </w:rPr>
+    </w:lvl>
+    <w:lvl w:ilvl="6" w:tplc="040C0001" w:tentative="1">
+      <w:start w:val="1"/>
+      <w:numFmt w:val="bullet"/>
+      <w:lvlText w:val=""/>
+      <w:lvlJc w:val="left"/>
+      <w:pPr>
+        <w:ind w:left="5040" w:hanging="360"/>
+      </w:pPr>
+      <w:rPr>
+        <w:rFonts w:ascii="Symbol" w:hAnsi="Symbol" w:hint="default"/>
+      </w:rPr>
+    </w:lvl>
+    <w:lvl w:ilvl="7" w:tplc="040C0003" w:tentative="1">
+      <w:start w:val="1"/>
+      <w:numFmt w:val="bullet"/>
+      <w:lvlText w:val="o"/>
+      <w:lvlJc w:val="left"/>
+      <w:pPr>
+        <w:ind w:left="5760" w:hanging="360"/>
+      </w:pPr>
+      <w:rPr>
+        <w:rFonts w:ascii="Courier New" w:hAnsi="Courier New" w:cs="Courier New" w:hint="default"/>
+      </w:rPr>
+    </w:lvl>
+    <w:lvl w:ilvl="8" w:tplc="040C0005" w:tentative="1">
+      <w:start w:val="1"/>
+      <w:numFmt w:val="bullet"/>
+      <w:lvlText w:val=""/>
+      <w:lvlJc w:val="left"/>
+      <w:pPr>
+        <w:ind w:left="6480" w:hanging="360"/>
+      </w:pPr>
+      <w:rPr>
+        <w:rFonts w:ascii="Wingdings" w:hAnsi="Wingdings" w:hint="default"/>
+      </w:rPr>
+    </w:lvl>
+  </w:abstractNum>
+  <w:abstractNum w:abstractNumId="10" w15:restartNumberingAfterBreak="0">
+    <w:nsid w:val="7134280C"/>
+    <w:multiLevelType w:val="hybridMultilevel"/>
+    <w:tmpl w:val="9B709902"/>
+    <w:lvl w:ilvl="0" w:tplc="8C947916">
+      <w:start w:val="1"/>
+      <w:numFmt w:val="bullet"/>
+      <w:lvlText w:val="-"/>
+      <w:lvlJc w:val="left"/>
+      <w:pPr>
+        <w:ind w:left="720" w:hanging="360"/>
+      </w:pPr>
+      <w:rPr>
+        <w:rFonts w:ascii="Aptos" w:eastAsiaTheme="minorEastAsia" w:hAnsi="Aptos" w:cstheme="minorBidi" w:hint="default"/>
+      </w:rPr>
+    </w:lvl>
+    <w:lvl w:ilvl="1" w:tplc="040C0003" w:tentative="1">
+      <w:start w:val="1"/>
+      <w:numFmt w:val="bullet"/>
+      <w:lvlText w:val="o"/>
+      <w:lvlJc w:val="left"/>
+      <w:pPr>
+        <w:ind w:left="1440" w:hanging="360"/>
+      </w:pPr>
+      <w:rPr>
+        <w:rFonts w:ascii="Courier New" w:hAnsi="Courier New" w:cs="Courier New" w:hint="default"/>
+      </w:rPr>
+    </w:lvl>
+    <w:lvl w:ilvl="2" w:tplc="040C0005" w:tentative="1">
+      <w:start w:val="1"/>
+      <w:numFmt w:val="bullet"/>
+      <w:lvlText w:val=""/>
+      <w:lvlJc w:val="left"/>
+      <w:pPr>
+        <w:ind w:left="2160" w:hanging="360"/>
+      </w:pPr>
+      <w:rPr>
+        <w:rFonts w:ascii="Wingdings" w:hAnsi="Wingdings" w:hint="default"/>
+      </w:rPr>
+    </w:lvl>
+    <w:lvl w:ilvl="3" w:tplc="040C0001" w:tentative="1">
+      <w:start w:val="1"/>
+      <w:numFmt w:val="bullet"/>
+      <w:lvlText w:val=""/>
+      <w:lvlJc w:val="left"/>
+      <w:pPr>
+        <w:ind w:left="2880" w:hanging="360"/>
+      </w:pPr>
+      <w:rPr>
+        <w:rFonts w:ascii="Symbol" w:hAnsi="Symbol" w:hint="default"/>
+      </w:rPr>
+    </w:lvl>
+    <w:lvl w:ilvl="4" w:tplc="040C0003" w:tentative="1">
+      <w:start w:val="1"/>
+      <w:numFmt w:val="bullet"/>
+      <w:lvlText w:val="o"/>
+      <w:lvlJc w:val="left"/>
+      <w:pPr>
+        <w:ind w:left="3600" w:hanging="360"/>
+      </w:pPr>
+      <w:rPr>
+        <w:rFonts w:ascii="Courier New" w:hAnsi="Courier New" w:cs="Courier New" w:hint="default"/>
+      </w:rPr>
+    </w:lvl>
+    <w:lvl w:ilvl="5" w:tplc="040C0005" w:tentative="1">
+      <w:start w:val="1"/>
+      <w:numFmt w:val="bullet"/>
+      <w:lvlText w:val=""/>
+      <w:lvlJc w:val="left"/>
+      <w:pPr>
+        <w:ind w:left="4320" w:hanging="360"/>
+      </w:pPr>
+      <w:rPr>
+        <w:rFonts w:ascii="Wingdings" w:hAnsi="Wingdings" w:hint="default"/>
+      </w:rPr>
+    </w:lvl>
+    <w:lvl w:ilvl="6" w:tplc="040C0001" w:tentative="1">
+      <w:start w:val="1"/>
+      <w:numFmt w:val="bullet"/>
+      <w:lvlText w:val=""/>
+      <w:lvlJc w:val="left"/>
+      <w:pPr>
+        <w:ind w:left="5040" w:hanging="360"/>
+      </w:pPr>
+      <w:rPr>
+        <w:rFonts w:ascii="Symbol" w:hAnsi="Symbol" w:hint="default"/>
+      </w:rPr>
+    </w:lvl>
+    <w:lvl w:ilvl="7" w:tplc="040C0003" w:tentative="1">
+      <w:start w:val="1"/>
+      <w:numFmt w:val="bullet"/>
+      <w:lvlText w:val="o"/>
+      <w:lvlJc w:val="left"/>
+      <w:pPr>
+        <w:ind w:left="5760" w:hanging="360"/>
+      </w:pPr>
+      <w:rPr>
+        <w:rFonts w:ascii="Courier New" w:hAnsi="Courier New" w:cs="Courier New" w:hint="default"/>
+      </w:rPr>
+    </w:lvl>
+    <w:lvl w:ilvl="8" w:tplc="040C0005" w:tentative="1">
+      <w:start w:val="1"/>
+      <w:numFmt w:val="bullet"/>
+      <w:lvlText w:val=""/>
+      <w:lvlJc w:val="left"/>
+      <w:pPr>
+        <w:ind w:left="6480" w:hanging="360"/>
+      </w:pPr>
+      <w:rPr>
+        <w:rFonts w:ascii="Wingdings" w:hAnsi="Wingdings" w:hint="default"/>
+      </w:rPr>
+    </w:lvl>
+  </w:abstractNum>
+  <w:abstractNum w:abstractNumId="11" w15:restartNumberingAfterBreak="0">
     <w:nsid w:val="7B123FCA"/>
     <w:multiLevelType w:val="hybridMultilevel"/>
     <w:tmpl w:val="71869EC8"/>
@@ -701,11 +2146,164 @@
       </w:rPr>
     </w:lvl>
   </w:abstractNum>
-  <w:num w:numId="1" w16cid:durableId="890654366">
+  <w:num w:numId="1" w16cid:durableId="786436003">
     <w:abstractNumId w:val="0"/>
   </w:num>
-  <w:num w:numId="2" w16cid:durableId="1755978830">
+  <w:num w:numId="2" w16cid:durableId="1338266667">
     <w:abstractNumId w:val="1"/>
+  </w:num>
+  <w:num w:numId="3" w16cid:durableId="612369039">
+    <w:abstractNumId w:val="4"/>
+    <w:lvlOverride w:ilvl="0">
+      <w:startOverride w:val="1"/>
+    </w:lvlOverride>
+    <w:lvlOverride w:ilvl="1">
+      <w:startOverride w:val="1"/>
+    </w:lvlOverride>
+    <w:lvlOverride w:ilvl="2">
+      <w:startOverride w:val="1"/>
+    </w:lvlOverride>
+    <w:lvlOverride w:ilvl="3">
+      <w:startOverride w:val="1"/>
+    </w:lvlOverride>
+    <w:lvlOverride w:ilvl="4">
+      <w:startOverride w:val="1"/>
+    </w:lvlOverride>
+    <w:lvlOverride w:ilvl="5">
+      <w:startOverride w:val="1"/>
+    </w:lvlOverride>
+    <w:lvlOverride w:ilvl="6">
+      <w:startOverride w:val="1"/>
+    </w:lvlOverride>
+    <w:lvlOverride w:ilvl="7">
+      <w:startOverride w:val="1"/>
+    </w:lvlOverride>
+    <w:lvlOverride w:ilvl="8">
+      <w:startOverride w:val="1"/>
+    </w:lvlOverride>
+  </w:num>
+  <w:num w:numId="4" w16cid:durableId="1412964167">
+    <w:abstractNumId w:val="1"/>
+  </w:num>
+  <w:num w:numId="5" w16cid:durableId="79176722">
+    <w:abstractNumId w:val="1"/>
+  </w:num>
+  <w:num w:numId="6" w16cid:durableId="19481469">
+    <w:abstractNumId w:val="1"/>
+  </w:num>
+  <w:num w:numId="7" w16cid:durableId="256211322">
+    <w:abstractNumId w:val="1"/>
+  </w:num>
+  <w:num w:numId="8" w16cid:durableId="38671685">
+    <w:abstractNumId w:val="1"/>
+  </w:num>
+  <w:num w:numId="9" w16cid:durableId="1209797692">
+    <w:abstractNumId w:val="1"/>
+  </w:num>
+  <w:num w:numId="10" w16cid:durableId="186339090">
+    <w:abstractNumId w:val="1"/>
+  </w:num>
+  <w:num w:numId="11" w16cid:durableId="603735719">
+    <w:abstractNumId w:val="1"/>
+  </w:num>
+  <w:num w:numId="12" w16cid:durableId="1898973228">
+    <w:abstractNumId w:val="3"/>
+  </w:num>
+  <w:num w:numId="13" w16cid:durableId="1300653064">
+    <w:abstractNumId w:val="3"/>
+  </w:num>
+  <w:num w:numId="14" w16cid:durableId="1720278368">
+    <w:abstractNumId w:val="3"/>
+  </w:num>
+  <w:num w:numId="15" w16cid:durableId="2124230293">
+    <w:abstractNumId w:val="3"/>
+  </w:num>
+  <w:num w:numId="16" w16cid:durableId="952203022">
+    <w:abstractNumId w:val="3"/>
+  </w:num>
+  <w:num w:numId="17" w16cid:durableId="1196580492">
+    <w:abstractNumId w:val="2"/>
+  </w:num>
+  <w:num w:numId="18" w16cid:durableId="1622414921">
+    <w:abstractNumId w:val="4"/>
+    <w:lvlOverride w:ilvl="0">
+      <w:startOverride w:val="1"/>
+    </w:lvlOverride>
+    <w:lvlOverride w:ilvl="1">
+      <w:startOverride w:val="1"/>
+    </w:lvlOverride>
+    <w:lvlOverride w:ilvl="2">
+      <w:startOverride w:val="1"/>
+    </w:lvlOverride>
+    <w:lvlOverride w:ilvl="3">
+      <w:startOverride w:val="1"/>
+    </w:lvlOverride>
+    <w:lvlOverride w:ilvl="4">
+      <w:startOverride w:val="1"/>
+    </w:lvlOverride>
+    <w:lvlOverride w:ilvl="5">
+      <w:startOverride w:val="1"/>
+    </w:lvlOverride>
+    <w:lvlOverride w:ilvl="6">
+      <w:startOverride w:val="1"/>
+    </w:lvlOverride>
+    <w:lvlOverride w:ilvl="7">
+      <w:startOverride w:val="1"/>
+    </w:lvlOverride>
+    <w:lvlOverride w:ilvl="8">
+      <w:startOverride w:val="1"/>
+    </w:lvlOverride>
+  </w:num>
+  <w:num w:numId="19" w16cid:durableId="1867868710">
+    <w:abstractNumId w:val="4"/>
+    <w:lvlOverride w:ilvl="0">
+      <w:startOverride w:val="1"/>
+    </w:lvlOverride>
+    <w:lvlOverride w:ilvl="1">
+      <w:startOverride w:val="1"/>
+    </w:lvlOverride>
+    <w:lvlOverride w:ilvl="2">
+      <w:startOverride w:val="1"/>
+    </w:lvlOverride>
+    <w:lvlOverride w:ilvl="3">
+      <w:startOverride w:val="1"/>
+    </w:lvlOverride>
+    <w:lvlOverride w:ilvl="4">
+      <w:startOverride w:val="1"/>
+    </w:lvlOverride>
+    <w:lvlOverride w:ilvl="5">
+      <w:startOverride w:val="1"/>
+    </w:lvlOverride>
+    <w:lvlOverride w:ilvl="6">
+      <w:startOverride w:val="1"/>
+    </w:lvlOverride>
+    <w:lvlOverride w:ilvl="7">
+      <w:startOverride w:val="1"/>
+    </w:lvlOverride>
+    <w:lvlOverride w:ilvl="8">
+      <w:startOverride w:val="1"/>
+    </w:lvlOverride>
+  </w:num>
+  <w:num w:numId="20" w16cid:durableId="1958902735">
+    <w:abstractNumId w:val="5"/>
+  </w:num>
+  <w:num w:numId="21" w16cid:durableId="1893810317">
+    <w:abstractNumId w:val="9"/>
+  </w:num>
+  <w:num w:numId="22" w16cid:durableId="533347365">
+    <w:abstractNumId w:val="7"/>
+  </w:num>
+  <w:num w:numId="23" w16cid:durableId="963537378">
+    <w:abstractNumId w:val="10"/>
+  </w:num>
+  <w:num w:numId="24" w16cid:durableId="1384519529">
+    <w:abstractNumId w:val="8"/>
+  </w:num>
+  <w:num w:numId="25" w16cid:durableId="317925457">
+    <w:abstractNumId w:val="6"/>
+  </w:num>
+  <w:num w:numId="26" w16cid:durableId="1755978830">
+    <w:abstractNumId w:val="11"/>
   </w:num>
 </w:numbering>
 </file>
@@ -728,6 +2326,10 @@
     </w:pPrDefault>
   </w:docDefaults>
   <w:latentStyles w:defLockedState="0" w:defUIPriority="0" w:defSemiHidden="0" w:defUnhideWhenUsed="0" w:defQFormat="0" w:count="376">
+    <w:lsdException w:name="toc 1" w:uiPriority="39"/>
+    <w:lsdException w:name="toc 2" w:uiPriority="39"/>
+    <w:lsdException w:name="toc 3" w:uiPriority="39"/>
+    <w:lsdException w:name="Hyperlink" w:uiPriority="99"/>
     <w:lsdException w:name="Normal Table" w:semiHidden="1" w:unhideWhenUsed="1"/>
     <w:lsdException w:name="Table Simple 1" w:semiHidden="1" w:unhideWhenUsed="1"/>
     <w:lsdException w:name="Table Simple 2" w:semiHidden="1" w:unhideWhenUsed="1"/>
@@ -974,6 +2576,11 @@
   <w:style w:type="paragraph" w:default="1" w:styleId="Normal">
     <w:name w:val="Normal"/>
     <w:qFormat/>
+    <w:rsid w:val="007F5978"/>
+    <w:rPr>
+      <w:noProof/>
+      <w:lang w:val="fr-FR"/>
+    </w:rPr>
   </w:style>
   <w:style w:type="paragraph" w:styleId="Titre1">
     <w:name w:val="heading 1"/>
@@ -1002,7 +2609,6 @@
     <w:next w:val="Corpsdetexte"/>
     <w:link w:val="Titre2Car"/>
     <w:uiPriority w:val="9"/>
-    <w:semiHidden/>
     <w:unhideWhenUsed/>
     <w:qFormat/>
     <w:rsid w:val="00A10FD9"/>
@@ -1025,10 +2631,9 @@
     <w:next w:val="Corpsdetexte"/>
     <w:link w:val="Titre3Car"/>
     <w:uiPriority w:val="9"/>
-    <w:semiHidden/>
     <w:unhideWhenUsed/>
     <w:qFormat/>
-    <w:rsid w:val="00A10FD9"/>
+    <w:rsid w:val="00804D8E"/>
     <w:pPr>
       <w:keepNext/>
       <w:keepLines/>
@@ -1037,6 +2642,7 @@
     </w:pPr>
     <w:rPr>
       <w:rFonts w:eastAsiaTheme="majorEastAsia" w:cstheme="majorBidi"/>
+      <w:b/>
       <w:color w:val="0F4761" w:themeColor="accent1" w:themeShade="BF"/>
       <w:sz w:val="28"/>
       <w:szCs w:val="28"/>
@@ -1204,6 +2810,7 @@
   <w:style w:type="paragraph" w:styleId="Corpsdetexte">
     <w:name w:val="Body Text"/>
     <w:basedOn w:val="Normal"/>
+    <w:link w:val="CorpsdetexteCar"/>
     <w:qFormat/>
     <w:pPr>
       <w:spacing w:before="180" w:after="180"/>
@@ -1370,7 +2977,6 @@
     <w:basedOn w:val="Policepardfaut"/>
     <w:link w:val="Titre2"/>
     <w:uiPriority w:val="9"/>
-    <w:semiHidden/>
     <w:rsid w:val="00A10FD9"/>
     <w:rPr>
       <w:rFonts w:asciiTheme="majorHAnsi" w:eastAsiaTheme="majorEastAsia" w:hAnsiTheme="majorHAnsi" w:cstheme="majorBidi"/>
@@ -1384,13 +2990,14 @@
     <w:basedOn w:val="Policepardfaut"/>
     <w:link w:val="Titre3"/>
     <w:uiPriority w:val="9"/>
-    <w:semiHidden/>
-    <w:rsid w:val="00A10FD9"/>
+    <w:rsid w:val="00804D8E"/>
     <w:rPr>
       <w:rFonts w:eastAsiaTheme="majorEastAsia" w:cstheme="majorBidi"/>
+      <w:b/>
       <w:color w:val="0F4761" w:themeColor="accent1" w:themeShade="BF"/>
       <w:sz w:val="28"/>
       <w:szCs w:val="28"/>
+      <w:lang w:val="fr-FR"/>
     </w:rPr>
   </w:style>
   <w:style w:type="character" w:customStyle="1" w:styleId="Titre4Car">
@@ -1486,9 +3093,14 @@
   <w:style w:type="paragraph" w:styleId="Notedebasdepage">
     <w:name w:val="footnote text"/>
     <w:basedOn w:val="Normal"/>
+    <w:link w:val="NotedebasdepageCar"/>
     <w:uiPriority w:val="9"/>
     <w:unhideWhenUsed/>
     <w:qFormat/>
+    <w:rsid w:val="001E172D"/>
+    <w:pPr>
+      <w:spacing w:after="0"/>
+    </w:pPr>
   </w:style>
   <w:style w:type="paragraph" w:customStyle="1" w:styleId="FootnoteBlockText">
     <w:name w:val="Footnote Block Text"/>
@@ -1604,6 +3216,7 @@
   <w:style w:type="character" w:styleId="Lienhypertexte">
     <w:name w:val="Hyperlink"/>
     <w:basedOn w:val="LgendeCar"/>
+    <w:uiPriority w:val="99"/>
     <w:rPr>
       <w:color w:val="156082" w:themeColor="accent1"/>
     </w:rPr>
@@ -1615,8 +3228,10 @@
     <w:uiPriority w:val="39"/>
     <w:unhideWhenUsed/>
     <w:qFormat/>
+    <w:rsid w:val="00BB0C79"/>
     <w:pPr>
       <w:spacing w:before="240" w:line="259" w:lineRule="auto"/>
+      <w:jc w:val="center"/>
       <w:outlineLvl w:val="9"/>
     </w:pPr>
   </w:style>
@@ -1917,6 +3532,254 @@
     <w:rPr>
       <w:rFonts w:ascii="Consolas" w:hAnsi="Consolas"/>
       <w:sz w:val="22"/>
+    </w:rPr>
+  </w:style>
+  <w:style w:type="table" w:styleId="TableauGrille1Clair-Accentuation4">
+    <w:name w:val="Grid Table 1 Light Accent 4"/>
+    <w:basedOn w:val="TableauNormal"/>
+    <w:uiPriority w:val="46"/>
+    <w:rsid w:val="00531A57"/>
+    <w:pPr>
+      <w:spacing w:after="0"/>
+    </w:pPr>
+    <w:tblPr>
+      <w:tblStyleRowBandSize w:val="1"/>
+      <w:tblStyleColBandSize w:val="1"/>
+      <w:tblBorders>
+        <w:top w:val="single" w:sz="4" w:space="0" w:color="95DCF7" w:themeColor="accent4" w:themeTint="66"/>
+        <w:left w:val="single" w:sz="4" w:space="0" w:color="95DCF7" w:themeColor="accent4" w:themeTint="66"/>
+        <w:bottom w:val="single" w:sz="4" w:space="0" w:color="95DCF7" w:themeColor="accent4" w:themeTint="66"/>
+        <w:right w:val="single" w:sz="4" w:space="0" w:color="95DCF7" w:themeColor="accent4" w:themeTint="66"/>
+        <w:insideH w:val="single" w:sz="4" w:space="0" w:color="95DCF7" w:themeColor="accent4" w:themeTint="66"/>
+        <w:insideV w:val="single" w:sz="4" w:space="0" w:color="95DCF7" w:themeColor="accent4" w:themeTint="66"/>
+      </w:tblBorders>
+    </w:tblPr>
+    <w:tblStylePr w:type="firstRow">
+      <w:rPr>
+        <w:b/>
+        <w:bCs/>
+      </w:rPr>
+      <w:tblPr/>
+      <w:tcPr>
+        <w:tcBorders>
+          <w:bottom w:val="single" w:sz="12" w:space="0" w:color="60CAF3" w:themeColor="accent4" w:themeTint="99"/>
+        </w:tcBorders>
+      </w:tcPr>
+    </w:tblStylePr>
+    <w:tblStylePr w:type="lastRow">
+      <w:rPr>
+        <w:b/>
+        <w:bCs/>
+      </w:rPr>
+      <w:tblPr/>
+      <w:tcPr>
+        <w:tcBorders>
+          <w:top w:val="double" w:sz="2" w:space="0" w:color="60CAF3" w:themeColor="accent4" w:themeTint="99"/>
+        </w:tcBorders>
+      </w:tcPr>
+    </w:tblStylePr>
+    <w:tblStylePr w:type="firstCol">
+      <w:rPr>
+        <w:b/>
+        <w:bCs/>
+      </w:rPr>
+    </w:tblStylePr>
+    <w:tblStylePr w:type="lastCol">
+      <w:rPr>
+        <w:b/>
+        <w:bCs/>
+      </w:rPr>
+    </w:tblStylePr>
+  </w:style>
+  <w:style w:type="table" w:styleId="TableauGrille1Clair-Accentuation1">
+    <w:name w:val="Grid Table 1 Light Accent 1"/>
+    <w:basedOn w:val="TableauNormal"/>
+    <w:uiPriority w:val="46"/>
+    <w:rsid w:val="00531A57"/>
+    <w:pPr>
+      <w:spacing w:after="0"/>
+    </w:pPr>
+    <w:tblPr>
+      <w:tblStyleRowBandSize w:val="1"/>
+      <w:tblStyleColBandSize w:val="1"/>
+      <w:tblBorders>
+        <w:top w:val="single" w:sz="4" w:space="0" w:color="83CAEB" w:themeColor="accent1" w:themeTint="66"/>
+        <w:left w:val="single" w:sz="4" w:space="0" w:color="83CAEB" w:themeColor="accent1" w:themeTint="66"/>
+        <w:bottom w:val="single" w:sz="4" w:space="0" w:color="83CAEB" w:themeColor="accent1" w:themeTint="66"/>
+        <w:right w:val="single" w:sz="4" w:space="0" w:color="83CAEB" w:themeColor="accent1" w:themeTint="66"/>
+        <w:insideH w:val="single" w:sz="4" w:space="0" w:color="83CAEB" w:themeColor="accent1" w:themeTint="66"/>
+        <w:insideV w:val="single" w:sz="4" w:space="0" w:color="83CAEB" w:themeColor="accent1" w:themeTint="66"/>
+      </w:tblBorders>
+    </w:tblPr>
+    <w:tblStylePr w:type="firstRow">
+      <w:rPr>
+        <w:b/>
+        <w:bCs/>
+      </w:rPr>
+      <w:tblPr/>
+      <w:tcPr>
+        <w:tcBorders>
+          <w:bottom w:val="single" w:sz="12" w:space="0" w:color="45B0E1" w:themeColor="accent1" w:themeTint="99"/>
+        </w:tcBorders>
+      </w:tcPr>
+    </w:tblStylePr>
+    <w:tblStylePr w:type="lastRow">
+      <w:rPr>
+        <w:b/>
+        <w:bCs/>
+      </w:rPr>
+      <w:tblPr/>
+      <w:tcPr>
+        <w:tcBorders>
+          <w:top w:val="double" w:sz="2" w:space="0" w:color="45B0E1" w:themeColor="accent1" w:themeTint="99"/>
+        </w:tcBorders>
+      </w:tcPr>
+    </w:tblStylePr>
+    <w:tblStylePr w:type="firstCol">
+      <w:rPr>
+        <w:b/>
+        <w:bCs/>
+      </w:rPr>
+    </w:tblStylePr>
+    <w:tblStylePr w:type="lastCol">
+      <w:rPr>
+        <w:b/>
+        <w:bCs/>
+      </w:rPr>
+    </w:tblStylePr>
+  </w:style>
+  <w:style w:type="paragraph" w:styleId="En-tte">
+    <w:name w:val="header"/>
+    <w:basedOn w:val="Normal"/>
+    <w:link w:val="En-tteCar"/>
+    <w:rsid w:val="00B71341"/>
+    <w:pPr>
+      <w:tabs>
+        <w:tab w:val="center" w:pos="4536"/>
+        <w:tab w:val="right" w:pos="9072"/>
+      </w:tabs>
+      <w:spacing w:after="0"/>
+    </w:pPr>
+  </w:style>
+  <w:style w:type="character" w:customStyle="1" w:styleId="En-tteCar">
+    <w:name w:val="En-tête Car"/>
+    <w:basedOn w:val="Policepardfaut"/>
+    <w:link w:val="En-tte"/>
+    <w:rsid w:val="00B71341"/>
+  </w:style>
+  <w:style w:type="paragraph" w:styleId="Pieddepage">
+    <w:name w:val="footer"/>
+    <w:basedOn w:val="Normal"/>
+    <w:link w:val="PieddepageCar"/>
+    <w:rsid w:val="00B71341"/>
+    <w:pPr>
+      <w:tabs>
+        <w:tab w:val="center" w:pos="4536"/>
+        <w:tab w:val="right" w:pos="9072"/>
+      </w:tabs>
+      <w:spacing w:after="0"/>
+    </w:pPr>
+  </w:style>
+  <w:style w:type="character" w:customStyle="1" w:styleId="PieddepageCar">
+    <w:name w:val="Pied de page Car"/>
+    <w:basedOn w:val="Policepardfaut"/>
+    <w:link w:val="Pieddepage"/>
+    <w:rsid w:val="00B71341"/>
+  </w:style>
+  <w:style w:type="character" w:customStyle="1" w:styleId="CorpsdetexteCar">
+    <w:name w:val="Corps de texte Car"/>
+    <w:basedOn w:val="Policepardfaut"/>
+    <w:link w:val="Corpsdetexte"/>
+    <w:rsid w:val="00680EB1"/>
+  </w:style>
+  <w:style w:type="character" w:customStyle="1" w:styleId="NotedebasdepageCar">
+    <w:name w:val="Note de bas de page Car"/>
+    <w:basedOn w:val="Policepardfaut"/>
+    <w:link w:val="Notedebasdepage"/>
+    <w:uiPriority w:val="9"/>
+    <w:rsid w:val="001E172D"/>
+  </w:style>
+  <w:style w:type="paragraph" w:styleId="TM1">
+    <w:name w:val="toc 1"/>
+    <w:basedOn w:val="Normal"/>
+    <w:next w:val="Normal"/>
+    <w:autoRedefine/>
+    <w:uiPriority w:val="39"/>
+    <w:rsid w:val="00BB0C79"/>
+    <w:pPr>
+      <w:spacing w:after="100"/>
+    </w:pPr>
+  </w:style>
+  <w:style w:type="paragraph" w:styleId="TM2">
+    <w:name w:val="toc 2"/>
+    <w:basedOn w:val="Normal"/>
+    <w:next w:val="Normal"/>
+    <w:autoRedefine/>
+    <w:uiPriority w:val="39"/>
+    <w:rsid w:val="00BB0C79"/>
+    <w:pPr>
+      <w:spacing w:after="0"/>
+      <w:ind w:left="238"/>
+    </w:pPr>
+  </w:style>
+  <w:style w:type="paragraph" w:styleId="TM3">
+    <w:name w:val="toc 3"/>
+    <w:basedOn w:val="Normal"/>
+    <w:next w:val="Normal"/>
+    <w:autoRedefine/>
+    <w:uiPriority w:val="39"/>
+    <w:rsid w:val="00BB0C79"/>
+    <w:pPr>
+      <w:tabs>
+        <w:tab w:val="right" w:leader="dot" w:pos="9396"/>
+      </w:tabs>
+      <w:spacing w:after="0"/>
+      <w:ind w:left="482"/>
+    </w:pPr>
+  </w:style>
+  <w:style w:type="table" w:customStyle="1" w:styleId="TableNormal">
+    <w:name w:val="Table Normal"/>
+    <w:uiPriority w:val="2"/>
+    <w:semiHidden/>
+    <w:unhideWhenUsed/>
+    <w:qFormat/>
+    <w:rsid w:val="00F27BB9"/>
+    <w:pPr>
+      <w:widowControl w:val="0"/>
+      <w:spacing w:after="0"/>
+    </w:pPr>
+    <w:rPr>
+      <w:rFonts w:eastAsiaTheme="minorHAnsi"/>
+      <w:sz w:val="22"/>
+      <w:szCs w:val="22"/>
+      <w:lang w:eastAsia="en-US"/>
+    </w:rPr>
+    <w:tblPr>
+      <w:tblInd w:w="0" w:type="dxa"/>
+      <w:tblCellMar>
+        <w:top w:w="0" w:type="dxa"/>
+        <w:left w:w="0" w:type="dxa"/>
+        <w:bottom w:w="0" w:type="dxa"/>
+        <w:right w:w="0" w:type="dxa"/>
+      </w:tblCellMar>
+    </w:tblPr>
+  </w:style>
+  <w:style w:type="paragraph" w:customStyle="1" w:styleId="TableParagraph">
+    <w:name w:val="Table Paragraph"/>
+    <w:basedOn w:val="Normal"/>
+    <w:uiPriority w:val="1"/>
+    <w:qFormat/>
+    <w:rsid w:val="00F27BB9"/>
+    <w:pPr>
+      <w:widowControl w:val="0"/>
+      <w:spacing w:after="0"/>
+      <w:contextualSpacing/>
+    </w:pPr>
+    <w:rPr>
+      <w:rFonts w:eastAsiaTheme="minorHAnsi"/>
+      <w:sz w:val="22"/>
+      <w:szCs w:val="22"/>
+      <w:lang w:eastAsia="en-US"/>
     </w:rPr>
   </w:style>
 </w:styles>
@@ -2215,4 +4078,16 @@
     </a:ext>
   </a:extLst>
 </a:theme>
+</file>
+
+<file path=customXml/item1.xml><?xml version="1.0" encoding="utf-8"?>
+<b:Sources xmlns:b="http://schemas.openxmlformats.org/officeDocument/2006/bibliography" xmlns="http://schemas.openxmlformats.org/officeDocument/2006/bibliography" SelectedStyle="\APASixthEditionOfficeOnline.xsl" StyleName="APA" Version="6"/>
+</file>
+
+<file path=customXml/itemProps1.xml><?xml version="1.0" encoding="utf-8"?>
+<ds:datastoreItem xmlns:ds="http://schemas.openxmlformats.org/officeDocument/2006/customXml" ds:itemID="{1D1717BB-CB40-4B11-9FEA-11F3298236C3}">
+  <ds:schemaRefs>
+    <ds:schemaRef ds:uri="http://schemas.openxmlformats.org/officeDocument/2006/bibliography"/>
+  </ds:schemaRefs>
+</ds:datastoreItem>
 </file>